--- a/public/assets/tds/NSP.docx
+++ b/public/assets/tds/NSP.docx
@@ -5,26 +5,93 @@
     <w:p>
       <w:pPr>
         <w:spacing w:after="0"/>
+        <w:rPr>
+          <w:rFonts w:ascii="Aptos Display" w:hAnsi="Aptos Display"/>
+          <w:b/>
+          <w:color w:val="101820"/>
+          <w:sz w:val="62"/>
+          <w:lang w:val="fr-FR"/>
+        </w:rPr>
+      </w:pPr>
+    </w:p>
+    <w:p>
+      <w:pPr>
+        <w:spacing w:after="0"/>
       </w:pPr>
       <w:r>
         <w:rPr>
-          <w:noProof/>
+          <w:rFonts w:ascii="Aptos Display" w:hAnsi="Aptos Display"/>
+          <w:b/>
+          <w:color w:val="101820"/>
+          <w:sz w:val="62"/>
+        </w:rPr>
+        <w:t>N</w:t>
+      </w:r>
+      <w:r>
+        <w:rPr>
+          <w:rFonts w:ascii="Aptos Display" w:hAnsi="Aptos Display"/>
+          <w:b/>
+          <w:color w:val="101820"/>
+          <w:sz w:val="62"/>
+        </w:rPr>
+        <w:t>S</w:t>
+      </w:r>
+      <w:r>
+        <w:rPr>
+          <w:rFonts w:ascii="Aptos Display" w:hAnsi="Aptos Display"/>
+          <w:b/>
+          <w:color w:val="101820"/>
+          <w:sz w:val="62"/>
+        </w:rPr>
+        <w:t>P</w:t>
+      </w:r>
+      <w:r>
+        <w:t xml:space="preserve"> </w:t>
+      </w:r>
+      <w:r>
+        <w:tab/>
+      </w:r>
+      <w:r>
+        <w:t xml:space="preserve">    </w:t>
+      </w:r>
+      <w:r>
+        <w:rPr>
+          <w:b/>
+          <w:color w:val="FC6B00"/>
+          <w:sz w:val="26"/>
+        </w:rPr>
+        <w:t>Pearlized Sealable Film</w:t>
+      </w:r>
+    </w:p>
+    <w:p>
+      <w:pPr>
+        <w:spacing w:before="120" w:after="60"/>
+        <w:rPr>
           <w:sz w:val="20"/>
           <w:szCs w:val="20"/>
         </w:rPr>
+      </w:pPr>
+      <w:r>
+        <w:rPr>
+          <w:rFonts w:ascii="Aptos Display" w:hAnsi="Aptos Display"/>
+          <w:b/>
+          <w:color w:val="101820"/>
+          <w:sz w:val="62"/>
+          <w:lang w:val="fr-FR"/>
+        </w:rPr>
         <w:drawing>
-          <wp:anchor distT="0" distB="0" distL="114300" distR="114300" simplePos="0" relativeHeight="251659264" behindDoc="0" locked="0" layoutInCell="1" allowOverlap="1" wp14:anchorId="52A38EF2" wp14:editId="67AFB327">
+          <wp:anchor distT="0" distB="0" distL="114300" distR="114300" simplePos="0" relativeHeight="251658240" behindDoc="0" locked="0" layoutInCell="1" allowOverlap="1" wp14:anchorId="1503D29E" wp14:editId="22FB733F">
             <wp:simplePos x="0" y="0"/>
             <wp:positionH relativeFrom="margin">
-              <wp:posOffset>3660775</wp:posOffset>
+              <wp:posOffset>2928620</wp:posOffset>
             </wp:positionH>
             <wp:positionV relativeFrom="margin">
-              <wp:posOffset>331470</wp:posOffset>
+              <wp:posOffset>1196975</wp:posOffset>
             </wp:positionV>
-            <wp:extent cx="3252470" cy="1538605"/>
-            <wp:effectExtent l="0" t="0" r="5080" b="4445"/>
+            <wp:extent cx="3879215" cy="1681480"/>
+            <wp:effectExtent l="0" t="0" r="6985" b="0"/>
             <wp:wrapSquare wrapText="bothSides"/>
-            <wp:docPr id="1271774375" name="Picture 1"/>
+            <wp:docPr id="2045480360" name="Image 8"/>
             <wp:cNvGraphicFramePr>
               <a:graphicFrameLocks xmlns:a="http://schemas.openxmlformats.org/drawingml/2006/main" noChangeAspect="1"/>
             </wp:cNvGraphicFramePr>
@@ -32,23 +99,36 @@
               <a:graphicData uri="http://schemas.openxmlformats.org/drawingml/2006/picture">
                 <pic:pic xmlns:pic="http://schemas.openxmlformats.org/drawingml/2006/picture">
                   <pic:nvPicPr>
-                    <pic:cNvPr id="1271774375" name=""/>
-                    <pic:cNvPicPr/>
+                    <pic:cNvPr id="0" name="Picture 36"/>
+                    <pic:cNvPicPr>
+                      <a:picLocks noChangeAspect="1" noChangeArrowheads="1"/>
+                    </pic:cNvPicPr>
                   </pic:nvPicPr>
                   <pic:blipFill>
-                    <a:blip r:embed="rId7"/>
+                    <a:blip r:embed="rId7" cstate="print">
+                      <a:extLst>
+                        <a:ext uri="{28A0092B-C50C-407E-A947-70E740481C1C}">
+                          <a14:useLocalDpi xmlns:a14="http://schemas.microsoft.com/office/drawing/2010/main" val="0"/>
+                        </a:ext>
+                      </a:extLst>
+                    </a:blip>
+                    <a:srcRect/>
                     <a:stretch>
                       <a:fillRect/>
                     </a:stretch>
                   </pic:blipFill>
-                  <pic:spPr>
+                  <pic:spPr bwMode="auto">
                     <a:xfrm>
                       <a:off x="0" y="0"/>
-                      <a:ext cx="3252470" cy="1538605"/>
+                      <a:ext cx="3879215" cy="1681480"/>
                     </a:xfrm>
                     <a:prstGeom prst="rect">
                       <a:avLst/>
                     </a:prstGeom>
+                    <a:noFill/>
+                    <a:ln>
+                      <a:noFill/>
+                    </a:ln>
                   </pic:spPr>
                 </pic:pic>
               </a:graphicData>
@@ -64,44 +144,15 @@
       </w:r>
       <w:r>
         <w:rPr>
-          <w:rFonts w:ascii="Aptos Display" w:hAnsi="Aptos Display"/>
           <w:b/>
-          <w:color w:val="101820"/>
-          <w:sz w:val="62"/>
-        </w:rPr>
-        <w:t>NLV</w:t>
-      </w:r>
-      <w:r>
-        <w:t xml:space="preserve"> </w:t>
-      </w:r>
-      <w:r>
-        <w:tab/>
-      </w:r>
-      <w:r>
-        <w:rPr>
-          <w:b/>
-          <w:color w:val="F2A51A"/>
-          <w:sz w:val="26"/>
-        </w:rPr>
-        <w:t>LABEL VOIDED FILM</w:t>
-      </w:r>
-    </w:p>
-    <w:p>
-      <w:pPr>
-        <w:spacing w:before="120" w:after="60"/>
-        <w:rPr>
-          <w:sz w:val="20"/>
-          <w:szCs w:val="20"/>
-        </w:rPr>
-      </w:pPr>
-      <w:r>
-        <w:rPr>
-          <w:b/>
-          <w:color w:val="F2A51A"/>
+          <w:color w:val="FC6B00"/>
           <w:sz w:val="20"/>
           <w:szCs w:val="20"/>
         </w:rPr>
         <w:t>PRODUCT OVERVIEW</w:t>
+      </w:r>
+      <w:r>
+        <w:t xml:space="preserve"> </w:t>
       </w:r>
       <w:r>
         <w:rPr>
@@ -117,16 +168,34 @@
           <w:sz w:val="20"/>
           <w:szCs w:val="20"/>
         </w:rPr>
-        <w:t>NLV is a coextruded BOPP film with a micro-voided core structure, developed as a lightweight substrate for label and packaging applications. The film combines a multilayer construction with a controlled surface structure to provide consistent performance during converting.</w:t>
+        <w:t>NS</w:t>
+      </w:r>
+      <w:r>
+        <w:rPr>
+          <w:sz w:val="20"/>
+          <w:szCs w:val="20"/>
+        </w:rPr>
+        <w:t>P</w:t>
+      </w:r>
+      <w:r>
+        <w:rPr>
+          <w:sz w:val="20"/>
+          <w:szCs w:val="20"/>
+        </w:rPr>
+        <w:t xml:space="preserve"> is coextruded </w:t>
+      </w:r>
+      <w:r>
+        <w:rPr>
+          <w:sz w:val="20"/>
+          <w:szCs w:val="20"/>
+        </w:rPr>
+        <w:t>BOPP film, suitable for food packaging.</w:t>
       </w:r>
     </w:p>
     <w:p>
       <w:pPr>
         <w:spacing w:before="120" w:after="60"/>
         <w:rPr>
-          <w:rFonts w:ascii="Aptos Display" w:hAnsi="Aptos Display"/>
-          <w:b/>
-          <w:color w:val="F2A51A"/>
           <w:sz w:val="20"/>
           <w:szCs w:val="20"/>
         </w:rPr>
@@ -158,7 +227,7 @@
         <w:rPr>
           <w:rFonts w:ascii="Aptos Display" w:hAnsi="Aptos Display"/>
           <w:b/>
-          <w:color w:val="F2A51A"/>
+          <w:color w:val="FC6B00"/>
           <w:sz w:val="20"/>
           <w:szCs w:val="20"/>
         </w:rPr>
@@ -167,7 +236,7 @@
         <w:rPr>
           <w:rFonts w:ascii="Aptos Display" w:hAnsi="Aptos Display"/>
           <w:b/>
-          <w:color w:val="F2A51A"/>
+          <w:color w:val="FC6B00"/>
           <w:sz w:val="20"/>
           <w:szCs w:val="20"/>
         </w:rPr>
@@ -176,16 +245,19 @@
     </w:p>
     <w:p>
       <w:pPr>
-        <w:pStyle w:val="ListParagraph"/>
+        <w:pStyle w:val="Paragraphedeliste"/>
         <w:numPr>
           <w:ilvl w:val="0"/>
-          <w:numId w:val="1"/>
+          <w:numId w:val="23"/>
         </w:numPr>
-        <w:spacing w:after="0"/>
+        <w:spacing w:before="120" w:after="60"/>
         <w:rPr>
+          <w:rFonts w:ascii="Aptos" w:hAnsi="Aptos"/>
           <w:bCs/>
+          <w:color w:val="101820"/>
           <w:sz w:val="20"/>
           <w:szCs w:val="20"/>
+          <w:lang w:val="fr-FR"/>
         </w:rPr>
       </w:pPr>
       <w:r>
@@ -195,18 +267,486 @@
           <w:color w:val="101820"/>
           <w:sz w:val="20"/>
           <w:szCs w:val="20"/>
+          <w:lang w:val="fr-FR"/>
         </w:rPr>
-        <w:t>High opacity and whiteness</w:t>
+        <w:t xml:space="preserve">Very good </w:t>
+      </w:r>
+      <w:proofErr w:type="spellStart"/>
+      <w:r>
+        <w:rPr>
+          <w:rFonts w:ascii="Aptos" w:hAnsi="Aptos"/>
+          <w:bCs/>
+          <w:color w:val="101820"/>
+          <w:sz w:val="20"/>
+          <w:szCs w:val="20"/>
+          <w:lang w:val="fr-FR"/>
+        </w:rPr>
+        <w:t>opacity</w:t>
+      </w:r>
+      <w:proofErr w:type="spellEnd"/>
+      <w:r>
+        <w:rPr>
+          <w:rFonts w:ascii="Aptos" w:hAnsi="Aptos"/>
+          <w:bCs/>
+          <w:color w:val="101820"/>
+          <w:sz w:val="20"/>
+          <w:szCs w:val="20"/>
+          <w:lang w:val="fr-FR"/>
+        </w:rPr>
+        <w:t xml:space="preserve"> and </w:t>
+      </w:r>
+      <w:proofErr w:type="spellStart"/>
+      <w:r>
+        <w:rPr>
+          <w:rFonts w:ascii="Aptos" w:hAnsi="Aptos"/>
+          <w:bCs/>
+          <w:color w:val="101820"/>
+          <w:sz w:val="20"/>
+          <w:szCs w:val="20"/>
+          <w:lang w:val="fr-FR"/>
+        </w:rPr>
+        <w:t>whiteness</w:t>
+      </w:r>
+      <w:proofErr w:type="spellEnd"/>
+      <w:r>
+        <w:rPr>
+          <w:rFonts w:ascii="Aptos" w:hAnsi="Aptos"/>
+          <w:bCs/>
+          <w:color w:val="101820"/>
+          <w:sz w:val="20"/>
+          <w:szCs w:val="20"/>
+          <w:lang w:val="fr-FR"/>
+        </w:rPr>
+        <w:t>.</w:t>
       </w:r>
     </w:p>
     <w:p>
       <w:pPr>
-        <w:pStyle w:val="ListParagraph"/>
+        <w:pStyle w:val="Paragraphedeliste"/>
         <w:numPr>
           <w:ilvl w:val="0"/>
-          <w:numId w:val="1"/>
+          <w:numId w:val="23"/>
         </w:numPr>
-        <w:spacing w:after="0"/>
+        <w:spacing w:before="120" w:after="60"/>
+        <w:rPr>
+          <w:rFonts w:ascii="Aptos" w:hAnsi="Aptos"/>
+          <w:bCs/>
+          <w:color w:val="101820"/>
+          <w:sz w:val="20"/>
+          <w:szCs w:val="20"/>
+          <w:lang w:val="fr-FR"/>
+        </w:rPr>
+      </w:pPr>
+      <w:r>
+        <w:rPr>
+          <w:rFonts w:ascii="Aptos" w:hAnsi="Aptos"/>
+          <w:bCs/>
+          <w:color w:val="101820"/>
+          <w:sz w:val="20"/>
+          <w:szCs w:val="20"/>
+          <w:lang w:val="fr-FR"/>
+        </w:rPr>
+        <w:t xml:space="preserve">Excellent web </w:t>
+      </w:r>
+      <w:proofErr w:type="spellStart"/>
+      <w:r>
+        <w:rPr>
+          <w:rFonts w:ascii="Aptos" w:hAnsi="Aptos"/>
+          <w:bCs/>
+          <w:color w:val="101820"/>
+          <w:sz w:val="20"/>
+          <w:szCs w:val="20"/>
+          <w:lang w:val="fr-FR"/>
+        </w:rPr>
+        <w:t>flatness</w:t>
+      </w:r>
+      <w:proofErr w:type="spellEnd"/>
+      <w:r>
+        <w:rPr>
+          <w:rFonts w:ascii="Aptos" w:hAnsi="Aptos"/>
+          <w:bCs/>
+          <w:color w:val="101820"/>
+          <w:sz w:val="20"/>
+          <w:szCs w:val="20"/>
+          <w:lang w:val="fr-FR"/>
+        </w:rPr>
+        <w:t>.</w:t>
+      </w:r>
+    </w:p>
+    <w:p>
+      <w:pPr>
+        <w:pStyle w:val="Paragraphedeliste"/>
+        <w:numPr>
+          <w:ilvl w:val="0"/>
+          <w:numId w:val="23"/>
+        </w:numPr>
+        <w:spacing w:before="120" w:after="60"/>
+        <w:rPr>
+          <w:rFonts w:ascii="Aptos" w:hAnsi="Aptos"/>
+          <w:bCs/>
+          <w:color w:val="101820"/>
+          <w:sz w:val="20"/>
+          <w:szCs w:val="20"/>
+          <w:lang w:val="fr-FR"/>
+        </w:rPr>
+      </w:pPr>
+      <w:r>
+        <w:rPr>
+          <w:rFonts w:ascii="Aptos" w:hAnsi="Aptos"/>
+          <w:bCs/>
+          <w:color w:val="101820"/>
+          <w:sz w:val="20"/>
+          <w:szCs w:val="20"/>
+          <w:lang w:val="fr-FR"/>
+        </w:rPr>
+        <w:t xml:space="preserve">Very good </w:t>
+      </w:r>
+      <w:proofErr w:type="spellStart"/>
+      <w:r>
+        <w:rPr>
+          <w:rFonts w:ascii="Aptos" w:hAnsi="Aptos"/>
+          <w:bCs/>
+          <w:color w:val="101820"/>
+          <w:sz w:val="20"/>
+          <w:szCs w:val="20"/>
+          <w:lang w:val="fr-FR"/>
+        </w:rPr>
+        <w:t>dead-fold</w:t>
+      </w:r>
+      <w:proofErr w:type="spellEnd"/>
+      <w:r>
+        <w:rPr>
+          <w:rFonts w:ascii="Aptos" w:hAnsi="Aptos"/>
+          <w:bCs/>
+          <w:color w:val="101820"/>
+          <w:sz w:val="20"/>
+          <w:szCs w:val="20"/>
+          <w:lang w:val="fr-FR"/>
+        </w:rPr>
+        <w:t xml:space="preserve"> </w:t>
+      </w:r>
+      <w:proofErr w:type="spellStart"/>
+      <w:r>
+        <w:rPr>
+          <w:rFonts w:ascii="Aptos" w:hAnsi="Aptos"/>
+          <w:bCs/>
+          <w:color w:val="101820"/>
+          <w:sz w:val="20"/>
+          <w:szCs w:val="20"/>
+          <w:lang w:val="fr-FR"/>
+        </w:rPr>
+        <w:t>properties</w:t>
+      </w:r>
+      <w:proofErr w:type="spellEnd"/>
+      <w:r>
+        <w:rPr>
+          <w:rFonts w:ascii="Aptos" w:hAnsi="Aptos"/>
+          <w:bCs/>
+          <w:color w:val="101820"/>
+          <w:sz w:val="20"/>
+          <w:szCs w:val="20"/>
+          <w:lang w:val="fr-FR"/>
+        </w:rPr>
+        <w:t>.</w:t>
+      </w:r>
+    </w:p>
+    <w:p>
+      <w:pPr>
+        <w:pStyle w:val="Paragraphedeliste"/>
+        <w:numPr>
+          <w:ilvl w:val="0"/>
+          <w:numId w:val="23"/>
+        </w:numPr>
+        <w:spacing w:before="120" w:after="60"/>
+        <w:rPr>
+          <w:rFonts w:ascii="Aptos" w:hAnsi="Aptos"/>
+          <w:bCs/>
+          <w:color w:val="101820"/>
+          <w:sz w:val="20"/>
+          <w:szCs w:val="20"/>
+          <w:lang w:val="fr-FR"/>
+        </w:rPr>
+      </w:pPr>
+      <w:r>
+        <w:rPr>
+          <w:rFonts w:ascii="Aptos" w:hAnsi="Aptos"/>
+          <w:bCs/>
+          <w:color w:val="101820"/>
+          <w:sz w:val="20"/>
+          <w:szCs w:val="20"/>
+          <w:lang w:val="fr-FR"/>
+        </w:rPr>
+        <w:t xml:space="preserve">Wide </w:t>
+      </w:r>
+      <w:proofErr w:type="spellStart"/>
+      <w:r>
+        <w:rPr>
+          <w:rFonts w:ascii="Aptos" w:hAnsi="Aptos"/>
+          <w:bCs/>
+          <w:color w:val="101820"/>
+          <w:sz w:val="20"/>
+          <w:szCs w:val="20"/>
+          <w:lang w:val="fr-FR"/>
+        </w:rPr>
+        <w:t>sealing</w:t>
+      </w:r>
+      <w:proofErr w:type="spellEnd"/>
+      <w:r>
+        <w:rPr>
+          <w:rFonts w:ascii="Aptos" w:hAnsi="Aptos"/>
+          <w:bCs/>
+          <w:color w:val="101820"/>
+          <w:sz w:val="20"/>
+          <w:szCs w:val="20"/>
+          <w:lang w:val="fr-FR"/>
+        </w:rPr>
+        <w:t xml:space="preserve"> range.</w:t>
+      </w:r>
+    </w:p>
+    <w:p>
+      <w:pPr>
+        <w:pStyle w:val="Paragraphedeliste"/>
+        <w:numPr>
+          <w:ilvl w:val="0"/>
+          <w:numId w:val="23"/>
+        </w:numPr>
+        <w:spacing w:before="120" w:after="60"/>
+        <w:rPr>
+          <w:rFonts w:ascii="Aptos" w:hAnsi="Aptos"/>
+          <w:bCs/>
+          <w:color w:val="101820"/>
+          <w:sz w:val="20"/>
+          <w:szCs w:val="20"/>
+          <w:lang w:val="fr-FR"/>
+        </w:rPr>
+      </w:pPr>
+      <w:r>
+        <w:rPr>
+          <w:rFonts w:ascii="Aptos" w:hAnsi="Aptos"/>
+          <w:bCs/>
+          <w:color w:val="101820"/>
+          <w:sz w:val="20"/>
+          <w:szCs w:val="20"/>
+          <w:lang w:val="fr-FR"/>
+        </w:rPr>
+        <w:t xml:space="preserve">Excellent </w:t>
+      </w:r>
+      <w:proofErr w:type="spellStart"/>
+      <w:r>
+        <w:rPr>
+          <w:rFonts w:ascii="Aptos" w:hAnsi="Aptos"/>
+          <w:bCs/>
+          <w:color w:val="101820"/>
+          <w:sz w:val="20"/>
+          <w:szCs w:val="20"/>
+          <w:lang w:val="fr-FR"/>
+        </w:rPr>
+        <w:t>glossy</w:t>
+      </w:r>
+      <w:proofErr w:type="spellEnd"/>
+      <w:r>
+        <w:rPr>
+          <w:rFonts w:ascii="Aptos" w:hAnsi="Aptos"/>
+          <w:bCs/>
+          <w:color w:val="101820"/>
+          <w:sz w:val="20"/>
+          <w:szCs w:val="20"/>
+          <w:lang w:val="fr-FR"/>
+        </w:rPr>
+        <w:t xml:space="preserve"> surface.</w:t>
+      </w:r>
+    </w:p>
+    <w:p>
+      <w:pPr>
+        <w:pStyle w:val="Paragraphedeliste"/>
+        <w:numPr>
+          <w:ilvl w:val="0"/>
+          <w:numId w:val="23"/>
+        </w:numPr>
+        <w:spacing w:before="120" w:after="60"/>
+        <w:rPr>
+          <w:rFonts w:ascii="Aptos" w:hAnsi="Aptos"/>
+          <w:bCs/>
+          <w:color w:val="101820"/>
+          <w:sz w:val="20"/>
+          <w:szCs w:val="20"/>
+          <w:lang w:val="fr-FR"/>
+        </w:rPr>
+      </w:pPr>
+      <w:r>
+        <w:rPr>
+          <w:rFonts w:ascii="Aptos" w:hAnsi="Aptos"/>
+          <w:bCs/>
+          <w:color w:val="101820"/>
+          <w:sz w:val="20"/>
+          <w:szCs w:val="20"/>
+          <w:lang w:val="fr-FR"/>
+        </w:rPr>
+        <w:t xml:space="preserve">High </w:t>
+      </w:r>
+      <w:proofErr w:type="spellStart"/>
+      <w:r>
+        <w:rPr>
+          <w:rFonts w:ascii="Aptos" w:hAnsi="Aptos"/>
+          <w:bCs/>
+          <w:color w:val="101820"/>
+          <w:sz w:val="20"/>
+          <w:szCs w:val="20"/>
+          <w:lang w:val="fr-FR"/>
+        </w:rPr>
+        <w:t>mechanical</w:t>
+      </w:r>
+      <w:proofErr w:type="spellEnd"/>
+      <w:r>
+        <w:rPr>
+          <w:rFonts w:ascii="Aptos" w:hAnsi="Aptos"/>
+          <w:bCs/>
+          <w:color w:val="101820"/>
+          <w:sz w:val="20"/>
+          <w:szCs w:val="20"/>
+          <w:lang w:val="fr-FR"/>
+        </w:rPr>
+        <w:t xml:space="preserve"> </w:t>
+      </w:r>
+      <w:proofErr w:type="spellStart"/>
+      <w:r>
+        <w:rPr>
+          <w:rFonts w:ascii="Aptos" w:hAnsi="Aptos"/>
+          <w:bCs/>
+          <w:color w:val="101820"/>
+          <w:sz w:val="20"/>
+          <w:szCs w:val="20"/>
+          <w:lang w:val="fr-FR"/>
+        </w:rPr>
+        <w:t>strength</w:t>
+      </w:r>
+      <w:proofErr w:type="spellEnd"/>
+      <w:r>
+        <w:rPr>
+          <w:rFonts w:ascii="Aptos" w:hAnsi="Aptos"/>
+          <w:bCs/>
+          <w:color w:val="101820"/>
+          <w:sz w:val="20"/>
+          <w:szCs w:val="20"/>
+          <w:lang w:val="fr-FR"/>
+        </w:rPr>
+        <w:t xml:space="preserve"> and </w:t>
+      </w:r>
+      <w:proofErr w:type="spellStart"/>
+      <w:proofErr w:type="gramStart"/>
+      <w:r>
+        <w:rPr>
+          <w:rFonts w:ascii="Aptos" w:hAnsi="Aptos"/>
+          <w:bCs/>
+          <w:color w:val="101820"/>
+          <w:sz w:val="20"/>
+          <w:szCs w:val="20"/>
+          <w:lang w:val="fr-FR"/>
+        </w:rPr>
+        <w:t>stiffness.</w:t>
+      </w:r>
+      <w:r>
+        <w:rPr>
+          <w:rFonts w:ascii="Aptos" w:hAnsi="Aptos"/>
+          <w:bCs/>
+          <w:color w:val="101820"/>
+          <w:sz w:val="20"/>
+          <w:szCs w:val="20"/>
+          <w:lang w:val="fr-FR"/>
+        </w:rPr>
+        <w:t>High</w:t>
+      </w:r>
+      <w:proofErr w:type="spellEnd"/>
+      <w:proofErr w:type="gramEnd"/>
+      <w:r>
+        <w:rPr>
+          <w:rFonts w:ascii="Aptos" w:hAnsi="Aptos"/>
+          <w:bCs/>
+          <w:color w:val="101820"/>
+          <w:sz w:val="20"/>
+          <w:szCs w:val="20"/>
+          <w:lang w:val="fr-FR"/>
+        </w:rPr>
+        <w:t xml:space="preserve"> </w:t>
+      </w:r>
+      <w:proofErr w:type="spellStart"/>
+      <w:r>
+        <w:rPr>
+          <w:rFonts w:ascii="Aptos" w:hAnsi="Aptos"/>
+          <w:bCs/>
+          <w:color w:val="101820"/>
+          <w:sz w:val="20"/>
+          <w:szCs w:val="20"/>
+          <w:lang w:val="fr-FR"/>
+        </w:rPr>
+        <w:t>mechanical</w:t>
+      </w:r>
+      <w:proofErr w:type="spellEnd"/>
+      <w:r>
+        <w:rPr>
+          <w:rFonts w:ascii="Aptos" w:hAnsi="Aptos"/>
+          <w:bCs/>
+          <w:color w:val="101820"/>
+          <w:sz w:val="20"/>
+          <w:szCs w:val="20"/>
+          <w:lang w:val="fr-FR"/>
+        </w:rPr>
+        <w:t xml:space="preserve"> </w:t>
+      </w:r>
+      <w:proofErr w:type="spellStart"/>
+      <w:r>
+        <w:rPr>
+          <w:rFonts w:ascii="Aptos" w:hAnsi="Aptos"/>
+          <w:bCs/>
+          <w:color w:val="101820"/>
+          <w:sz w:val="20"/>
+          <w:szCs w:val="20"/>
+          <w:lang w:val="fr-FR"/>
+        </w:rPr>
+        <w:t>strength</w:t>
+      </w:r>
+      <w:proofErr w:type="spellEnd"/>
+      <w:r>
+        <w:rPr>
+          <w:rFonts w:ascii="Aptos" w:hAnsi="Aptos"/>
+          <w:bCs/>
+          <w:color w:val="101820"/>
+          <w:sz w:val="20"/>
+          <w:szCs w:val="20"/>
+          <w:lang w:val="fr-FR"/>
+        </w:rPr>
+        <w:t xml:space="preserve"> and </w:t>
+      </w:r>
+      <w:proofErr w:type="spellStart"/>
+      <w:r>
+        <w:rPr>
+          <w:rFonts w:ascii="Aptos" w:hAnsi="Aptos"/>
+          <w:bCs/>
+          <w:color w:val="101820"/>
+          <w:sz w:val="20"/>
+          <w:szCs w:val="20"/>
+          <w:lang w:val="fr-FR"/>
+        </w:rPr>
+        <w:t>stiffness</w:t>
+      </w:r>
+      <w:proofErr w:type="spellEnd"/>
+      <w:r>
+        <w:rPr>
+          <w:rFonts w:ascii="Aptos" w:hAnsi="Aptos"/>
+          <w:bCs/>
+          <w:color w:val="101820"/>
+          <w:sz w:val="20"/>
+          <w:szCs w:val="20"/>
+          <w:lang w:val="fr-FR"/>
+        </w:rPr>
+        <w:t>.</w:t>
+      </w:r>
+    </w:p>
+    <w:p>
+      <w:pPr>
+        <w:pStyle w:val="Paragraphedeliste"/>
+        <w:spacing w:before="120" w:after="60"/>
+        <w:ind w:left="0"/>
         <w:rPr>
           <w:rFonts w:ascii="Aptos" w:hAnsi="Aptos"/>
           <w:bCs/>
@@ -217,137 +757,9 @@
       </w:pPr>
       <w:r>
         <w:rPr>
-          <w:rFonts w:ascii="Aptos" w:hAnsi="Aptos"/>
-          <w:bCs/>
-          <w:color w:val="101820"/>
-          <w:sz w:val="20"/>
-          <w:szCs w:val="20"/>
-        </w:rPr>
-        <w:t>Excellent web flatness</w:t>
-      </w:r>
-    </w:p>
-    <w:p>
-      <w:pPr>
-        <w:pStyle w:val="ListParagraph"/>
-        <w:numPr>
-          <w:ilvl w:val="0"/>
-          <w:numId w:val="1"/>
-        </w:numPr>
-        <w:spacing w:after="0"/>
-        <w:rPr>
-          <w:rFonts w:ascii="Aptos" w:hAnsi="Aptos"/>
-          <w:bCs/>
-          <w:color w:val="101820"/>
-          <w:sz w:val="20"/>
-          <w:szCs w:val="20"/>
-        </w:rPr>
-      </w:pPr>
-      <w:r>
-        <w:rPr>
-          <w:rFonts w:ascii="Aptos" w:hAnsi="Aptos"/>
-          <w:bCs/>
-          <w:color w:val="101820"/>
-          <w:sz w:val="20"/>
-          <w:szCs w:val="20"/>
-        </w:rPr>
-        <w:t>High gloss on treated surface</w:t>
-      </w:r>
-    </w:p>
-    <w:p>
-      <w:pPr>
-        <w:pStyle w:val="ListParagraph"/>
-        <w:numPr>
-          <w:ilvl w:val="0"/>
-          <w:numId w:val="1"/>
-        </w:numPr>
-        <w:spacing w:after="0"/>
-        <w:rPr>
-          <w:rFonts w:ascii="Aptos" w:hAnsi="Aptos"/>
-          <w:bCs/>
-          <w:color w:val="101820"/>
-          <w:sz w:val="20"/>
-          <w:szCs w:val="20"/>
-        </w:rPr>
-      </w:pPr>
-      <w:r>
-        <w:rPr>
-          <w:rFonts w:ascii="Aptos" w:hAnsi="Aptos"/>
-          <w:bCs/>
-          <w:color w:val="101820"/>
-          <w:sz w:val="20"/>
-          <w:szCs w:val="20"/>
-        </w:rPr>
-        <w:t>Rotogravure &amp; flexographic printing</w:t>
-      </w:r>
-    </w:p>
-    <w:p>
-      <w:pPr>
-        <w:pStyle w:val="ListParagraph"/>
-        <w:numPr>
-          <w:ilvl w:val="0"/>
-          <w:numId w:val="1"/>
-        </w:numPr>
-        <w:spacing w:after="0"/>
-        <w:rPr>
-          <w:rFonts w:ascii="Aptos" w:hAnsi="Aptos"/>
-          <w:bCs/>
-          <w:color w:val="101820"/>
-          <w:sz w:val="20"/>
-          <w:szCs w:val="20"/>
-        </w:rPr>
-      </w:pPr>
-      <w:r>
-        <w:rPr>
-          <w:rFonts w:ascii="Aptos" w:hAnsi="Aptos"/>
-          <w:bCs/>
-          <w:color w:val="101820"/>
-          <w:sz w:val="20"/>
-          <w:szCs w:val="20"/>
-        </w:rPr>
-        <w:t>High mechanical properties</w:t>
-      </w:r>
-    </w:p>
-    <w:p>
-      <w:pPr>
-        <w:pStyle w:val="ListParagraph"/>
-        <w:numPr>
-          <w:ilvl w:val="0"/>
-          <w:numId w:val="1"/>
-        </w:numPr>
-        <w:spacing w:before="120" w:after="60"/>
-        <w:rPr>
-          <w:bCs/>
-          <w:sz w:val="20"/>
-          <w:szCs w:val="20"/>
-        </w:rPr>
-      </w:pPr>
-      <w:r>
-        <w:rPr>
-          <w:rFonts w:ascii="Aptos" w:hAnsi="Aptos"/>
-          <w:bCs/>
-          <w:color w:val="101820"/>
-          <w:sz w:val="20"/>
-          <w:szCs w:val="20"/>
-        </w:rPr>
-        <w:t>High stiffness</w:t>
-      </w:r>
-    </w:p>
-    <w:p>
-      <w:pPr>
-        <w:spacing w:before="120" w:after="60"/>
-        <w:rPr>
           <w:rFonts w:ascii="Aptos Display" w:hAnsi="Aptos Display"/>
           <w:b/>
-          <w:color w:val="F2A51A"/>
-          <w:sz w:val="20"/>
-          <w:szCs w:val="20"/>
-        </w:rPr>
-      </w:pPr>
-      <w:r>
-        <w:rPr>
-          <w:rFonts w:ascii="Aptos Display" w:hAnsi="Aptos Display"/>
-          <w:b/>
-          <w:color w:val="F2A51A"/>
+          <w:color w:val="FC6B00"/>
           <w:sz w:val="20"/>
           <w:szCs w:val="20"/>
         </w:rPr>
@@ -356,10 +768,10 @@
     </w:p>
     <w:p>
       <w:pPr>
-        <w:pStyle w:val="ListParagraph"/>
+        <w:pStyle w:val="Paragraphedeliste"/>
         <w:numPr>
           <w:ilvl w:val="0"/>
-          <w:numId w:val="2"/>
+          <w:numId w:val="21"/>
         </w:numPr>
         <w:spacing w:before="120" w:after="60"/>
         <w:rPr>
@@ -376,15 +788,53 @@
           <w:sz w:val="20"/>
           <w:szCs w:val="20"/>
         </w:rPr>
-        <w:t>Wrap-Around Labels</w:t>
+        <w:t xml:space="preserve">General-purpose </w:t>
+      </w:r>
+      <w:proofErr w:type="gramStart"/>
+      <w:r>
+        <w:rPr>
+          <w:rFonts w:ascii="Aptos Display" w:hAnsi="Aptos Display"/>
+          <w:bCs/>
+          <w:sz w:val="20"/>
+          <w:szCs w:val="20"/>
+        </w:rPr>
+        <w:t xml:space="preserve">packaging </w:t>
+      </w:r>
+      <w:r>
+        <w:rPr>
+          <w:rFonts w:ascii="Aptos Display" w:hAnsi="Aptos Display"/>
+          <w:bCs/>
+          <w:sz w:val="20"/>
+          <w:szCs w:val="20"/>
+        </w:rPr>
+        <w:t xml:space="preserve"> </w:t>
+      </w:r>
+      <w:r>
+        <w:rPr>
+          <w:rFonts w:ascii="Aptos Display" w:hAnsi="Aptos Display"/>
+          <w:bCs/>
+          <w:sz w:val="20"/>
+          <w:szCs w:val="20"/>
+        </w:rPr>
+        <w:t>Lamination</w:t>
+      </w:r>
+      <w:proofErr w:type="gramEnd"/>
+      <w:r>
+        <w:rPr>
+          <w:rFonts w:ascii="Aptos Display" w:hAnsi="Aptos Display"/>
+          <w:bCs/>
+          <w:sz w:val="20"/>
+          <w:szCs w:val="20"/>
+        </w:rPr>
+        <w:t xml:space="preserve"> </w:t>
       </w:r>
     </w:p>
     <w:p>
       <w:pPr>
-        <w:pStyle w:val="ListParagraph"/>
+        <w:pStyle w:val="Paragraphedeliste"/>
         <w:numPr>
           <w:ilvl w:val="0"/>
-          <w:numId w:val="2"/>
+          <w:numId w:val="21"/>
         </w:numPr>
         <w:spacing w:before="120" w:after="60"/>
         <w:rPr>
@@ -393,6 +843,13 @@
           <w:sz w:val="20"/>
           <w:szCs w:val="20"/>
         </w:rPr>
+        <w:sectPr>
+          <w:type w:val="continuous"/>
+          <w:pgSz w:w="11906" w:h="16838"/>
+          <w:pgMar w:top="720" w:right="720" w:bottom="720" w:left="720" w:header="283" w:footer="454" w:gutter="0"/>
+          <w:cols w:num="2" w:space="708"/>
+          <w:docGrid w:linePitch="360"/>
+        </w:sectPr>
       </w:pPr>
       <w:r>
         <w:rPr>
@@ -401,119 +858,8 @@
           <w:sz w:val="20"/>
           <w:szCs w:val="20"/>
         </w:rPr>
-        <w:t>Over-Wrap</w:t>
+        <w:t>High-quality rotogravure &amp; flexographic printing</w:t>
       </w:r>
-    </w:p>
-    <w:p>
-      <w:pPr>
-        <w:pStyle w:val="ListParagraph"/>
-        <w:numPr>
-          <w:ilvl w:val="0"/>
-          <w:numId w:val="2"/>
-        </w:numPr>
-        <w:spacing w:before="120" w:after="60"/>
-        <w:rPr>
-          <w:rFonts w:ascii="Aptos Display" w:hAnsi="Aptos Display"/>
-          <w:bCs/>
-          <w:sz w:val="20"/>
-          <w:szCs w:val="20"/>
-        </w:rPr>
-      </w:pPr>
-      <w:r>
-        <w:rPr>
-          <w:rFonts w:ascii="Aptos Display" w:hAnsi="Aptos Display"/>
-          <w:bCs/>
-          <w:sz w:val="20"/>
-          <w:szCs w:val="20"/>
-        </w:rPr>
-        <w:t>Bottle &amp; Container Labels</w:t>
-      </w:r>
-    </w:p>
-    <w:p>
-      <w:pPr>
-        <w:pStyle w:val="ListParagraph"/>
-        <w:numPr>
-          <w:ilvl w:val="0"/>
-          <w:numId w:val="2"/>
-        </w:numPr>
-        <w:spacing w:before="120" w:after="60"/>
-        <w:rPr>
-          <w:rFonts w:ascii="Aptos Display" w:hAnsi="Aptos Display"/>
-          <w:bCs/>
-          <w:sz w:val="20"/>
-          <w:szCs w:val="20"/>
-        </w:rPr>
-      </w:pPr>
-      <w:r>
-        <w:rPr>
-          <w:rFonts w:ascii="Aptos Display" w:hAnsi="Aptos Display"/>
-          <w:bCs/>
-          <w:sz w:val="20"/>
-          <w:szCs w:val="20"/>
-        </w:rPr>
-        <w:t>Food &amp; Beverage Labels</w:t>
-      </w:r>
-    </w:p>
-    <w:p>
-      <w:pPr>
-        <w:pStyle w:val="ListParagraph"/>
-        <w:numPr>
-          <w:ilvl w:val="0"/>
-          <w:numId w:val="2"/>
-        </w:numPr>
-        <w:spacing w:before="120" w:after="60"/>
-        <w:rPr>
-          <w:rFonts w:ascii="Aptos Display" w:hAnsi="Aptos Display"/>
-          <w:bCs/>
-          <w:sz w:val="20"/>
-          <w:szCs w:val="20"/>
-        </w:rPr>
-      </w:pPr>
-      <w:r>
-        <w:rPr>
-          <w:rFonts w:ascii="Aptos Display" w:hAnsi="Aptos Display"/>
-          <w:bCs/>
-          <w:sz w:val="20"/>
-          <w:szCs w:val="20"/>
-        </w:rPr>
-        <w:t>Household Product Labels</w:t>
-      </w:r>
-    </w:p>
-    <w:p>
-      <w:pPr>
-        <w:pStyle w:val="ListParagraph"/>
-        <w:numPr>
-          <w:ilvl w:val="0"/>
-          <w:numId w:val="2"/>
-        </w:numPr>
-        <w:spacing w:before="120" w:after="60"/>
-        <w:rPr>
-          <w:rFonts w:ascii="Aptos Display" w:hAnsi="Aptos Display"/>
-          <w:bCs/>
-          <w:sz w:val="20"/>
-          <w:szCs w:val="20"/>
-        </w:rPr>
-      </w:pPr>
-      <w:r>
-        <w:rPr>
-          <w:rFonts w:ascii="Aptos Display" w:hAnsi="Aptos Display"/>
-          <w:bCs/>
-          <w:sz w:val="20"/>
-          <w:szCs w:val="20"/>
-        </w:rPr>
-        <w:t>Personal Care Labels</w:t>
-      </w:r>
-    </w:p>
-    <w:p>
-      <w:pPr>
-        <w:sectPr>
-          <w:type w:val="continuous"/>
-          <w:pgSz w:w="11906" w:h="16838"/>
-          <w:pgMar w:top="720" w:right="720" w:bottom="720" w:left="720" w:header="283" w:footer="454" w:gutter="0"/>
-          <w:cols w:num="2" w:space="708"/>
-          <w:docGrid w:linePitch="360"/>
-        </w:sectPr>
-      </w:pPr>
     </w:p>
     <w:p>
       <w:pPr>
@@ -521,7 +867,7 @@
         <w:rPr>
           <w:rFonts w:ascii="Aptos Display" w:hAnsi="Aptos Display"/>
           <w:b/>
-          <w:color w:val="F2A51A"/>
+          <w:color w:val="FC6B00"/>
           <w:sz w:val="20"/>
           <w:szCs w:val="20"/>
         </w:rPr>
@@ -530,7 +876,7 @@
         <w:rPr>
           <w:rFonts w:ascii="Aptos Display" w:hAnsi="Aptos Display"/>
           <w:b/>
-          <w:color w:val="F2A51A"/>
+          <w:color w:val="FC6B00"/>
           <w:sz w:val="20"/>
           <w:szCs w:val="20"/>
         </w:rPr>
@@ -539,7 +885,7 @@
     </w:p>
     <w:tbl>
       <w:tblPr>
-        <w:tblW w:w="0" w:type="auto"/>
+        <w:tblW w:w="10457" w:type="dxa"/>
         <w:jc w:val="center"/>
         <w:tblBorders>
           <w:top w:val="single" w:sz="4" w:space="0" w:color="auto"/>
@@ -552,12 +898,17 @@
         <w:tblLook w:val="04A0" w:firstRow="1" w:lastRow="0" w:firstColumn="1" w:lastColumn="0" w:noHBand="0" w:noVBand="1"/>
       </w:tblPr>
       <w:tblGrid>
-        <w:gridCol w:w="2673"/>
-        <w:gridCol w:w="993"/>
-        <w:gridCol w:w="850"/>
-        <w:gridCol w:w="1985"/>
-        <w:gridCol w:w="1984"/>
-        <w:gridCol w:w="1846"/>
+        <w:gridCol w:w="2631"/>
+        <w:gridCol w:w="980"/>
+        <w:gridCol w:w="1100"/>
+        <w:gridCol w:w="982"/>
+        <w:gridCol w:w="29"/>
+        <w:gridCol w:w="952"/>
+        <w:gridCol w:w="30"/>
+        <w:gridCol w:w="951"/>
+        <w:gridCol w:w="15"/>
+        <w:gridCol w:w="967"/>
+        <w:gridCol w:w="1820"/>
       </w:tblGrid>
       <w:tr>
         <w:trPr>
@@ -566,7 +917,7 @@
         </w:trPr>
         <w:tc>
           <w:tcPr>
-            <w:tcW w:w="3666" w:type="dxa"/>
+            <w:tcW w:w="3611" w:type="dxa"/>
             <w:gridSpan w:val="2"/>
             <w:shd w:val="clear" w:color="auto" w:fill="101820"/>
             <w:vAlign w:val="center"/>
@@ -593,7 +944,7 @@
         </w:tc>
         <w:tc>
           <w:tcPr>
-            <w:tcW w:w="850" w:type="dxa"/>
+            <w:tcW w:w="1100" w:type="dxa"/>
             <w:shd w:val="clear" w:color="auto" w:fill="101820"/>
             <w:vAlign w:val="center"/>
           </w:tcPr>
@@ -620,8 +971,8 @@
         </w:tc>
         <w:tc>
           <w:tcPr>
-            <w:tcW w:w="3969" w:type="dxa"/>
-            <w:gridSpan w:val="2"/>
+            <w:tcW w:w="3926" w:type="dxa"/>
+            <w:gridSpan w:val="7"/>
             <w:shd w:val="clear" w:color="auto" w:fill="101820"/>
             <w:vAlign w:val="center"/>
           </w:tcPr>
@@ -648,7 +999,7 @@
         </w:tc>
         <w:tc>
           <w:tcPr>
-            <w:tcW w:w="1846" w:type="dxa"/>
+            <w:tcW w:w="1820" w:type="dxa"/>
             <w:shd w:val="clear" w:color="auto" w:fill="101820"/>
             <w:vAlign w:val="center"/>
           </w:tcPr>
@@ -681,13 +1032,14 @@
         </w:trPr>
         <w:tc>
           <w:tcPr>
-            <w:tcW w:w="3666" w:type="dxa"/>
+            <w:tcW w:w="3611" w:type="dxa"/>
             <w:gridSpan w:val="2"/>
             <w:vAlign w:val="center"/>
           </w:tcPr>
           <w:p>
             <w:pPr>
               <w:spacing w:after="0" w:line="360" w:lineRule="auto"/>
+              <w:jc w:val="center"/>
               <w:rPr>
                 <w:sz w:val="20"/>
                 <w:szCs w:val="20"/>
@@ -707,12 +1059,13 @@
         </w:tc>
         <w:tc>
           <w:tcPr>
-            <w:tcW w:w="850" w:type="dxa"/>
+            <w:tcW w:w="1100" w:type="dxa"/>
             <w:vAlign w:val="center"/>
           </w:tcPr>
           <w:p>
             <w:pPr>
               <w:spacing w:after="0" w:line="360" w:lineRule="auto"/>
+              <w:jc w:val="center"/>
               <w:rPr>
                 <w:sz w:val="20"/>
                 <w:szCs w:val="20"/>
@@ -731,7 +1084,7 @@
         </w:tc>
         <w:tc>
           <w:tcPr>
-            <w:tcW w:w="1985" w:type="dxa"/>
+            <w:tcW w:w="982" w:type="dxa"/>
             <w:vAlign w:val="center"/>
           </w:tcPr>
           <w:p>
@@ -750,13 +1103,23 @@
                 <w:sz w:val="20"/>
                 <w:szCs w:val="20"/>
               </w:rPr>
-              <w:t>38</w:t>
-            </w:r>
-          </w:p>
-        </w:tc>
-        <w:tc>
-          <w:tcPr>
-            <w:tcW w:w="1984" w:type="dxa"/>
+              <w:t>2</w:t>
+            </w:r>
+            <w:r>
+              <w:rPr>
+                <w:rFonts w:ascii="Aptos" w:hAnsi="Aptos"/>
+                <w:color w:val="101820"/>
+                <w:sz w:val="20"/>
+                <w:szCs w:val="20"/>
+              </w:rPr>
+              <w:t>5</w:t>
+            </w:r>
+          </w:p>
+        </w:tc>
+        <w:tc>
+          <w:tcPr>
+            <w:tcW w:w="981" w:type="dxa"/>
+            <w:gridSpan w:val="2"/>
             <w:vAlign w:val="center"/>
           </w:tcPr>
           <w:p>
@@ -770,23 +1133,81 @@
             </w:pPr>
             <w:r>
               <w:rPr>
-                <w:rFonts w:ascii="Aptos" w:hAnsi="Aptos"/>
-                <w:color w:val="101820"/>
-                <w:sz w:val="20"/>
-                <w:szCs w:val="20"/>
-              </w:rPr>
-              <w:t>47</w:t>
-            </w:r>
-          </w:p>
-        </w:tc>
-        <w:tc>
-          <w:tcPr>
-            <w:tcW w:w="1846" w:type="dxa"/>
+                <w:sz w:val="20"/>
+                <w:szCs w:val="20"/>
+              </w:rPr>
+              <w:t>30</w:t>
+            </w:r>
+          </w:p>
+        </w:tc>
+        <w:tc>
+          <w:tcPr>
+            <w:tcW w:w="981" w:type="dxa"/>
+            <w:gridSpan w:val="2"/>
             <w:vAlign w:val="center"/>
           </w:tcPr>
           <w:p>
             <w:pPr>
               <w:spacing w:after="0" w:line="360" w:lineRule="auto"/>
+              <w:jc w:val="center"/>
+              <w:rPr>
+                <w:sz w:val="20"/>
+                <w:szCs w:val="20"/>
+              </w:rPr>
+            </w:pPr>
+            <w:r>
+              <w:rPr>
+                <w:rFonts w:ascii="Aptos" w:hAnsi="Aptos"/>
+                <w:color w:val="101820"/>
+                <w:sz w:val="20"/>
+                <w:szCs w:val="20"/>
+              </w:rPr>
+              <w:t>3</w:t>
+            </w:r>
+            <w:r>
+              <w:rPr>
+                <w:rFonts w:ascii="Aptos" w:hAnsi="Aptos"/>
+                <w:color w:val="101820"/>
+                <w:sz w:val="20"/>
+                <w:szCs w:val="20"/>
+              </w:rPr>
+              <w:t>5</w:t>
+            </w:r>
+          </w:p>
+        </w:tc>
+        <w:tc>
+          <w:tcPr>
+            <w:tcW w:w="982" w:type="dxa"/>
+            <w:gridSpan w:val="2"/>
+            <w:vAlign w:val="center"/>
+          </w:tcPr>
+          <w:p>
+            <w:pPr>
+              <w:spacing w:after="0" w:line="360" w:lineRule="auto"/>
+              <w:jc w:val="center"/>
+              <w:rPr>
+                <w:sz w:val="20"/>
+                <w:szCs w:val="20"/>
+              </w:rPr>
+            </w:pPr>
+            <w:r>
+              <w:rPr>
+                <w:sz w:val="20"/>
+                <w:szCs w:val="20"/>
+              </w:rPr>
+              <w:t>40</w:t>
+            </w:r>
+          </w:p>
+        </w:tc>
+        <w:tc>
+          <w:tcPr>
+            <w:tcW w:w="1820" w:type="dxa"/>
+            <w:vAlign w:val="center"/>
+          </w:tcPr>
+          <w:p>
+            <w:pPr>
+              <w:spacing w:after="0" w:line="360" w:lineRule="auto"/>
+              <w:jc w:val="center"/>
               <w:rPr>
                 <w:sz w:val="20"/>
                 <w:szCs w:val="20"/>
@@ -811,13 +1232,14 @@
         </w:trPr>
         <w:tc>
           <w:tcPr>
-            <w:tcW w:w="3666" w:type="dxa"/>
+            <w:tcW w:w="3611" w:type="dxa"/>
             <w:gridSpan w:val="2"/>
             <w:vAlign w:val="center"/>
           </w:tcPr>
           <w:p>
             <w:pPr>
               <w:spacing w:after="0" w:line="360" w:lineRule="auto"/>
+              <w:jc w:val="center"/>
               <w:rPr>
                 <w:sz w:val="20"/>
                 <w:szCs w:val="20"/>
@@ -837,12 +1259,13 @@
         </w:tc>
         <w:tc>
           <w:tcPr>
-            <w:tcW w:w="850" w:type="dxa"/>
+            <w:tcW w:w="1100" w:type="dxa"/>
             <w:vAlign w:val="center"/>
           </w:tcPr>
           <w:p>
             <w:pPr>
               <w:spacing w:after="0" w:line="360" w:lineRule="auto"/>
+              <w:jc w:val="center"/>
               <w:rPr>
                 <w:sz w:val="20"/>
                 <w:szCs w:val="20"/>
@@ -861,7 +1284,7 @@
         </w:tc>
         <w:tc>
           <w:tcPr>
-            <w:tcW w:w="1985" w:type="dxa"/>
+            <w:tcW w:w="982" w:type="dxa"/>
             <w:vAlign w:val="center"/>
           </w:tcPr>
           <w:p>
@@ -875,18 +1298,17 @@
             </w:pPr>
             <w:r>
               <w:rPr>
-                <w:rFonts w:ascii="Aptos" w:hAnsi="Aptos"/>
-                <w:color w:val="101820"/>
-                <w:sz w:val="20"/>
-                <w:szCs w:val="20"/>
-              </w:rPr>
-              <w:t>23.6</w:t>
-            </w:r>
-          </w:p>
-        </w:tc>
-        <w:tc>
-          <w:tcPr>
-            <w:tcW w:w="1984" w:type="dxa"/>
+                <w:sz w:val="20"/>
+                <w:szCs w:val="20"/>
+              </w:rPr>
+              <w:t>17</w:t>
+            </w:r>
+          </w:p>
+        </w:tc>
+        <w:tc>
+          <w:tcPr>
+            <w:tcW w:w="981" w:type="dxa"/>
+            <w:gridSpan w:val="2"/>
             <w:vAlign w:val="center"/>
           </w:tcPr>
           <w:p>
@@ -900,23 +1322,70 @@
             </w:pPr>
             <w:r>
               <w:rPr>
-                <w:rFonts w:ascii="Aptos" w:hAnsi="Aptos"/>
-                <w:color w:val="101820"/>
-                <w:sz w:val="20"/>
-                <w:szCs w:val="20"/>
-              </w:rPr>
-              <w:t>32</w:t>
-            </w:r>
-          </w:p>
-        </w:tc>
-        <w:tc>
-          <w:tcPr>
-            <w:tcW w:w="1846" w:type="dxa"/>
+                <w:sz w:val="20"/>
+                <w:szCs w:val="20"/>
+              </w:rPr>
+              <w:t>20.4</w:t>
+            </w:r>
+          </w:p>
+        </w:tc>
+        <w:tc>
+          <w:tcPr>
+            <w:tcW w:w="981" w:type="dxa"/>
+            <w:gridSpan w:val="2"/>
             <w:vAlign w:val="center"/>
           </w:tcPr>
           <w:p>
             <w:pPr>
               <w:spacing w:after="0" w:line="360" w:lineRule="auto"/>
+              <w:jc w:val="center"/>
+              <w:rPr>
+                <w:sz w:val="20"/>
+                <w:szCs w:val="20"/>
+              </w:rPr>
+            </w:pPr>
+            <w:r>
+              <w:rPr>
+                <w:sz w:val="20"/>
+                <w:szCs w:val="20"/>
+              </w:rPr>
+              <w:t>23.28</w:t>
+            </w:r>
+          </w:p>
+        </w:tc>
+        <w:tc>
+          <w:tcPr>
+            <w:tcW w:w="982" w:type="dxa"/>
+            <w:gridSpan w:val="2"/>
+            <w:vAlign w:val="center"/>
+          </w:tcPr>
+          <w:p>
+            <w:pPr>
+              <w:spacing w:after="0" w:line="360" w:lineRule="auto"/>
+              <w:jc w:val="center"/>
+              <w:rPr>
+                <w:sz w:val="20"/>
+                <w:szCs w:val="20"/>
+              </w:rPr>
+            </w:pPr>
+            <w:r>
+              <w:rPr>
+                <w:sz w:val="20"/>
+                <w:szCs w:val="20"/>
+              </w:rPr>
+              <w:t>27.2</w:t>
+            </w:r>
+          </w:p>
+        </w:tc>
+        <w:tc>
+          <w:tcPr>
+            <w:tcW w:w="1820" w:type="dxa"/>
+            <w:vAlign w:val="center"/>
+          </w:tcPr>
+          <w:p>
+            <w:pPr>
+              <w:spacing w:after="0" w:line="360" w:lineRule="auto"/>
+              <w:jc w:val="center"/>
               <w:rPr>
                 <w:sz w:val="20"/>
                 <w:szCs w:val="20"/>
@@ -941,13 +1410,14 @@
         </w:trPr>
         <w:tc>
           <w:tcPr>
-            <w:tcW w:w="3666" w:type="dxa"/>
+            <w:tcW w:w="3611" w:type="dxa"/>
             <w:gridSpan w:val="2"/>
             <w:vAlign w:val="center"/>
           </w:tcPr>
           <w:p>
             <w:pPr>
               <w:spacing w:after="0" w:line="360" w:lineRule="auto"/>
+              <w:jc w:val="center"/>
               <w:rPr>
                 <w:sz w:val="20"/>
                 <w:szCs w:val="20"/>
@@ -967,12 +1437,13 @@
         </w:tc>
         <w:tc>
           <w:tcPr>
-            <w:tcW w:w="850" w:type="dxa"/>
+            <w:tcW w:w="1100" w:type="dxa"/>
             <w:vAlign w:val="center"/>
           </w:tcPr>
           <w:p>
             <w:pPr>
               <w:spacing w:after="0" w:line="360" w:lineRule="auto"/>
+              <w:jc w:val="center"/>
               <w:rPr>
                 <w:sz w:val="20"/>
                 <w:szCs w:val="20"/>
@@ -991,7 +1462,7 @@
         </w:tc>
         <w:tc>
           <w:tcPr>
-            <w:tcW w:w="1985" w:type="dxa"/>
+            <w:tcW w:w="982" w:type="dxa"/>
             <w:vAlign w:val="center"/>
           </w:tcPr>
           <w:p>
@@ -1005,18 +1476,24 @@
             </w:pPr>
             <w:r>
               <w:rPr>
-                <w:rFonts w:ascii="Aptos" w:hAnsi="Aptos"/>
-                <w:color w:val="101820"/>
-                <w:sz w:val="20"/>
-                <w:szCs w:val="20"/>
-              </w:rPr>
-              <w:t>42.4</w:t>
-            </w:r>
-          </w:p>
-        </w:tc>
-        <w:tc>
-          <w:tcPr>
-            <w:tcW w:w="1984" w:type="dxa"/>
+                <w:sz w:val="20"/>
+                <w:szCs w:val="20"/>
+              </w:rPr>
+              <w:t>5</w:t>
+            </w:r>
+            <w:r>
+              <w:rPr>
+                <w:sz w:val="20"/>
+                <w:szCs w:val="20"/>
+              </w:rPr>
+              <w:t>8.8</w:t>
+            </w:r>
+          </w:p>
+        </w:tc>
+        <w:tc>
+          <w:tcPr>
+            <w:tcW w:w="981" w:type="dxa"/>
+            <w:gridSpan w:val="2"/>
             <w:vAlign w:val="center"/>
           </w:tcPr>
           <w:p>
@@ -1030,23 +1507,70 @@
             </w:pPr>
             <w:r>
               <w:rPr>
-                <w:rFonts w:ascii="Aptos" w:hAnsi="Aptos"/>
-                <w:color w:val="101820"/>
-                <w:sz w:val="20"/>
-                <w:szCs w:val="20"/>
-              </w:rPr>
-              <w:t>31.25</w:t>
-            </w:r>
-          </w:p>
-        </w:tc>
-        <w:tc>
-          <w:tcPr>
-            <w:tcW w:w="1846" w:type="dxa"/>
+                <w:sz w:val="20"/>
+                <w:szCs w:val="20"/>
+              </w:rPr>
+              <w:t>49</w:t>
+            </w:r>
+          </w:p>
+        </w:tc>
+        <w:tc>
+          <w:tcPr>
+            <w:tcW w:w="981" w:type="dxa"/>
+            <w:gridSpan w:val="2"/>
             <w:vAlign w:val="center"/>
           </w:tcPr>
           <w:p>
             <w:pPr>
               <w:spacing w:after="0" w:line="360" w:lineRule="auto"/>
+              <w:jc w:val="center"/>
+              <w:rPr>
+                <w:sz w:val="20"/>
+                <w:szCs w:val="20"/>
+              </w:rPr>
+            </w:pPr>
+            <w:r>
+              <w:rPr>
+                <w:sz w:val="20"/>
+                <w:szCs w:val="20"/>
+              </w:rPr>
+              <w:t>42</w:t>
+            </w:r>
+          </w:p>
+        </w:tc>
+        <w:tc>
+          <w:tcPr>
+            <w:tcW w:w="982" w:type="dxa"/>
+            <w:gridSpan w:val="2"/>
+            <w:vAlign w:val="center"/>
+          </w:tcPr>
+          <w:p>
+            <w:pPr>
+              <w:spacing w:after="0" w:line="360" w:lineRule="auto"/>
+              <w:jc w:val="center"/>
+              <w:rPr>
+                <w:sz w:val="20"/>
+                <w:szCs w:val="20"/>
+              </w:rPr>
+            </w:pPr>
+            <w:r>
+              <w:rPr>
+                <w:sz w:val="20"/>
+                <w:szCs w:val="20"/>
+              </w:rPr>
+              <w:t>36.8</w:t>
+            </w:r>
+          </w:p>
+        </w:tc>
+        <w:tc>
+          <w:tcPr>
+            <w:tcW w:w="1820" w:type="dxa"/>
+            <w:vAlign w:val="center"/>
+          </w:tcPr>
+          <w:p>
+            <w:pPr>
+              <w:spacing w:after="0" w:line="360" w:lineRule="auto"/>
+              <w:jc w:val="center"/>
               <w:rPr>
                 <w:sz w:val="20"/>
                 <w:szCs w:val="20"/>
@@ -1071,19 +1595,14 @@
         </w:trPr>
         <w:tc>
           <w:tcPr>
-            <w:tcW w:w="3666" w:type="dxa"/>
+            <w:tcW w:w="3611" w:type="dxa"/>
             <w:gridSpan w:val="2"/>
             <w:vAlign w:val="center"/>
           </w:tcPr>
           <w:p>
             <w:pPr>
               <w:spacing w:after="0" w:line="360" w:lineRule="auto"/>
-              <w:rPr>
-                <w:sz w:val="20"/>
-                <w:szCs w:val="20"/>
-              </w:rPr>
-            </w:pPr>
-            <w:r>
+              <w:jc w:val="center"/>
               <w:rPr>
                 <w:rFonts w:ascii="Aptos" w:hAnsi="Aptos"/>
                 <w:b/>
@@ -1091,38 +1610,50 @@
                 <w:sz w:val="20"/>
                 <w:szCs w:val="20"/>
               </w:rPr>
+            </w:pPr>
+            <w:r>
+              <w:rPr>
+                <w:rFonts w:ascii="Aptos" w:hAnsi="Aptos"/>
+                <w:b/>
+                <w:color w:val="101820"/>
+                <w:sz w:val="20"/>
+                <w:szCs w:val="20"/>
+              </w:rPr>
               <w:t>Density</w:t>
             </w:r>
           </w:p>
         </w:tc>
         <w:tc>
           <w:tcPr>
-            <w:tcW w:w="850" w:type="dxa"/>
+            <w:tcW w:w="1100" w:type="dxa"/>
             <w:vAlign w:val="center"/>
           </w:tcPr>
           <w:p>
             <w:pPr>
               <w:spacing w:after="0" w:line="360" w:lineRule="auto"/>
-              <w:rPr>
-                <w:sz w:val="20"/>
-                <w:szCs w:val="20"/>
-              </w:rPr>
-            </w:pPr>
-            <w:r>
-              <w:rPr>
-                <w:rFonts w:ascii="Aptos" w:hAnsi="Aptos"/>
-                <w:color w:val="101820"/>
-                <w:sz w:val="20"/>
-                <w:szCs w:val="20"/>
-              </w:rPr>
-              <w:t>g/cm³</w:t>
-            </w:r>
-          </w:p>
-        </w:tc>
-        <w:tc>
-          <w:tcPr>
-            <w:tcW w:w="3969" w:type="dxa"/>
-            <w:gridSpan w:val="2"/>
+              <w:jc w:val="center"/>
+              <w:rPr>
+                <w:rFonts w:ascii="Aptos" w:hAnsi="Aptos"/>
+                <w:color w:val="101820"/>
+                <w:sz w:val="20"/>
+                <w:szCs w:val="20"/>
+              </w:rPr>
+            </w:pPr>
+            <w:r>
+              <w:rPr>
+                <w:rFonts w:ascii="Aptos" w:hAnsi="Aptos"/>
+                <w:color w:val="101820"/>
+                <w:sz w:val="20"/>
+                <w:szCs w:val="20"/>
+              </w:rPr>
+              <w:t>g/cm3</w:t>
+            </w:r>
+          </w:p>
+        </w:tc>
+        <w:tc>
+          <w:tcPr>
+            <w:tcW w:w="3926" w:type="dxa"/>
+            <w:gridSpan w:val="7"/>
             <w:vAlign w:val="center"/>
           </w:tcPr>
           <w:p>
@@ -1136,8 +1667,6 @@
             </w:pPr>
             <w:r>
               <w:rPr>
-                <w:rFonts w:ascii="Aptos" w:hAnsi="Aptos"/>
-                <w:color w:val="101820"/>
                 <w:sz w:val="20"/>
                 <w:szCs w:val="20"/>
               </w:rPr>
@@ -1147,7 +1676,7 @@
         </w:tc>
         <w:tc>
           <w:tcPr>
-            <w:tcW w:w="1846" w:type="dxa"/>
+            <w:tcW w:w="1820" w:type="dxa"/>
             <w:vAlign w:val="center"/>
           </w:tcPr>
           <w:p>
@@ -1155,19 +1684,12 @@
               <w:spacing w:after="0" w:line="360" w:lineRule="auto"/>
               <w:jc w:val="center"/>
               <w:rPr>
-                <w:sz w:val="20"/>
-                <w:szCs w:val="20"/>
-              </w:rPr>
-            </w:pPr>
-            <w:r>
-              <w:rPr>
-                <w:rFonts w:ascii="Aptos" w:hAnsi="Aptos"/>
-                <w:color w:val="101820"/>
-                <w:sz w:val="20"/>
-                <w:szCs w:val="20"/>
-              </w:rPr>
-              <w:t>—</w:t>
-            </w:r>
+                <w:rFonts w:ascii="Aptos" w:hAnsi="Aptos"/>
+                <w:color w:val="101820"/>
+                <w:sz w:val="20"/>
+                <w:szCs w:val="20"/>
+              </w:rPr>
+            </w:pPr>
           </w:p>
         </w:tc>
       </w:tr>
@@ -1178,13 +1700,14 @@
         </w:trPr>
         <w:tc>
           <w:tcPr>
-            <w:tcW w:w="3666" w:type="dxa"/>
+            <w:tcW w:w="3611" w:type="dxa"/>
             <w:gridSpan w:val="2"/>
             <w:vAlign w:val="center"/>
           </w:tcPr>
           <w:p>
             <w:pPr>
               <w:spacing w:after="0" w:line="360" w:lineRule="auto"/>
+              <w:jc w:val="center"/>
               <w:rPr>
                 <w:rFonts w:ascii="Aptos" w:hAnsi="Aptos"/>
                 <w:b/>
@@ -1207,12 +1730,13 @@
         </w:tc>
         <w:tc>
           <w:tcPr>
-            <w:tcW w:w="850" w:type="dxa"/>
+            <w:tcW w:w="1100" w:type="dxa"/>
             <w:vAlign w:val="center"/>
           </w:tcPr>
           <w:p>
             <w:pPr>
               <w:spacing w:after="0" w:line="360" w:lineRule="auto"/>
+              <w:jc w:val="center"/>
               <w:rPr>
                 <w:rFonts w:ascii="Aptos" w:hAnsi="Aptos"/>
                 <w:color w:val="101820"/>
@@ -1244,8 +1768,8 @@
         </w:tc>
         <w:tc>
           <w:tcPr>
-            <w:tcW w:w="3969" w:type="dxa"/>
-            <w:gridSpan w:val="2"/>
+            <w:tcW w:w="3926" w:type="dxa"/>
+            <w:gridSpan w:val="7"/>
             <w:vAlign w:val="center"/>
           </w:tcPr>
           <w:p>
@@ -1272,12 +1796,13 @@
         </w:tc>
         <w:tc>
           <w:tcPr>
-            <w:tcW w:w="1846" w:type="dxa"/>
+            <w:tcW w:w="1820" w:type="dxa"/>
             <w:vAlign w:val="center"/>
           </w:tcPr>
           <w:p>
             <w:pPr>
               <w:spacing w:after="0" w:line="360" w:lineRule="auto"/>
+              <w:jc w:val="center"/>
               <w:rPr>
                 <w:rFonts w:ascii="Aptos" w:hAnsi="Aptos"/>
                 <w:color w:val="101820"/>
@@ -1304,19 +1829,14 @@
         </w:trPr>
         <w:tc>
           <w:tcPr>
-            <w:tcW w:w="3666" w:type="dxa"/>
+            <w:tcW w:w="3611" w:type="dxa"/>
             <w:gridSpan w:val="2"/>
             <w:vAlign w:val="center"/>
           </w:tcPr>
           <w:p>
             <w:pPr>
               <w:spacing w:after="0" w:line="360" w:lineRule="auto"/>
-              <w:rPr>
-                <w:sz w:val="20"/>
-                <w:szCs w:val="20"/>
-              </w:rPr>
-            </w:pPr>
-            <w:r>
+              <w:jc w:val="center"/>
               <w:rPr>
                 <w:rFonts w:ascii="Aptos" w:hAnsi="Aptos"/>
                 <w:b/>
@@ -1324,13 +1844,21 @@
                 <w:sz w:val="20"/>
                 <w:szCs w:val="20"/>
               </w:rPr>
+            </w:pPr>
+            <w:r>
+              <w:rPr>
+                <w:b/>
+                <w:bCs/>
+                <w:sz w:val="20"/>
+                <w:szCs w:val="20"/>
+              </w:rPr>
               <w:t>Whiteness Index</w:t>
             </w:r>
           </w:p>
         </w:tc>
         <w:tc>
           <w:tcPr>
-            <w:tcW w:w="850" w:type="dxa"/>
+            <w:tcW w:w="1100" w:type="dxa"/>
             <w:vAlign w:val="center"/>
           </w:tcPr>
           <w:p>
@@ -1338,6 +1866,8 @@
               <w:spacing w:after="0" w:line="360" w:lineRule="auto"/>
               <w:jc w:val="center"/>
               <w:rPr>
+                <w:rFonts w:ascii="Aptos" w:hAnsi="Aptos"/>
+                <w:color w:val="101820"/>
                 <w:sz w:val="20"/>
                 <w:szCs w:val="20"/>
               </w:rPr>
@@ -1355,7 +1885,114 @@
         </w:tc>
         <w:tc>
           <w:tcPr>
-            <w:tcW w:w="1985" w:type="dxa"/>
+            <w:tcW w:w="1011" w:type="dxa"/>
+            <w:gridSpan w:val="2"/>
+          </w:tcPr>
+          <w:p>
+            <w:pPr>
+              <w:spacing w:after="0" w:line="360" w:lineRule="auto"/>
+              <w:jc w:val="center"/>
+              <w:rPr>
+                <w:rFonts w:ascii="Aptos" w:hAnsi="Aptos"/>
+                <w:color w:val="101820"/>
+                <w:sz w:val="20"/>
+                <w:szCs w:val="20"/>
+              </w:rPr>
+            </w:pPr>
+            <w:r>
+              <w:rPr>
+                <w:rFonts w:ascii="Aptos" w:hAnsi="Aptos"/>
+                <w:color w:val="101820"/>
+                <w:sz w:val="20"/>
+                <w:szCs w:val="20"/>
+              </w:rPr>
+              <w:t>89</w:t>
+            </w:r>
+          </w:p>
+        </w:tc>
+        <w:tc>
+          <w:tcPr>
+            <w:tcW w:w="982" w:type="dxa"/>
+            <w:gridSpan w:val="2"/>
+          </w:tcPr>
+          <w:p>
+            <w:pPr>
+              <w:spacing w:after="0" w:line="360" w:lineRule="auto"/>
+              <w:jc w:val="center"/>
+              <w:rPr>
+                <w:rFonts w:ascii="Aptos" w:hAnsi="Aptos"/>
+                <w:color w:val="101820"/>
+                <w:sz w:val="20"/>
+                <w:szCs w:val="20"/>
+              </w:rPr>
+            </w:pPr>
+            <w:r>
+              <w:rPr>
+                <w:rFonts w:ascii="Aptos" w:hAnsi="Aptos"/>
+                <w:color w:val="101820"/>
+                <w:sz w:val="20"/>
+                <w:szCs w:val="20"/>
+              </w:rPr>
+              <w:t>90</w:t>
+            </w:r>
+          </w:p>
+        </w:tc>
+        <w:tc>
+          <w:tcPr>
+            <w:tcW w:w="966" w:type="dxa"/>
+            <w:gridSpan w:val="2"/>
+          </w:tcPr>
+          <w:p>
+            <w:pPr>
+              <w:spacing w:after="0" w:line="360" w:lineRule="auto"/>
+              <w:jc w:val="center"/>
+              <w:rPr>
+                <w:rFonts w:ascii="Aptos" w:hAnsi="Aptos"/>
+                <w:color w:val="101820"/>
+                <w:sz w:val="20"/>
+                <w:szCs w:val="20"/>
+              </w:rPr>
+            </w:pPr>
+            <w:r>
+              <w:rPr>
+                <w:rFonts w:ascii="Aptos" w:hAnsi="Aptos"/>
+                <w:color w:val="101820"/>
+                <w:sz w:val="20"/>
+                <w:szCs w:val="20"/>
+              </w:rPr>
+              <w:t>90</w:t>
+            </w:r>
+          </w:p>
+        </w:tc>
+        <w:tc>
+          <w:tcPr>
+            <w:tcW w:w="967" w:type="dxa"/>
+          </w:tcPr>
+          <w:p>
+            <w:pPr>
+              <w:spacing w:after="0" w:line="360" w:lineRule="auto"/>
+              <w:jc w:val="center"/>
+              <w:rPr>
+                <w:rFonts w:ascii="Aptos" w:hAnsi="Aptos"/>
+                <w:color w:val="101820"/>
+                <w:sz w:val="20"/>
+                <w:szCs w:val="20"/>
+              </w:rPr>
+            </w:pPr>
+            <w:r>
+              <w:rPr>
+                <w:rFonts w:ascii="Aptos" w:hAnsi="Aptos"/>
+                <w:color w:val="101820"/>
+                <w:sz w:val="20"/>
+                <w:szCs w:val="20"/>
+              </w:rPr>
+              <w:t>92</w:t>
+            </w:r>
+          </w:p>
+        </w:tc>
+        <w:tc>
+          <w:tcPr>
+            <w:tcW w:w="1820" w:type="dxa"/>
             <w:vAlign w:val="center"/>
           </w:tcPr>
           <w:p>
@@ -1363,56 +2000,8 @@
               <w:spacing w:after="0" w:line="360" w:lineRule="auto"/>
               <w:jc w:val="center"/>
               <w:rPr>
-                <w:sz w:val="20"/>
-                <w:szCs w:val="20"/>
-              </w:rPr>
-            </w:pPr>
-            <w:r>
-              <w:rPr>
-                <w:rFonts w:ascii="Aptos" w:hAnsi="Aptos"/>
-                <w:color w:val="101820"/>
-                <w:sz w:val="20"/>
-                <w:szCs w:val="20"/>
-              </w:rPr>
-              <w:t>90</w:t>
-            </w:r>
-          </w:p>
-        </w:tc>
-        <w:tc>
-          <w:tcPr>
-            <w:tcW w:w="1984" w:type="dxa"/>
-            <w:vAlign w:val="center"/>
-          </w:tcPr>
-          <w:p>
-            <w:pPr>
-              <w:spacing w:after="0" w:line="360" w:lineRule="auto"/>
-              <w:jc w:val="center"/>
-              <w:rPr>
-                <w:sz w:val="20"/>
-                <w:szCs w:val="20"/>
-              </w:rPr>
-            </w:pPr>
-            <w:r>
-              <w:rPr>
-                <w:rFonts w:ascii="Aptos" w:hAnsi="Aptos"/>
-                <w:color w:val="101820"/>
-                <w:sz w:val="20"/>
-                <w:szCs w:val="20"/>
-              </w:rPr>
-              <w:t>92</w:t>
-            </w:r>
-          </w:p>
-        </w:tc>
-        <w:tc>
-          <w:tcPr>
-            <w:tcW w:w="1846" w:type="dxa"/>
-            <w:vAlign w:val="center"/>
-          </w:tcPr>
-          <w:p>
-            <w:pPr>
-              <w:spacing w:after="0" w:line="360" w:lineRule="auto"/>
-              <w:jc w:val="center"/>
-              <w:rPr>
+                <w:rFonts w:ascii="Aptos" w:hAnsi="Aptos"/>
+                <w:color w:val="101820"/>
                 <w:sz w:val="20"/>
                 <w:szCs w:val="20"/>
               </w:rPr>
@@ -1436,19 +2025,14 @@
         </w:trPr>
         <w:tc>
           <w:tcPr>
-            <w:tcW w:w="3666" w:type="dxa"/>
+            <w:tcW w:w="3611" w:type="dxa"/>
             <w:gridSpan w:val="2"/>
             <w:vAlign w:val="center"/>
           </w:tcPr>
           <w:p>
             <w:pPr>
               <w:spacing w:after="0" w:line="360" w:lineRule="auto"/>
-              <w:rPr>
-                <w:sz w:val="20"/>
-                <w:szCs w:val="20"/>
-              </w:rPr>
-            </w:pPr>
-            <w:r>
+              <w:jc w:val="center"/>
               <w:rPr>
                 <w:rFonts w:ascii="Aptos" w:hAnsi="Aptos"/>
                 <w:b/>
@@ -1456,19 +2040,31 @@
                 <w:sz w:val="20"/>
                 <w:szCs w:val="20"/>
               </w:rPr>
+            </w:pPr>
+            <w:r>
+              <w:rPr>
+                <w:rFonts w:ascii="Aptos" w:hAnsi="Aptos"/>
+                <w:b/>
+                <w:color w:val="101820"/>
+                <w:sz w:val="20"/>
+                <w:szCs w:val="20"/>
+              </w:rPr>
               <w:t>Opacity</w:t>
             </w:r>
           </w:p>
         </w:tc>
         <w:tc>
           <w:tcPr>
-            <w:tcW w:w="850" w:type="dxa"/>
+            <w:tcW w:w="1100" w:type="dxa"/>
             <w:vAlign w:val="center"/>
           </w:tcPr>
           <w:p>
             <w:pPr>
               <w:spacing w:after="0" w:line="360" w:lineRule="auto"/>
-              <w:rPr>
+              <w:jc w:val="center"/>
+              <w:rPr>
+                <w:rFonts w:ascii="Aptos" w:hAnsi="Aptos"/>
+                <w:color w:val="101820"/>
                 <w:sz w:val="20"/>
                 <w:szCs w:val="20"/>
               </w:rPr>
@@ -1486,7 +2082,98 @@
         </w:tc>
         <w:tc>
           <w:tcPr>
-            <w:tcW w:w="1985" w:type="dxa"/>
+            <w:tcW w:w="1011" w:type="dxa"/>
+            <w:gridSpan w:val="2"/>
+          </w:tcPr>
+          <w:p>
+            <w:pPr>
+              <w:spacing w:after="0" w:line="360" w:lineRule="auto"/>
+              <w:jc w:val="center"/>
+              <w:rPr>
+                <w:sz w:val="20"/>
+                <w:szCs w:val="20"/>
+              </w:rPr>
+            </w:pPr>
+            <w:r>
+              <w:rPr>
+                <w:sz w:val="20"/>
+                <w:szCs w:val="20"/>
+              </w:rPr>
+              <w:t>70</w:t>
+            </w:r>
+          </w:p>
+        </w:tc>
+        <w:tc>
+          <w:tcPr>
+            <w:tcW w:w="982" w:type="dxa"/>
+            <w:gridSpan w:val="2"/>
+          </w:tcPr>
+          <w:p>
+            <w:pPr>
+              <w:spacing w:after="0" w:line="360" w:lineRule="auto"/>
+              <w:jc w:val="center"/>
+              <w:rPr>
+                <w:sz w:val="20"/>
+                <w:szCs w:val="20"/>
+              </w:rPr>
+            </w:pPr>
+            <w:r>
+              <w:rPr>
+                <w:sz w:val="20"/>
+                <w:szCs w:val="20"/>
+              </w:rPr>
+              <w:t>72</w:t>
+            </w:r>
+          </w:p>
+        </w:tc>
+        <w:tc>
+          <w:tcPr>
+            <w:tcW w:w="966" w:type="dxa"/>
+            <w:gridSpan w:val="2"/>
+          </w:tcPr>
+          <w:p>
+            <w:pPr>
+              <w:spacing w:after="0" w:line="360" w:lineRule="auto"/>
+              <w:jc w:val="center"/>
+              <w:rPr>
+                <w:sz w:val="20"/>
+                <w:szCs w:val="20"/>
+              </w:rPr>
+            </w:pPr>
+            <w:r>
+              <w:rPr>
+                <w:sz w:val="20"/>
+                <w:szCs w:val="20"/>
+              </w:rPr>
+              <w:t>73</w:t>
+            </w:r>
+          </w:p>
+        </w:tc>
+        <w:tc>
+          <w:tcPr>
+            <w:tcW w:w="967" w:type="dxa"/>
+          </w:tcPr>
+          <w:p>
+            <w:pPr>
+              <w:spacing w:after="0" w:line="360" w:lineRule="auto"/>
+              <w:jc w:val="center"/>
+              <w:rPr>
+                <w:sz w:val="20"/>
+                <w:szCs w:val="20"/>
+              </w:rPr>
+            </w:pPr>
+            <w:r>
+              <w:rPr>
+                <w:sz w:val="20"/>
+                <w:szCs w:val="20"/>
+              </w:rPr>
+              <w:t>76</w:t>
+            </w:r>
+          </w:p>
+        </w:tc>
+        <w:tc>
+          <w:tcPr>
+            <w:tcW w:w="1820" w:type="dxa"/>
             <w:vAlign w:val="center"/>
           </w:tcPr>
           <w:p>
@@ -1494,55 +2181,8 @@
               <w:spacing w:after="0" w:line="360" w:lineRule="auto"/>
               <w:jc w:val="center"/>
               <w:rPr>
-                <w:sz w:val="20"/>
-                <w:szCs w:val="20"/>
-              </w:rPr>
-            </w:pPr>
-            <w:r>
-              <w:rPr>
-                <w:rFonts w:ascii="Aptos" w:hAnsi="Aptos"/>
-                <w:color w:val="101820"/>
-                <w:sz w:val="20"/>
-                <w:szCs w:val="20"/>
-              </w:rPr>
-              <w:t>81</w:t>
-            </w:r>
-          </w:p>
-        </w:tc>
-        <w:tc>
-          <w:tcPr>
-            <w:tcW w:w="1984" w:type="dxa"/>
-            <w:vAlign w:val="center"/>
-          </w:tcPr>
-          <w:p>
-            <w:pPr>
-              <w:spacing w:after="0" w:line="360" w:lineRule="auto"/>
-              <w:jc w:val="center"/>
-              <w:rPr>
-                <w:sz w:val="20"/>
-                <w:szCs w:val="20"/>
-              </w:rPr>
-            </w:pPr>
-            <w:r>
-              <w:rPr>
-                <w:rFonts w:ascii="Aptos" w:hAnsi="Aptos"/>
-                <w:color w:val="101820"/>
-                <w:sz w:val="20"/>
-                <w:szCs w:val="20"/>
-              </w:rPr>
-              <w:t>83</w:t>
-            </w:r>
-          </w:p>
-        </w:tc>
-        <w:tc>
-          <w:tcPr>
-            <w:tcW w:w="1846" w:type="dxa"/>
-            <w:vAlign w:val="center"/>
-          </w:tcPr>
-          <w:p>
-            <w:pPr>
-              <w:spacing w:after="0" w:line="360" w:lineRule="auto"/>
-              <w:rPr>
+                <w:rFonts w:ascii="Aptos" w:hAnsi="Aptos"/>
+                <w:color w:val="101820"/>
                 <w:sz w:val="20"/>
                 <w:szCs w:val="20"/>
               </w:rPr>
@@ -1566,13 +2206,14 @@
         </w:trPr>
         <w:tc>
           <w:tcPr>
-            <w:tcW w:w="3666" w:type="dxa"/>
+            <w:tcW w:w="3611" w:type="dxa"/>
             <w:gridSpan w:val="2"/>
             <w:vAlign w:val="center"/>
           </w:tcPr>
           <w:p>
             <w:pPr>
               <w:spacing w:after="0" w:line="360" w:lineRule="auto"/>
+              <w:jc w:val="center"/>
               <w:rPr>
                 <w:sz w:val="20"/>
                 <w:szCs w:val="20"/>
@@ -1592,7 +2233,7 @@
         </w:tc>
         <w:tc>
           <w:tcPr>
-            <w:tcW w:w="850" w:type="dxa"/>
+            <w:tcW w:w="1100" w:type="dxa"/>
             <w:vAlign w:val="center"/>
           </w:tcPr>
           <w:p>
@@ -1617,62 +2258,104 @@
         </w:tc>
         <w:tc>
           <w:tcPr>
-            <w:tcW w:w="1985" w:type="dxa"/>
+            <w:tcW w:w="1011" w:type="dxa"/>
+            <w:gridSpan w:val="2"/>
+          </w:tcPr>
+          <w:p>
+            <w:pPr>
+              <w:spacing w:after="0" w:line="360" w:lineRule="auto"/>
+              <w:jc w:val="center"/>
+              <w:rPr>
+                <w:sz w:val="20"/>
+                <w:szCs w:val="20"/>
+              </w:rPr>
+            </w:pPr>
+            <w:r>
+              <w:rPr>
+                <w:sz w:val="20"/>
+                <w:szCs w:val="20"/>
+              </w:rPr>
+              <w:t>90</w:t>
+            </w:r>
+          </w:p>
+        </w:tc>
+        <w:tc>
+          <w:tcPr>
+            <w:tcW w:w="982" w:type="dxa"/>
+            <w:gridSpan w:val="2"/>
+          </w:tcPr>
+          <w:p>
+            <w:pPr>
+              <w:spacing w:after="0" w:line="360" w:lineRule="auto"/>
+              <w:jc w:val="center"/>
+              <w:rPr>
+                <w:sz w:val="20"/>
+                <w:szCs w:val="20"/>
+              </w:rPr>
+            </w:pPr>
+            <w:r>
+              <w:rPr>
+                <w:sz w:val="20"/>
+                <w:szCs w:val="20"/>
+              </w:rPr>
+              <w:t>90</w:t>
+            </w:r>
+          </w:p>
+        </w:tc>
+        <w:tc>
+          <w:tcPr>
+            <w:tcW w:w="966" w:type="dxa"/>
+            <w:gridSpan w:val="2"/>
+          </w:tcPr>
+          <w:p>
+            <w:pPr>
+              <w:spacing w:after="0" w:line="360" w:lineRule="auto"/>
+              <w:jc w:val="center"/>
+              <w:rPr>
+                <w:sz w:val="20"/>
+                <w:szCs w:val="20"/>
+              </w:rPr>
+            </w:pPr>
+            <w:r>
+              <w:rPr>
+                <w:sz w:val="20"/>
+                <w:szCs w:val="20"/>
+              </w:rPr>
+              <w:t>93</w:t>
+            </w:r>
+          </w:p>
+        </w:tc>
+        <w:tc>
+          <w:tcPr>
+            <w:tcW w:w="967" w:type="dxa"/>
+          </w:tcPr>
+          <w:p>
+            <w:pPr>
+              <w:spacing w:after="0" w:line="360" w:lineRule="auto"/>
+              <w:jc w:val="center"/>
+              <w:rPr>
+                <w:sz w:val="20"/>
+                <w:szCs w:val="20"/>
+              </w:rPr>
+            </w:pPr>
+            <w:r>
+              <w:rPr>
+                <w:sz w:val="20"/>
+                <w:szCs w:val="20"/>
+              </w:rPr>
+              <w:t>97</w:t>
+            </w:r>
+          </w:p>
+        </w:tc>
+        <w:tc>
+          <w:tcPr>
+            <w:tcW w:w="1820" w:type="dxa"/>
             <w:vAlign w:val="center"/>
           </w:tcPr>
           <w:p>
             <w:pPr>
               <w:spacing w:after="0" w:line="360" w:lineRule="auto"/>
               <w:jc w:val="center"/>
-              <w:rPr>
-                <w:sz w:val="20"/>
-                <w:szCs w:val="20"/>
-              </w:rPr>
-            </w:pPr>
-            <w:r>
-              <w:rPr>
-                <w:rFonts w:ascii="Aptos" w:hAnsi="Aptos"/>
-                <w:color w:val="101820"/>
-                <w:sz w:val="20"/>
-                <w:szCs w:val="20"/>
-              </w:rPr>
-              <w:t>90</w:t>
-            </w:r>
-          </w:p>
-        </w:tc>
-        <w:tc>
-          <w:tcPr>
-            <w:tcW w:w="1984" w:type="dxa"/>
-            <w:vAlign w:val="center"/>
-          </w:tcPr>
-          <w:p>
-            <w:pPr>
-              <w:spacing w:after="0" w:line="360" w:lineRule="auto"/>
-              <w:jc w:val="center"/>
-              <w:rPr>
-                <w:sz w:val="20"/>
-                <w:szCs w:val="20"/>
-              </w:rPr>
-            </w:pPr>
-            <w:r>
-              <w:rPr>
-                <w:rFonts w:ascii="Aptos" w:hAnsi="Aptos"/>
-                <w:color w:val="101820"/>
-                <w:sz w:val="20"/>
-                <w:szCs w:val="20"/>
-              </w:rPr>
-              <w:t>90</w:t>
-            </w:r>
-          </w:p>
-        </w:tc>
-        <w:tc>
-          <w:tcPr>
-            <w:tcW w:w="1846" w:type="dxa"/>
-            <w:vAlign w:val="center"/>
-          </w:tcPr>
-          <w:p>
-            <w:pPr>
-              <w:spacing w:after="0" w:line="360" w:lineRule="auto"/>
               <w:rPr>
                 <w:sz w:val="20"/>
                 <w:szCs w:val="20"/>
@@ -1697,13 +2380,14 @@
         </w:trPr>
         <w:tc>
           <w:tcPr>
-            <w:tcW w:w="3666" w:type="dxa"/>
+            <w:tcW w:w="3611" w:type="dxa"/>
             <w:gridSpan w:val="2"/>
             <w:vAlign w:val="center"/>
           </w:tcPr>
           <w:p>
             <w:pPr>
               <w:spacing w:after="0" w:line="360" w:lineRule="auto"/>
+              <w:jc w:val="center"/>
               <w:rPr>
                 <w:sz w:val="20"/>
                 <w:szCs w:val="20"/>
@@ -1723,7 +2407,7 @@
         </w:tc>
         <w:tc>
           <w:tcPr>
-            <w:tcW w:w="850" w:type="dxa"/>
+            <w:tcW w:w="1100" w:type="dxa"/>
             <w:vAlign w:val="center"/>
           </w:tcPr>
           <w:p>
@@ -1748,8 +2432,8 @@
         </w:tc>
         <w:tc>
           <w:tcPr>
-            <w:tcW w:w="3969" w:type="dxa"/>
-            <w:gridSpan w:val="2"/>
+            <w:tcW w:w="3926" w:type="dxa"/>
+            <w:gridSpan w:val="7"/>
             <w:vAlign w:val="center"/>
           </w:tcPr>
           <w:p>
@@ -1768,18 +2452,37 @@
                 <w:sz w:val="20"/>
                 <w:szCs w:val="20"/>
               </w:rPr>
-              <w:t>≤ 0.30</w:t>
-            </w:r>
-          </w:p>
-        </w:tc>
-        <w:tc>
-          <w:tcPr>
-            <w:tcW w:w="1846" w:type="dxa"/>
+              <w:t>≤ 0.</w:t>
+            </w:r>
+            <w:r>
+              <w:rPr>
+                <w:rFonts w:ascii="Aptos" w:hAnsi="Aptos"/>
+                <w:color w:val="101820"/>
+                <w:sz w:val="20"/>
+                <w:szCs w:val="20"/>
+              </w:rPr>
+              <w:t>3</w:t>
+            </w:r>
+            <w:r>
+              <w:rPr>
+                <w:rFonts w:ascii="Aptos" w:hAnsi="Aptos"/>
+                <w:color w:val="101820"/>
+                <w:sz w:val="20"/>
+                <w:szCs w:val="20"/>
+              </w:rPr>
+              <w:t>0</w:t>
+            </w:r>
+          </w:p>
+        </w:tc>
+        <w:tc>
+          <w:tcPr>
+            <w:tcW w:w="1820" w:type="dxa"/>
             <w:vAlign w:val="center"/>
           </w:tcPr>
           <w:p>
             <w:pPr>
               <w:spacing w:after="0" w:line="360" w:lineRule="auto"/>
+              <w:jc w:val="center"/>
               <w:rPr>
                 <w:sz w:val="20"/>
                 <w:szCs w:val="20"/>
@@ -1804,13 +2507,14 @@
         </w:trPr>
         <w:tc>
           <w:tcPr>
-            <w:tcW w:w="2673" w:type="dxa"/>
+            <w:tcW w:w="2631" w:type="dxa"/>
             <w:vMerge w:val="restart"/>
             <w:vAlign w:val="center"/>
           </w:tcPr>
           <w:p>
             <w:pPr>
               <w:spacing w:after="0" w:line="360" w:lineRule="auto"/>
+              <w:jc w:val="center"/>
               <w:rPr>
                 <w:sz w:val="20"/>
                 <w:szCs w:val="20"/>
@@ -1830,7 +2534,7 @@
         </w:tc>
         <w:tc>
           <w:tcPr>
-            <w:tcW w:w="993" w:type="dxa"/>
+            <w:tcW w:w="980" w:type="dxa"/>
             <w:vAlign w:val="center"/>
           </w:tcPr>
           <w:p>
@@ -1856,12 +2560,14 @@
         </w:tc>
         <w:tc>
           <w:tcPr>
-            <w:tcW w:w="850" w:type="dxa"/>
+            <w:tcW w:w="1100" w:type="dxa"/>
+            <w:vMerge w:val="restart"/>
             <w:vAlign w:val="center"/>
           </w:tcPr>
           <w:p>
             <w:pPr>
               <w:spacing w:after="0" w:line="360" w:lineRule="auto"/>
+              <w:jc w:val="center"/>
               <w:rPr>
                 <w:sz w:val="20"/>
                 <w:szCs w:val="20"/>
@@ -1880,8 +2586,8 @@
         </w:tc>
         <w:tc>
           <w:tcPr>
-            <w:tcW w:w="3969" w:type="dxa"/>
-            <w:gridSpan w:val="2"/>
+            <w:tcW w:w="3926" w:type="dxa"/>
+            <w:gridSpan w:val="7"/>
             <w:vAlign w:val="center"/>
           </w:tcPr>
           <w:p>
@@ -1906,12 +2612,13 @@
         </w:tc>
         <w:tc>
           <w:tcPr>
-            <w:tcW w:w="1846" w:type="dxa"/>
+            <w:tcW w:w="1820" w:type="dxa"/>
             <w:vAlign w:val="center"/>
           </w:tcPr>
           <w:p>
             <w:pPr>
               <w:spacing w:after="0" w:line="360" w:lineRule="auto"/>
+              <w:jc w:val="center"/>
               <w:rPr>
                 <w:sz w:val="20"/>
                 <w:szCs w:val="20"/>
@@ -1936,23 +2643,24 @@
         </w:trPr>
         <w:tc>
           <w:tcPr>
-            <w:tcW w:w="2673" w:type="dxa"/>
+            <w:tcW w:w="2631" w:type="dxa"/>
             <w:vMerge/>
             <w:vAlign w:val="center"/>
           </w:tcPr>
           <w:p>
             <w:pPr>
               <w:spacing w:after="0" w:line="360" w:lineRule="auto"/>
-              <w:rPr>
-                <w:sz w:val="20"/>
-                <w:szCs w:val="20"/>
-              </w:rPr>
-            </w:pPr>
-          </w:p>
-        </w:tc>
-        <w:tc>
-          <w:tcPr>
-            <w:tcW w:w="993" w:type="dxa"/>
+              <w:jc w:val="center"/>
+              <w:rPr>
+                <w:sz w:val="20"/>
+                <w:szCs w:val="20"/>
+              </w:rPr>
+            </w:pPr>
+          </w:p>
+        </w:tc>
+        <w:tc>
+          <w:tcPr>
+            <w:tcW w:w="980" w:type="dxa"/>
             <w:vAlign w:val="center"/>
           </w:tcPr>
           <w:p>
@@ -1978,32 +2686,25 @@
         </w:tc>
         <w:tc>
           <w:tcPr>
-            <w:tcW w:w="850" w:type="dxa"/>
+            <w:tcW w:w="1100" w:type="dxa"/>
+            <w:vMerge/>
             <w:vAlign w:val="center"/>
           </w:tcPr>
           <w:p>
             <w:pPr>
               <w:spacing w:after="0" w:line="360" w:lineRule="auto"/>
-              <w:rPr>
-                <w:sz w:val="20"/>
-                <w:szCs w:val="20"/>
-              </w:rPr>
-            </w:pPr>
-            <w:r>
-              <w:rPr>
-                <w:rFonts w:ascii="Aptos" w:hAnsi="Aptos"/>
-                <w:color w:val="101820"/>
-                <w:sz w:val="20"/>
-                <w:szCs w:val="20"/>
-              </w:rPr>
-              <w:t>MPa</w:t>
-            </w:r>
-          </w:p>
-        </w:tc>
-        <w:tc>
-          <w:tcPr>
-            <w:tcW w:w="3969" w:type="dxa"/>
-            <w:gridSpan w:val="2"/>
+              <w:jc w:val="center"/>
+              <w:rPr>
+                <w:sz w:val="20"/>
+                <w:szCs w:val="20"/>
+              </w:rPr>
+            </w:pPr>
+          </w:p>
+        </w:tc>
+        <w:tc>
+          <w:tcPr>
+            <w:tcW w:w="3926" w:type="dxa"/>
+            <w:gridSpan w:val="7"/>
             <w:vAlign w:val="center"/>
           </w:tcPr>
           <w:p>
@@ -2028,12 +2729,13 @@
         </w:tc>
         <w:tc>
           <w:tcPr>
-            <w:tcW w:w="1846" w:type="dxa"/>
+            <w:tcW w:w="1820" w:type="dxa"/>
             <w:vAlign w:val="center"/>
           </w:tcPr>
           <w:p>
             <w:pPr>
               <w:spacing w:after="0" w:line="360" w:lineRule="auto"/>
+              <w:jc w:val="center"/>
               <w:rPr>
                 <w:sz w:val="20"/>
                 <w:szCs w:val="20"/>
@@ -2058,13 +2760,14 @@
         </w:trPr>
         <w:tc>
           <w:tcPr>
-            <w:tcW w:w="2673" w:type="dxa"/>
+            <w:tcW w:w="2631" w:type="dxa"/>
             <w:vMerge w:val="restart"/>
             <w:vAlign w:val="center"/>
           </w:tcPr>
           <w:p>
             <w:pPr>
               <w:spacing w:after="0" w:line="360" w:lineRule="auto"/>
+              <w:jc w:val="center"/>
               <w:rPr>
                 <w:sz w:val="20"/>
                 <w:szCs w:val="20"/>
@@ -2084,7 +2787,7 @@
         </w:tc>
         <w:tc>
           <w:tcPr>
-            <w:tcW w:w="993" w:type="dxa"/>
+            <w:tcW w:w="980" w:type="dxa"/>
             <w:vAlign w:val="center"/>
           </w:tcPr>
           <w:p>
@@ -2110,12 +2813,14 @@
         </w:tc>
         <w:tc>
           <w:tcPr>
-            <w:tcW w:w="850" w:type="dxa"/>
+            <w:tcW w:w="1100" w:type="dxa"/>
+            <w:vMerge w:val="restart"/>
             <w:vAlign w:val="center"/>
           </w:tcPr>
           <w:p>
             <w:pPr>
               <w:spacing w:after="0" w:line="360" w:lineRule="auto"/>
+              <w:jc w:val="center"/>
               <w:rPr>
                 <w:sz w:val="20"/>
                 <w:szCs w:val="20"/>
@@ -2134,8 +2839,8 @@
         </w:tc>
         <w:tc>
           <w:tcPr>
-            <w:tcW w:w="3969" w:type="dxa"/>
-            <w:gridSpan w:val="2"/>
+            <w:tcW w:w="3926" w:type="dxa"/>
+            <w:gridSpan w:val="7"/>
             <w:vAlign w:val="center"/>
           </w:tcPr>
           <w:p>
@@ -2160,12 +2865,13 @@
         </w:tc>
         <w:tc>
           <w:tcPr>
-            <w:tcW w:w="1846" w:type="dxa"/>
+            <w:tcW w:w="1820" w:type="dxa"/>
             <w:vAlign w:val="center"/>
           </w:tcPr>
           <w:p>
             <w:pPr>
               <w:spacing w:after="0" w:line="360" w:lineRule="auto"/>
+              <w:jc w:val="center"/>
               <w:rPr>
                 <w:sz w:val="20"/>
                 <w:szCs w:val="20"/>
@@ -2190,23 +2896,24 @@
         </w:trPr>
         <w:tc>
           <w:tcPr>
-            <w:tcW w:w="2673" w:type="dxa"/>
+            <w:tcW w:w="2631" w:type="dxa"/>
             <w:vMerge/>
             <w:vAlign w:val="center"/>
           </w:tcPr>
           <w:p>
             <w:pPr>
               <w:spacing w:after="0" w:line="360" w:lineRule="auto"/>
-              <w:rPr>
-                <w:sz w:val="20"/>
-                <w:szCs w:val="20"/>
-              </w:rPr>
-            </w:pPr>
-          </w:p>
-        </w:tc>
-        <w:tc>
-          <w:tcPr>
-            <w:tcW w:w="993" w:type="dxa"/>
+              <w:jc w:val="center"/>
+              <w:rPr>
+                <w:sz w:val="20"/>
+                <w:szCs w:val="20"/>
+              </w:rPr>
+            </w:pPr>
+          </w:p>
+        </w:tc>
+        <w:tc>
+          <w:tcPr>
+            <w:tcW w:w="980" w:type="dxa"/>
             <w:vAlign w:val="center"/>
           </w:tcPr>
           <w:p>
@@ -2232,32 +2939,25 @@
         </w:tc>
         <w:tc>
           <w:tcPr>
-            <w:tcW w:w="850" w:type="dxa"/>
+            <w:tcW w:w="1100" w:type="dxa"/>
+            <w:vMerge/>
             <w:vAlign w:val="center"/>
           </w:tcPr>
           <w:p>
             <w:pPr>
               <w:spacing w:after="0" w:line="360" w:lineRule="auto"/>
-              <w:rPr>
-                <w:sz w:val="20"/>
-                <w:szCs w:val="20"/>
-              </w:rPr>
-            </w:pPr>
-            <w:r>
-              <w:rPr>
-                <w:rFonts w:ascii="Aptos" w:hAnsi="Aptos"/>
-                <w:color w:val="101820"/>
-                <w:sz w:val="20"/>
-                <w:szCs w:val="20"/>
-              </w:rPr>
-              <w:t>%</w:t>
-            </w:r>
-          </w:p>
-        </w:tc>
-        <w:tc>
-          <w:tcPr>
-            <w:tcW w:w="3969" w:type="dxa"/>
-            <w:gridSpan w:val="2"/>
+              <w:jc w:val="center"/>
+              <w:rPr>
+                <w:sz w:val="20"/>
+                <w:szCs w:val="20"/>
+              </w:rPr>
+            </w:pPr>
+          </w:p>
+        </w:tc>
+        <w:tc>
+          <w:tcPr>
+            <w:tcW w:w="3926" w:type="dxa"/>
+            <w:gridSpan w:val="7"/>
             <w:vAlign w:val="center"/>
           </w:tcPr>
           <w:p>
@@ -2282,12 +2982,13 @@
         </w:tc>
         <w:tc>
           <w:tcPr>
-            <w:tcW w:w="1846" w:type="dxa"/>
+            <w:tcW w:w="1820" w:type="dxa"/>
             <w:vAlign w:val="center"/>
           </w:tcPr>
           <w:p>
             <w:pPr>
               <w:spacing w:after="0" w:line="360" w:lineRule="auto"/>
+              <w:jc w:val="center"/>
               <w:rPr>
                 <w:sz w:val="20"/>
                 <w:szCs w:val="20"/>
@@ -2312,33 +3013,53 @@
         </w:trPr>
         <w:tc>
           <w:tcPr>
-            <w:tcW w:w="2673" w:type="dxa"/>
+            <w:tcW w:w="2631" w:type="dxa"/>
             <w:vMerge w:val="restart"/>
             <w:vAlign w:val="center"/>
           </w:tcPr>
           <w:p>
             <w:pPr>
               <w:spacing w:after="0" w:line="360" w:lineRule="auto"/>
-              <w:rPr>
-                <w:sz w:val="20"/>
-                <w:szCs w:val="20"/>
-              </w:rPr>
-            </w:pPr>
-            <w:r>
-              <w:rPr>
-                <w:rFonts w:ascii="Aptos" w:hAnsi="Aptos"/>
+              <w:jc w:val="center"/>
+              <w:rPr>
                 <w:b/>
-                <w:color w:val="101820"/>
-                <w:sz w:val="20"/>
-                <w:szCs w:val="20"/>
-              </w:rPr>
-              <w:t>Modulus of Elasticity</w:t>
-            </w:r>
-          </w:p>
-        </w:tc>
-        <w:tc>
-          <w:tcPr>
-            <w:tcW w:w="993" w:type="dxa"/>
+                <w:bCs/>
+                <w:sz w:val="20"/>
+                <w:szCs w:val="20"/>
+              </w:rPr>
+            </w:pPr>
+            <w:r>
+              <w:rPr>
+                <w:b/>
+                <w:bCs/>
+                <w:sz w:val="20"/>
+                <w:szCs w:val="20"/>
+              </w:rPr>
+              <w:t>Tensile modulus of</w:t>
+            </w:r>
+            <w:r>
+              <w:rPr>
+                <w:b/>
+                <w:bCs/>
+                <w:sz w:val="20"/>
+                <w:szCs w:val="20"/>
+              </w:rPr>
+              <w:t xml:space="preserve"> </w:t>
+            </w:r>
+            <w:r>
+              <w:rPr>
+                <w:b/>
+                <w:bCs/>
+                <w:sz w:val="20"/>
+                <w:szCs w:val="20"/>
+              </w:rPr>
+              <w:t>elasticity</w:t>
+            </w:r>
+          </w:p>
+        </w:tc>
+        <w:tc>
+          <w:tcPr>
+            <w:tcW w:w="980" w:type="dxa"/>
             <w:vAlign w:val="center"/>
           </w:tcPr>
           <w:p>
@@ -2346,31 +3067,38 @@
               <w:spacing w:after="0" w:line="360" w:lineRule="auto"/>
               <w:jc w:val="center"/>
               <w:rPr>
-                <w:sz w:val="20"/>
-                <w:szCs w:val="20"/>
-              </w:rPr>
-            </w:pPr>
-            <w:r>
-              <w:rPr>
                 <w:rFonts w:ascii="Aptos" w:hAnsi="Aptos"/>
                 <w:b/>
                 <w:color w:val="101820"/>
                 <w:sz w:val="20"/>
                 <w:szCs w:val="20"/>
               </w:rPr>
+            </w:pPr>
+            <w:r>
+              <w:rPr>
+                <w:rFonts w:ascii="Aptos" w:hAnsi="Aptos"/>
+                <w:b/>
+                <w:color w:val="101820"/>
+                <w:sz w:val="20"/>
+                <w:szCs w:val="20"/>
+              </w:rPr>
               <w:t>MD</w:t>
             </w:r>
           </w:p>
         </w:tc>
         <w:tc>
           <w:tcPr>
-            <w:tcW w:w="850" w:type="dxa"/>
+            <w:tcW w:w="1100" w:type="dxa"/>
+            <w:vMerge w:val="restart"/>
             <w:vAlign w:val="center"/>
           </w:tcPr>
           <w:p>
             <w:pPr>
               <w:spacing w:after="0" w:line="360" w:lineRule="auto"/>
-              <w:rPr>
+              <w:jc w:val="center"/>
+              <w:rPr>
+                <w:rFonts w:ascii="Aptos" w:hAnsi="Aptos"/>
+                <w:color w:val="101820"/>
                 <w:sz w:val="20"/>
                 <w:szCs w:val="20"/>
               </w:rPr>
@@ -2388,8 +3116,8 @@
         </w:tc>
         <w:tc>
           <w:tcPr>
-            <w:tcW w:w="3969" w:type="dxa"/>
-            <w:gridSpan w:val="2"/>
+            <w:tcW w:w="3926" w:type="dxa"/>
+            <w:gridSpan w:val="7"/>
             <w:vAlign w:val="center"/>
           </w:tcPr>
           <w:p>
@@ -2397,42 +3125,40 @@
               <w:spacing w:after="0" w:line="360" w:lineRule="auto"/>
               <w:jc w:val="center"/>
               <w:rPr>
-                <w:sz w:val="20"/>
-                <w:szCs w:val="20"/>
-              </w:rPr>
-            </w:pPr>
-            <w:r>
-              <w:rPr>
-                <w:rFonts w:ascii="Aptos" w:hAnsi="Aptos"/>
-                <w:color w:val="101820"/>
-                <w:sz w:val="20"/>
-                <w:szCs w:val="20"/>
-              </w:rPr>
-              <w:t>1080</w:t>
-            </w:r>
-          </w:p>
-        </w:tc>
-        <w:tc>
-          <w:tcPr>
-            <w:tcW w:w="1846" w:type="dxa"/>
-            <w:vAlign w:val="center"/>
-          </w:tcPr>
-          <w:p>
-            <w:pPr>
-              <w:spacing w:after="0" w:line="360" w:lineRule="auto"/>
-              <w:rPr>
-                <w:sz w:val="20"/>
-                <w:szCs w:val="20"/>
-              </w:rPr>
-            </w:pPr>
-            <w:r>
-              <w:rPr>
-                <w:rFonts w:ascii="Aptos" w:hAnsi="Aptos"/>
-                <w:color w:val="101820"/>
-                <w:sz w:val="20"/>
-                <w:szCs w:val="20"/>
-              </w:rPr>
-              <w:t>ASTM D882</w:t>
+                <w:rFonts w:ascii="Aptos" w:hAnsi="Aptos"/>
+                <w:color w:val="101820"/>
+                <w:sz w:val="20"/>
+                <w:szCs w:val="20"/>
+              </w:rPr>
+            </w:pPr>
+            <w:r>
+              <w:rPr>
+                <w:rFonts w:ascii="Aptos" w:hAnsi="Aptos"/>
+                <w:color w:val="101820"/>
+                <w:sz w:val="20"/>
+                <w:szCs w:val="20"/>
+              </w:rPr>
+              <w:t>1050</w:t>
+            </w:r>
+          </w:p>
+        </w:tc>
+        <w:tc>
+          <w:tcPr>
+            <w:tcW w:w="1820" w:type="dxa"/>
+          </w:tcPr>
+          <w:p>
+            <w:pPr>
+              <w:spacing w:after="0" w:line="360" w:lineRule="auto"/>
+              <w:jc w:val="center"/>
+              <w:rPr>
+                <w:rFonts w:ascii="Aptos" w:hAnsi="Aptos"/>
+                <w:color w:val="101820"/>
+                <w:sz w:val="20"/>
+                <w:szCs w:val="20"/>
+              </w:rPr>
+            </w:pPr>
+            <w:r>
+              <w:t>ASTM D 882</w:t>
             </w:r>
           </w:p>
         </w:tc>
@@ -2444,23 +3170,24 @@
         </w:trPr>
         <w:tc>
           <w:tcPr>
-            <w:tcW w:w="2673" w:type="dxa"/>
+            <w:tcW w:w="2631" w:type="dxa"/>
             <w:vMerge/>
             <w:vAlign w:val="center"/>
           </w:tcPr>
           <w:p>
             <w:pPr>
               <w:spacing w:after="0" w:line="360" w:lineRule="auto"/>
-              <w:rPr>
-                <w:sz w:val="20"/>
-                <w:szCs w:val="20"/>
-              </w:rPr>
-            </w:pPr>
-          </w:p>
-        </w:tc>
-        <w:tc>
-          <w:tcPr>
-            <w:tcW w:w="993" w:type="dxa"/>
+              <w:jc w:val="center"/>
+              <w:rPr>
+                <w:sz w:val="20"/>
+                <w:szCs w:val="20"/>
+              </w:rPr>
+            </w:pPr>
+          </w:p>
+        </w:tc>
+        <w:tc>
+          <w:tcPr>
+            <w:tcW w:w="980" w:type="dxa"/>
             <w:vAlign w:val="center"/>
           </w:tcPr>
           <w:p>
@@ -2468,50 +3195,48 @@
               <w:spacing w:after="0" w:line="360" w:lineRule="auto"/>
               <w:jc w:val="center"/>
               <w:rPr>
-                <w:sz w:val="20"/>
-                <w:szCs w:val="20"/>
-              </w:rPr>
-            </w:pPr>
-            <w:r>
-              <w:rPr>
                 <w:rFonts w:ascii="Aptos" w:hAnsi="Aptos"/>
                 <w:b/>
                 <w:color w:val="101820"/>
                 <w:sz w:val="20"/>
                 <w:szCs w:val="20"/>
               </w:rPr>
+            </w:pPr>
+            <w:r>
+              <w:rPr>
+                <w:rFonts w:ascii="Aptos" w:hAnsi="Aptos"/>
+                <w:b/>
+                <w:color w:val="101820"/>
+                <w:sz w:val="20"/>
+                <w:szCs w:val="20"/>
+              </w:rPr>
               <w:t>TD</w:t>
             </w:r>
           </w:p>
         </w:tc>
         <w:tc>
           <w:tcPr>
-            <w:tcW w:w="850" w:type="dxa"/>
+            <w:tcW w:w="1100" w:type="dxa"/>
+            <w:vMerge/>
             <w:vAlign w:val="center"/>
           </w:tcPr>
           <w:p>
             <w:pPr>
               <w:spacing w:after="0" w:line="360" w:lineRule="auto"/>
-              <w:rPr>
-                <w:sz w:val="20"/>
-                <w:szCs w:val="20"/>
-              </w:rPr>
-            </w:pPr>
-            <w:r>
-              <w:rPr>
-                <w:rFonts w:ascii="Aptos" w:hAnsi="Aptos"/>
-                <w:color w:val="101820"/>
-                <w:sz w:val="20"/>
-                <w:szCs w:val="20"/>
-              </w:rPr>
-              <w:t>MPa</w:t>
-            </w:r>
-          </w:p>
-        </w:tc>
-        <w:tc>
-          <w:tcPr>
-            <w:tcW w:w="3969" w:type="dxa"/>
-            <w:gridSpan w:val="2"/>
+              <w:jc w:val="center"/>
+              <w:rPr>
+                <w:rFonts w:ascii="Aptos" w:hAnsi="Aptos"/>
+                <w:color w:val="101820"/>
+                <w:sz w:val="20"/>
+                <w:szCs w:val="20"/>
+              </w:rPr>
+            </w:pPr>
+          </w:p>
+        </w:tc>
+        <w:tc>
+          <w:tcPr>
+            <w:tcW w:w="3926" w:type="dxa"/>
+            <w:gridSpan w:val="7"/>
             <w:vAlign w:val="center"/>
           </w:tcPr>
           <w:p>
@@ -2519,42 +3244,40 @@
               <w:spacing w:after="0" w:line="360" w:lineRule="auto"/>
               <w:jc w:val="center"/>
               <w:rPr>
-                <w:sz w:val="20"/>
-                <w:szCs w:val="20"/>
-              </w:rPr>
-            </w:pPr>
-            <w:r>
-              <w:rPr>
-                <w:rFonts w:ascii="Aptos" w:hAnsi="Aptos"/>
-                <w:color w:val="101820"/>
-                <w:sz w:val="20"/>
-                <w:szCs w:val="20"/>
-              </w:rPr>
-              <w:t>2000</w:t>
-            </w:r>
-          </w:p>
-        </w:tc>
-        <w:tc>
-          <w:tcPr>
-            <w:tcW w:w="1846" w:type="dxa"/>
-            <w:vAlign w:val="center"/>
-          </w:tcPr>
-          <w:p>
-            <w:pPr>
-              <w:spacing w:after="0" w:line="360" w:lineRule="auto"/>
-              <w:rPr>
-                <w:sz w:val="20"/>
-                <w:szCs w:val="20"/>
-              </w:rPr>
-            </w:pPr>
-            <w:r>
-              <w:rPr>
-                <w:rFonts w:ascii="Aptos" w:hAnsi="Aptos"/>
-                <w:color w:val="101820"/>
-                <w:sz w:val="20"/>
-                <w:szCs w:val="20"/>
-              </w:rPr>
-              <w:t>ASTM D882</w:t>
+                <w:rFonts w:ascii="Aptos" w:hAnsi="Aptos"/>
+                <w:color w:val="101820"/>
+                <w:sz w:val="20"/>
+                <w:szCs w:val="20"/>
+              </w:rPr>
+            </w:pPr>
+            <w:r>
+              <w:rPr>
+                <w:rFonts w:ascii="Aptos" w:hAnsi="Aptos"/>
+                <w:color w:val="101820"/>
+                <w:sz w:val="20"/>
+                <w:szCs w:val="20"/>
+              </w:rPr>
+              <w:t>1980</w:t>
+            </w:r>
+          </w:p>
+        </w:tc>
+        <w:tc>
+          <w:tcPr>
+            <w:tcW w:w="1820" w:type="dxa"/>
+          </w:tcPr>
+          <w:p>
+            <w:pPr>
+              <w:spacing w:after="0" w:line="360" w:lineRule="auto"/>
+              <w:jc w:val="center"/>
+              <w:rPr>
+                <w:rFonts w:ascii="Aptos" w:hAnsi="Aptos"/>
+                <w:color w:val="101820"/>
+                <w:sz w:val="20"/>
+                <w:szCs w:val="20"/>
+              </w:rPr>
+            </w:pPr>
+            <w:r>
+              <w:t>ASTM D 882</w:t>
             </w:r>
           </w:p>
         </w:tc>
@@ -2564,6 +3287,7 @@
       <w:pPr>
         <w:spacing w:before="120" w:after="60"/>
         <w:rPr>
+          <w:color w:val="FC6B00"/>
           <w:sz w:val="20"/>
           <w:szCs w:val="20"/>
         </w:rPr>
@@ -2572,7 +3296,7 @@
         <w:rPr>
           <w:rFonts w:ascii="Aptos Display" w:hAnsi="Aptos Display"/>
           <w:b/>
-          <w:color w:val="F2A51A"/>
+          <w:color w:val="FC6B00"/>
           <w:sz w:val="20"/>
           <w:szCs w:val="20"/>
         </w:rPr>
@@ -2599,7 +3323,6 @@
         <w:t>The numerical values reported in this data sheet are obtained from the average of the values recorded in our laboratory tests. Before final use, we recommend technical tests to ensure the film's suitability for the intended use. NODA PLAST Film is not responsible for inappropriate use of the product, and its liability is limited to the exclusive replacement of the product, excluding any compensation or damages of any kind.</w:t>
       </w:r>
     </w:p>
-    <w:p/>
     <w:sectPr>
       <w:type w:val="continuous"/>
       <w:pgSz w:w="11906" w:h="16838"/>
@@ -2640,7 +3363,7 @@
 <w:ftr xmlns:wpc="http://schemas.microsoft.com/office/word/2010/wordprocessingCanvas" xmlns:cx="http://schemas.microsoft.com/office/drawing/2014/chartex" xmlns:cx1="http://schemas.microsoft.com/office/drawing/2015/9/8/chartex" xmlns:cx2="http://schemas.microsoft.com/office/drawing/2015/10/21/chartex" xmlns:cx3="http://schemas.microsoft.com/office/drawing/2016/5/9/chartex" xmlns:cx4="http://schemas.microsoft.com/office/drawing/2016/5/10/chartex" xmlns:cx5="http://schemas.microsoft.com/office/drawing/2016/5/11/chartex" xmlns:cx6="http://schemas.microsoft.com/office/drawing/2016/5/12/chartex" xmlns:cx7="http://schemas.microsoft.com/office/drawing/2016/5/13/chartex" xmlns:cx8="http://schemas.microsoft.com/office/drawing/2016/5/14/chartex" xmlns:mc="http://schemas.openxmlformats.org/markup-compatibility/2006" xmlns:aink="http://schemas.microsoft.com/office/drawing/2016/ink" xmlns:am3d="http://schemas.microsoft.com/office/drawing/2017/model3d" xmlns:o="urn:schemas-microsoft-com:office:office" xmlns:oel="http://schemas.microsoft.com/office/2019/extlst" xmlns:r="http://schemas.openxmlformats.org/officeDocument/2006/relationships" xmlns:m="http://schemas.openxmlformats.org/officeDocument/2006/math" xmlns:v="urn:schemas-microsoft-com:vml" xmlns:wp14="http://schemas.microsoft.com/office/word/2010/wordprocessingDrawing" xmlns:wp="http://schemas.openxmlformats.org/drawingml/2006/wordprocessingDrawing" xmlns:w10="urn:schemas-microsoft-com:office:word" xmlns:w="http://schemas.openxmlformats.org/wordprocessingml/2006/main" xmlns:w14="http://schemas.microsoft.com/office/word/2010/wordml" xmlns:w15="http://schemas.microsoft.com/office/word/2012/wordml" xmlns:w16cex="http://schemas.microsoft.com/office/word/2018/wordml/cex" xmlns:w16cid="http://schemas.microsoft.com/office/word/2016/wordml/cid" xmlns:w16="http://schemas.microsoft.com/office/word/2018/wordml" xmlns:w16du="http://schemas.microsoft.com/office/word/2023/wordml/word16du" xmlns:w16sdtdh="http://schemas.microsoft.com/office/word/2020/wordml/sdtdatahash" xmlns:w16sdtfl="http://schemas.microsoft.com/office/word/2024/wordml/sdtformatlock" xmlns:w16se="http://schemas.microsoft.com/office/word/2015/wordml/symex" xmlns:wpg="http://schemas.microsoft.com/office/word/2010/wordprocessingGroup" xmlns:wpi="http://schemas.microsoft.com/office/word/2010/wordprocessingInk" xmlns:wne="http://schemas.microsoft.com/office/word/2006/wordml" xmlns:wps="http://schemas.microsoft.com/office/word/2010/wordprocessingShape" mc:Ignorable="w14 w15 w16se w16cid w16 w16cex w16sdtdh w16sdtfl w16du wp14">
   <w:p>
     <w:pPr>
-      <w:pStyle w:val="Footer"/>
+      <w:pStyle w:val="Pieddepage"/>
       <w:jc w:val="center"/>
     </w:pPr>
     <w:r>
@@ -2684,16 +3407,17 @@
       <w:tblLook w:val="04A0" w:firstRow="1" w:lastRow="0" w:firstColumn="1" w:lastColumn="0" w:noHBand="0" w:noVBand="1"/>
     </w:tblPr>
     <w:tblGrid>
-      <w:gridCol w:w="5342"/>
-      <w:gridCol w:w="5124"/>
+      <w:gridCol w:w="5564"/>
+      <w:gridCol w:w="4563"/>
     </w:tblGrid>
     <w:tr>
       <w:trPr>
+        <w:trHeight w:val="959"/>
         <w:jc w:val="center"/>
       </w:trPr>
       <w:tc>
         <w:tcPr>
-          <w:tcW w:w="5688" w:type="dxa"/>
+          <w:tcW w:w="5564" w:type="dxa"/>
           <w:tcBorders>
             <w:top w:val="single" w:sz="0" w:space="0" w:color="FFFFFF"/>
             <w:left w:val="single" w:sz="0" w:space="0" w:color="FFFFFF"/>
@@ -2711,10 +3435,10 @@
               <w:noProof/>
             </w:rPr>
             <w:drawing>
-              <wp:inline distT="0" distB="0" distL="0" distR="0" wp14:anchorId="19EACF97" wp14:editId="602AA0CE">
-                <wp:extent cx="1760220" cy="464820"/>
-                <wp:effectExtent l="0" t="0" r="0" b="0"/>
-                <wp:docPr id="123882878" name="Picture 1"/>
+              <wp:inline distT="0" distB="0" distL="0" distR="0" wp14:anchorId="6FD6B522" wp14:editId="06735160">
+                <wp:extent cx="1994724" cy="571500"/>
+                <wp:effectExtent l="0" t="0" r="5715" b="0"/>
+                <wp:docPr id="1282854329" name="Picture 1"/>
                 <wp:cNvGraphicFramePr>
                   <a:graphicFrameLocks xmlns:a="http://schemas.openxmlformats.org/drawingml/2006/main" noChangeAspect="1"/>
                 </wp:cNvGraphicFramePr>
@@ -2743,7 +3467,7 @@
                       <pic:spPr bwMode="auto">
                         <a:xfrm>
                           <a:off x="0" y="0"/>
-                          <a:ext cx="1760220" cy="464820"/>
+                          <a:ext cx="2042534" cy="585198"/>
                         </a:xfrm>
                         <a:prstGeom prst="rect">
                           <a:avLst/>
@@ -2763,7 +3487,7 @@
       </w:tc>
       <w:tc>
         <w:tcPr>
-          <w:tcW w:w="5688" w:type="dxa"/>
+          <w:tcW w:w="4563" w:type="dxa"/>
           <w:tcBorders>
             <w:top w:val="single" w:sz="0" w:space="0" w:color="FFFFFF"/>
             <w:left w:val="single" w:sz="0" w:space="0" w:color="FFFFFF"/>
@@ -2775,12 +3499,15 @@
         <w:p>
           <w:pPr>
             <w:jc w:val="right"/>
+            <w:rPr>
+              <w:color w:val="FC6B00"/>
+            </w:rPr>
           </w:pPr>
           <w:r>
             <w:rPr>
               <w:rFonts w:ascii="Aptos" w:hAnsi="Aptos"/>
               <w:b/>
-              <w:color w:val="F2A51A"/>
+              <w:color w:val="FC6B00"/>
               <w:sz w:val="20"/>
             </w:rPr>
             <w:t>TECHNICAL DATA SHEET</w:t>
@@ -2791,7 +3518,7 @@
   </w:tbl>
   <w:p>
     <w:pPr>
-      <w:pStyle w:val="Header"/>
+      <w:pStyle w:val="En-tte"/>
       <w:rPr>
         <w:lang w:val="fr-FR"/>
       </w:rPr>
@@ -2803,6 +3530,1020 @@
 <file path=word/numbering.xml><?xml version="1.0" encoding="utf-8"?>
 <w:numbering xmlns:wpc="http://schemas.microsoft.com/office/word/2010/wordprocessingCanvas" xmlns:cx="http://schemas.microsoft.com/office/drawing/2014/chartex" xmlns:cx1="http://schemas.microsoft.com/office/drawing/2015/9/8/chartex" xmlns:cx2="http://schemas.microsoft.com/office/drawing/2015/10/21/chartex" xmlns:cx3="http://schemas.microsoft.com/office/drawing/2016/5/9/chartex" xmlns:cx4="http://schemas.microsoft.com/office/drawing/2016/5/10/chartex" xmlns:cx5="http://schemas.microsoft.com/office/drawing/2016/5/11/chartex" xmlns:cx6="http://schemas.microsoft.com/office/drawing/2016/5/12/chartex" xmlns:cx7="http://schemas.microsoft.com/office/drawing/2016/5/13/chartex" xmlns:cx8="http://schemas.microsoft.com/office/drawing/2016/5/14/chartex" xmlns:mc="http://schemas.openxmlformats.org/markup-compatibility/2006" xmlns:aink="http://schemas.microsoft.com/office/drawing/2016/ink" xmlns:am3d="http://schemas.microsoft.com/office/drawing/2017/model3d" xmlns:o="urn:schemas-microsoft-com:office:office" xmlns:oel="http://schemas.microsoft.com/office/2019/extlst" xmlns:r="http://schemas.openxmlformats.org/officeDocument/2006/relationships" xmlns:m="http://schemas.openxmlformats.org/officeDocument/2006/math" xmlns:v="urn:schemas-microsoft-com:vml" xmlns:wp14="http://schemas.microsoft.com/office/word/2010/wordprocessingDrawing" xmlns:wp="http://schemas.openxmlformats.org/drawingml/2006/wordprocessingDrawing" xmlns:w10="urn:schemas-microsoft-com:office:word" xmlns:w="http://schemas.openxmlformats.org/wordprocessingml/2006/main" xmlns:w14="http://schemas.microsoft.com/office/word/2010/wordml" xmlns:w15="http://schemas.microsoft.com/office/word/2012/wordml" xmlns:w16cex="http://schemas.microsoft.com/office/word/2018/wordml/cex" xmlns:w16cid="http://schemas.microsoft.com/office/word/2016/wordml/cid" xmlns:w16="http://schemas.microsoft.com/office/word/2018/wordml" xmlns:w16du="http://schemas.microsoft.com/office/word/2023/wordml/word16du" xmlns:w16sdtdh="http://schemas.microsoft.com/office/word/2020/wordml/sdtdatahash" xmlns:w16sdtfl="http://schemas.microsoft.com/office/word/2024/wordml/sdtformatlock" xmlns:w16se="http://schemas.microsoft.com/office/word/2015/wordml/symex" xmlns:wpg="http://schemas.microsoft.com/office/word/2010/wordprocessingGroup" xmlns:wpi="http://schemas.microsoft.com/office/word/2010/wordprocessingInk" xmlns:wne="http://schemas.microsoft.com/office/word/2006/wordml" xmlns:wps="http://schemas.microsoft.com/office/word/2010/wordprocessingShape" mc:Ignorable="w14 w15 w16se w16cid w16 w16cex w16sdtdh w16sdtfl w16du wp14">
   <w:abstractNum w:abstractNumId="0" w15:restartNumberingAfterBreak="0">
+    <w:nsid w:val="109B2E43"/>
+    <w:multiLevelType w:val="hybridMultilevel"/>
+    <w:tmpl w:val="093A596C"/>
+    <w:lvl w:ilvl="0" w:tplc="10000001">
+      <w:start w:val="1"/>
+      <w:numFmt w:val="bullet"/>
+      <w:lvlText w:val=""/>
+      <w:lvlJc w:val="left"/>
+      <w:pPr>
+        <w:ind w:left="720" w:hanging="360"/>
+      </w:pPr>
+      <w:rPr>
+        <w:rFonts w:ascii="Symbol" w:hAnsi="Symbol" w:hint="default"/>
+      </w:rPr>
+    </w:lvl>
+    <w:lvl w:ilvl="1" w:tplc="10000003" w:tentative="1">
+      <w:start w:val="1"/>
+      <w:numFmt w:val="bullet"/>
+      <w:lvlText w:val="o"/>
+      <w:lvlJc w:val="left"/>
+      <w:pPr>
+        <w:ind w:left="1440" w:hanging="360"/>
+      </w:pPr>
+      <w:rPr>
+        <w:rFonts w:ascii="Courier New" w:hAnsi="Courier New" w:cs="Courier New" w:hint="default"/>
+      </w:rPr>
+    </w:lvl>
+    <w:lvl w:ilvl="2" w:tplc="10000005" w:tentative="1">
+      <w:start w:val="1"/>
+      <w:numFmt w:val="bullet"/>
+      <w:lvlText w:val=""/>
+      <w:lvlJc w:val="left"/>
+      <w:pPr>
+        <w:ind w:left="2160" w:hanging="360"/>
+      </w:pPr>
+      <w:rPr>
+        <w:rFonts w:ascii="Wingdings" w:hAnsi="Wingdings" w:hint="default"/>
+      </w:rPr>
+    </w:lvl>
+    <w:lvl w:ilvl="3" w:tplc="10000001" w:tentative="1">
+      <w:start w:val="1"/>
+      <w:numFmt w:val="bullet"/>
+      <w:lvlText w:val=""/>
+      <w:lvlJc w:val="left"/>
+      <w:pPr>
+        <w:ind w:left="2880" w:hanging="360"/>
+      </w:pPr>
+      <w:rPr>
+        <w:rFonts w:ascii="Symbol" w:hAnsi="Symbol" w:hint="default"/>
+      </w:rPr>
+    </w:lvl>
+    <w:lvl w:ilvl="4" w:tplc="10000003" w:tentative="1">
+      <w:start w:val="1"/>
+      <w:numFmt w:val="bullet"/>
+      <w:lvlText w:val="o"/>
+      <w:lvlJc w:val="left"/>
+      <w:pPr>
+        <w:ind w:left="3600" w:hanging="360"/>
+      </w:pPr>
+      <w:rPr>
+        <w:rFonts w:ascii="Courier New" w:hAnsi="Courier New" w:cs="Courier New" w:hint="default"/>
+      </w:rPr>
+    </w:lvl>
+    <w:lvl w:ilvl="5" w:tplc="10000005" w:tentative="1">
+      <w:start w:val="1"/>
+      <w:numFmt w:val="bullet"/>
+      <w:lvlText w:val=""/>
+      <w:lvlJc w:val="left"/>
+      <w:pPr>
+        <w:ind w:left="4320" w:hanging="360"/>
+      </w:pPr>
+      <w:rPr>
+        <w:rFonts w:ascii="Wingdings" w:hAnsi="Wingdings" w:hint="default"/>
+      </w:rPr>
+    </w:lvl>
+    <w:lvl w:ilvl="6" w:tplc="10000001" w:tentative="1">
+      <w:start w:val="1"/>
+      <w:numFmt w:val="bullet"/>
+      <w:lvlText w:val=""/>
+      <w:lvlJc w:val="left"/>
+      <w:pPr>
+        <w:ind w:left="5040" w:hanging="360"/>
+      </w:pPr>
+      <w:rPr>
+        <w:rFonts w:ascii="Symbol" w:hAnsi="Symbol" w:hint="default"/>
+      </w:rPr>
+    </w:lvl>
+    <w:lvl w:ilvl="7" w:tplc="10000003" w:tentative="1">
+      <w:start w:val="1"/>
+      <w:numFmt w:val="bullet"/>
+      <w:lvlText w:val="o"/>
+      <w:lvlJc w:val="left"/>
+      <w:pPr>
+        <w:ind w:left="5760" w:hanging="360"/>
+      </w:pPr>
+      <w:rPr>
+        <w:rFonts w:ascii="Courier New" w:hAnsi="Courier New" w:cs="Courier New" w:hint="default"/>
+      </w:rPr>
+    </w:lvl>
+    <w:lvl w:ilvl="8" w:tplc="10000005" w:tentative="1">
+      <w:start w:val="1"/>
+      <w:numFmt w:val="bullet"/>
+      <w:lvlText w:val=""/>
+      <w:lvlJc w:val="left"/>
+      <w:pPr>
+        <w:ind w:left="6480" w:hanging="360"/>
+      </w:pPr>
+      <w:rPr>
+        <w:rFonts w:ascii="Wingdings" w:hAnsi="Wingdings" w:hint="default"/>
+      </w:rPr>
+    </w:lvl>
+  </w:abstractNum>
+  <w:abstractNum w:abstractNumId="1" w15:restartNumberingAfterBreak="0">
+    <w:nsid w:val="1AFF599D"/>
+    <w:multiLevelType w:val="hybridMultilevel"/>
+    <w:tmpl w:val="577201FA"/>
+    <w:lvl w:ilvl="0" w:tplc="040C0001">
+      <w:start w:val="1"/>
+      <w:numFmt w:val="bullet"/>
+      <w:lvlText w:val=""/>
+      <w:lvlJc w:val="left"/>
+      <w:pPr>
+        <w:ind w:left="720" w:hanging="360"/>
+      </w:pPr>
+      <w:rPr>
+        <w:rFonts w:ascii="Symbol" w:hAnsi="Symbol" w:hint="default"/>
+      </w:rPr>
+    </w:lvl>
+    <w:lvl w:ilvl="1" w:tplc="040C0003" w:tentative="1">
+      <w:start w:val="1"/>
+      <w:numFmt w:val="bullet"/>
+      <w:lvlText w:val="o"/>
+      <w:lvlJc w:val="left"/>
+      <w:pPr>
+        <w:ind w:left="1440" w:hanging="360"/>
+      </w:pPr>
+      <w:rPr>
+        <w:rFonts w:ascii="Courier New" w:hAnsi="Courier New" w:cs="Courier New" w:hint="default"/>
+      </w:rPr>
+    </w:lvl>
+    <w:lvl w:ilvl="2" w:tplc="040C0005" w:tentative="1">
+      <w:start w:val="1"/>
+      <w:numFmt w:val="bullet"/>
+      <w:lvlText w:val=""/>
+      <w:lvlJc w:val="left"/>
+      <w:pPr>
+        <w:ind w:left="2160" w:hanging="360"/>
+      </w:pPr>
+      <w:rPr>
+        <w:rFonts w:ascii="Wingdings" w:hAnsi="Wingdings" w:hint="default"/>
+      </w:rPr>
+    </w:lvl>
+    <w:lvl w:ilvl="3" w:tplc="040C0001" w:tentative="1">
+      <w:start w:val="1"/>
+      <w:numFmt w:val="bullet"/>
+      <w:lvlText w:val=""/>
+      <w:lvlJc w:val="left"/>
+      <w:pPr>
+        <w:ind w:left="2880" w:hanging="360"/>
+      </w:pPr>
+      <w:rPr>
+        <w:rFonts w:ascii="Symbol" w:hAnsi="Symbol" w:hint="default"/>
+      </w:rPr>
+    </w:lvl>
+    <w:lvl w:ilvl="4" w:tplc="040C0003" w:tentative="1">
+      <w:start w:val="1"/>
+      <w:numFmt w:val="bullet"/>
+      <w:lvlText w:val="o"/>
+      <w:lvlJc w:val="left"/>
+      <w:pPr>
+        <w:ind w:left="3600" w:hanging="360"/>
+      </w:pPr>
+      <w:rPr>
+        <w:rFonts w:ascii="Courier New" w:hAnsi="Courier New" w:cs="Courier New" w:hint="default"/>
+      </w:rPr>
+    </w:lvl>
+    <w:lvl w:ilvl="5" w:tplc="040C0005" w:tentative="1">
+      <w:start w:val="1"/>
+      <w:numFmt w:val="bullet"/>
+      <w:lvlText w:val=""/>
+      <w:lvlJc w:val="left"/>
+      <w:pPr>
+        <w:ind w:left="4320" w:hanging="360"/>
+      </w:pPr>
+      <w:rPr>
+        <w:rFonts w:ascii="Wingdings" w:hAnsi="Wingdings" w:hint="default"/>
+      </w:rPr>
+    </w:lvl>
+    <w:lvl w:ilvl="6" w:tplc="040C0001" w:tentative="1">
+      <w:start w:val="1"/>
+      <w:numFmt w:val="bullet"/>
+      <w:lvlText w:val=""/>
+      <w:lvlJc w:val="left"/>
+      <w:pPr>
+        <w:ind w:left="5040" w:hanging="360"/>
+      </w:pPr>
+      <w:rPr>
+        <w:rFonts w:ascii="Symbol" w:hAnsi="Symbol" w:hint="default"/>
+      </w:rPr>
+    </w:lvl>
+    <w:lvl w:ilvl="7" w:tplc="040C0003" w:tentative="1">
+      <w:start w:val="1"/>
+      <w:numFmt w:val="bullet"/>
+      <w:lvlText w:val="o"/>
+      <w:lvlJc w:val="left"/>
+      <w:pPr>
+        <w:ind w:left="5760" w:hanging="360"/>
+      </w:pPr>
+      <w:rPr>
+        <w:rFonts w:ascii="Courier New" w:hAnsi="Courier New" w:cs="Courier New" w:hint="default"/>
+      </w:rPr>
+    </w:lvl>
+    <w:lvl w:ilvl="8" w:tplc="040C0005" w:tentative="1">
+      <w:start w:val="1"/>
+      <w:numFmt w:val="bullet"/>
+      <w:lvlText w:val=""/>
+      <w:lvlJc w:val="left"/>
+      <w:pPr>
+        <w:ind w:left="6480" w:hanging="360"/>
+      </w:pPr>
+      <w:rPr>
+        <w:rFonts w:ascii="Wingdings" w:hAnsi="Wingdings" w:hint="default"/>
+      </w:rPr>
+    </w:lvl>
+  </w:abstractNum>
+  <w:abstractNum w:abstractNumId="2" w15:restartNumberingAfterBreak="0">
+    <w:nsid w:val="1BFB1FF1"/>
+    <w:multiLevelType w:val="hybridMultilevel"/>
+    <w:tmpl w:val="22265CDC"/>
+    <w:lvl w:ilvl="0" w:tplc="10000001">
+      <w:start w:val="1"/>
+      <w:numFmt w:val="bullet"/>
+      <w:lvlText w:val=""/>
+      <w:lvlJc w:val="left"/>
+      <w:pPr>
+        <w:ind w:left="720" w:hanging="360"/>
+      </w:pPr>
+      <w:rPr>
+        <w:rFonts w:ascii="Symbol" w:hAnsi="Symbol" w:hint="default"/>
+      </w:rPr>
+    </w:lvl>
+    <w:lvl w:ilvl="1" w:tplc="10000003" w:tentative="1">
+      <w:start w:val="1"/>
+      <w:numFmt w:val="bullet"/>
+      <w:lvlText w:val="o"/>
+      <w:lvlJc w:val="left"/>
+      <w:pPr>
+        <w:ind w:left="1440" w:hanging="360"/>
+      </w:pPr>
+      <w:rPr>
+        <w:rFonts w:ascii="Courier New" w:hAnsi="Courier New" w:cs="Courier New" w:hint="default"/>
+      </w:rPr>
+    </w:lvl>
+    <w:lvl w:ilvl="2" w:tplc="10000005" w:tentative="1">
+      <w:start w:val="1"/>
+      <w:numFmt w:val="bullet"/>
+      <w:lvlText w:val=""/>
+      <w:lvlJc w:val="left"/>
+      <w:pPr>
+        <w:ind w:left="2160" w:hanging="360"/>
+      </w:pPr>
+      <w:rPr>
+        <w:rFonts w:ascii="Wingdings" w:hAnsi="Wingdings" w:hint="default"/>
+      </w:rPr>
+    </w:lvl>
+    <w:lvl w:ilvl="3" w:tplc="10000001" w:tentative="1">
+      <w:start w:val="1"/>
+      <w:numFmt w:val="bullet"/>
+      <w:lvlText w:val=""/>
+      <w:lvlJc w:val="left"/>
+      <w:pPr>
+        <w:ind w:left="2880" w:hanging="360"/>
+      </w:pPr>
+      <w:rPr>
+        <w:rFonts w:ascii="Symbol" w:hAnsi="Symbol" w:hint="default"/>
+      </w:rPr>
+    </w:lvl>
+    <w:lvl w:ilvl="4" w:tplc="10000003" w:tentative="1">
+      <w:start w:val="1"/>
+      <w:numFmt w:val="bullet"/>
+      <w:lvlText w:val="o"/>
+      <w:lvlJc w:val="left"/>
+      <w:pPr>
+        <w:ind w:left="3600" w:hanging="360"/>
+      </w:pPr>
+      <w:rPr>
+        <w:rFonts w:ascii="Courier New" w:hAnsi="Courier New" w:cs="Courier New" w:hint="default"/>
+      </w:rPr>
+    </w:lvl>
+    <w:lvl w:ilvl="5" w:tplc="10000005" w:tentative="1">
+      <w:start w:val="1"/>
+      <w:numFmt w:val="bullet"/>
+      <w:lvlText w:val=""/>
+      <w:lvlJc w:val="left"/>
+      <w:pPr>
+        <w:ind w:left="4320" w:hanging="360"/>
+      </w:pPr>
+      <w:rPr>
+        <w:rFonts w:ascii="Wingdings" w:hAnsi="Wingdings" w:hint="default"/>
+      </w:rPr>
+    </w:lvl>
+    <w:lvl w:ilvl="6" w:tplc="10000001" w:tentative="1">
+      <w:start w:val="1"/>
+      <w:numFmt w:val="bullet"/>
+      <w:lvlText w:val=""/>
+      <w:lvlJc w:val="left"/>
+      <w:pPr>
+        <w:ind w:left="5040" w:hanging="360"/>
+      </w:pPr>
+      <w:rPr>
+        <w:rFonts w:ascii="Symbol" w:hAnsi="Symbol" w:hint="default"/>
+      </w:rPr>
+    </w:lvl>
+    <w:lvl w:ilvl="7" w:tplc="10000003" w:tentative="1">
+      <w:start w:val="1"/>
+      <w:numFmt w:val="bullet"/>
+      <w:lvlText w:val="o"/>
+      <w:lvlJc w:val="left"/>
+      <w:pPr>
+        <w:ind w:left="5760" w:hanging="360"/>
+      </w:pPr>
+      <w:rPr>
+        <w:rFonts w:ascii="Courier New" w:hAnsi="Courier New" w:cs="Courier New" w:hint="default"/>
+      </w:rPr>
+    </w:lvl>
+    <w:lvl w:ilvl="8" w:tplc="10000005" w:tentative="1">
+      <w:start w:val="1"/>
+      <w:numFmt w:val="bullet"/>
+      <w:lvlText w:val=""/>
+      <w:lvlJc w:val="left"/>
+      <w:pPr>
+        <w:ind w:left="6480" w:hanging="360"/>
+      </w:pPr>
+      <w:rPr>
+        <w:rFonts w:ascii="Wingdings" w:hAnsi="Wingdings" w:hint="default"/>
+      </w:rPr>
+    </w:lvl>
+  </w:abstractNum>
+  <w:abstractNum w:abstractNumId="3" w15:restartNumberingAfterBreak="0">
+    <w:nsid w:val="1C040D72"/>
+    <w:multiLevelType w:val="hybridMultilevel"/>
+    <w:tmpl w:val="FABA3C32"/>
+    <w:lvl w:ilvl="0" w:tplc="63C01DE4">
+      <w:numFmt w:val="bullet"/>
+      <w:lvlText w:val=""/>
+      <w:lvlJc w:val="left"/>
+      <w:pPr>
+        <w:ind w:left="1080" w:hanging="360"/>
+      </w:pPr>
+      <w:rPr>
+        <w:rFonts w:ascii="Aptos" w:eastAsiaTheme="minorEastAsia" w:hAnsi="Aptos" w:cstheme="minorBidi" w:hint="default"/>
+      </w:rPr>
+    </w:lvl>
+    <w:lvl w:ilvl="1" w:tplc="10000003" w:tentative="1">
+      <w:start w:val="1"/>
+      <w:numFmt w:val="bullet"/>
+      <w:lvlText w:val="o"/>
+      <w:lvlJc w:val="left"/>
+      <w:pPr>
+        <w:ind w:left="1800" w:hanging="360"/>
+      </w:pPr>
+      <w:rPr>
+        <w:rFonts w:ascii="Courier New" w:hAnsi="Courier New" w:cs="Courier New" w:hint="default"/>
+      </w:rPr>
+    </w:lvl>
+    <w:lvl w:ilvl="2" w:tplc="10000005" w:tentative="1">
+      <w:start w:val="1"/>
+      <w:numFmt w:val="bullet"/>
+      <w:lvlText w:val=""/>
+      <w:lvlJc w:val="left"/>
+      <w:pPr>
+        <w:ind w:left="2520" w:hanging="360"/>
+      </w:pPr>
+      <w:rPr>
+        <w:rFonts w:ascii="Wingdings" w:hAnsi="Wingdings" w:hint="default"/>
+      </w:rPr>
+    </w:lvl>
+    <w:lvl w:ilvl="3" w:tplc="10000001" w:tentative="1">
+      <w:start w:val="1"/>
+      <w:numFmt w:val="bullet"/>
+      <w:lvlText w:val=""/>
+      <w:lvlJc w:val="left"/>
+      <w:pPr>
+        <w:ind w:left="3240" w:hanging="360"/>
+      </w:pPr>
+      <w:rPr>
+        <w:rFonts w:ascii="Symbol" w:hAnsi="Symbol" w:hint="default"/>
+      </w:rPr>
+    </w:lvl>
+    <w:lvl w:ilvl="4" w:tplc="10000003" w:tentative="1">
+      <w:start w:val="1"/>
+      <w:numFmt w:val="bullet"/>
+      <w:lvlText w:val="o"/>
+      <w:lvlJc w:val="left"/>
+      <w:pPr>
+        <w:ind w:left="3960" w:hanging="360"/>
+      </w:pPr>
+      <w:rPr>
+        <w:rFonts w:ascii="Courier New" w:hAnsi="Courier New" w:cs="Courier New" w:hint="default"/>
+      </w:rPr>
+    </w:lvl>
+    <w:lvl w:ilvl="5" w:tplc="10000005" w:tentative="1">
+      <w:start w:val="1"/>
+      <w:numFmt w:val="bullet"/>
+      <w:lvlText w:val=""/>
+      <w:lvlJc w:val="left"/>
+      <w:pPr>
+        <w:ind w:left="4680" w:hanging="360"/>
+      </w:pPr>
+      <w:rPr>
+        <w:rFonts w:ascii="Wingdings" w:hAnsi="Wingdings" w:hint="default"/>
+      </w:rPr>
+    </w:lvl>
+    <w:lvl w:ilvl="6" w:tplc="10000001" w:tentative="1">
+      <w:start w:val="1"/>
+      <w:numFmt w:val="bullet"/>
+      <w:lvlText w:val=""/>
+      <w:lvlJc w:val="left"/>
+      <w:pPr>
+        <w:ind w:left="5400" w:hanging="360"/>
+      </w:pPr>
+      <w:rPr>
+        <w:rFonts w:ascii="Symbol" w:hAnsi="Symbol" w:hint="default"/>
+      </w:rPr>
+    </w:lvl>
+    <w:lvl w:ilvl="7" w:tplc="10000003" w:tentative="1">
+      <w:start w:val="1"/>
+      <w:numFmt w:val="bullet"/>
+      <w:lvlText w:val="o"/>
+      <w:lvlJc w:val="left"/>
+      <w:pPr>
+        <w:ind w:left="6120" w:hanging="360"/>
+      </w:pPr>
+      <w:rPr>
+        <w:rFonts w:ascii="Courier New" w:hAnsi="Courier New" w:cs="Courier New" w:hint="default"/>
+      </w:rPr>
+    </w:lvl>
+    <w:lvl w:ilvl="8" w:tplc="10000005" w:tentative="1">
+      <w:start w:val="1"/>
+      <w:numFmt w:val="bullet"/>
+      <w:lvlText w:val=""/>
+      <w:lvlJc w:val="left"/>
+      <w:pPr>
+        <w:ind w:left="6840" w:hanging="360"/>
+      </w:pPr>
+      <w:rPr>
+        <w:rFonts w:ascii="Wingdings" w:hAnsi="Wingdings" w:hint="default"/>
+      </w:rPr>
+    </w:lvl>
+  </w:abstractNum>
+  <w:abstractNum w:abstractNumId="4" w15:restartNumberingAfterBreak="0">
+    <w:nsid w:val="1F762EDA"/>
+    <w:multiLevelType w:val="hybridMultilevel"/>
+    <w:tmpl w:val="471EC2F4"/>
+    <w:lvl w:ilvl="0" w:tplc="10000001">
+      <w:start w:val="1"/>
+      <w:numFmt w:val="bullet"/>
+      <w:lvlText w:val=""/>
+      <w:lvlJc w:val="left"/>
+      <w:pPr>
+        <w:ind w:left="720" w:hanging="360"/>
+      </w:pPr>
+      <w:rPr>
+        <w:rFonts w:ascii="Symbol" w:hAnsi="Symbol" w:hint="default"/>
+      </w:rPr>
+    </w:lvl>
+    <w:lvl w:ilvl="1" w:tplc="10000003" w:tentative="1">
+      <w:start w:val="1"/>
+      <w:numFmt w:val="bullet"/>
+      <w:lvlText w:val="o"/>
+      <w:lvlJc w:val="left"/>
+      <w:pPr>
+        <w:ind w:left="1440" w:hanging="360"/>
+      </w:pPr>
+      <w:rPr>
+        <w:rFonts w:ascii="Courier New" w:hAnsi="Courier New" w:cs="Courier New" w:hint="default"/>
+      </w:rPr>
+    </w:lvl>
+    <w:lvl w:ilvl="2" w:tplc="10000005" w:tentative="1">
+      <w:start w:val="1"/>
+      <w:numFmt w:val="bullet"/>
+      <w:lvlText w:val=""/>
+      <w:lvlJc w:val="left"/>
+      <w:pPr>
+        <w:ind w:left="2160" w:hanging="360"/>
+      </w:pPr>
+      <w:rPr>
+        <w:rFonts w:ascii="Wingdings" w:hAnsi="Wingdings" w:hint="default"/>
+      </w:rPr>
+    </w:lvl>
+    <w:lvl w:ilvl="3" w:tplc="10000001" w:tentative="1">
+      <w:start w:val="1"/>
+      <w:numFmt w:val="bullet"/>
+      <w:lvlText w:val=""/>
+      <w:lvlJc w:val="left"/>
+      <w:pPr>
+        <w:ind w:left="2880" w:hanging="360"/>
+      </w:pPr>
+      <w:rPr>
+        <w:rFonts w:ascii="Symbol" w:hAnsi="Symbol" w:hint="default"/>
+      </w:rPr>
+    </w:lvl>
+    <w:lvl w:ilvl="4" w:tplc="10000003" w:tentative="1">
+      <w:start w:val="1"/>
+      <w:numFmt w:val="bullet"/>
+      <w:lvlText w:val="o"/>
+      <w:lvlJc w:val="left"/>
+      <w:pPr>
+        <w:ind w:left="3600" w:hanging="360"/>
+      </w:pPr>
+      <w:rPr>
+        <w:rFonts w:ascii="Courier New" w:hAnsi="Courier New" w:cs="Courier New" w:hint="default"/>
+      </w:rPr>
+    </w:lvl>
+    <w:lvl w:ilvl="5" w:tplc="10000005" w:tentative="1">
+      <w:start w:val="1"/>
+      <w:numFmt w:val="bullet"/>
+      <w:lvlText w:val=""/>
+      <w:lvlJc w:val="left"/>
+      <w:pPr>
+        <w:ind w:left="4320" w:hanging="360"/>
+      </w:pPr>
+      <w:rPr>
+        <w:rFonts w:ascii="Wingdings" w:hAnsi="Wingdings" w:hint="default"/>
+      </w:rPr>
+    </w:lvl>
+    <w:lvl w:ilvl="6" w:tplc="10000001" w:tentative="1">
+      <w:start w:val="1"/>
+      <w:numFmt w:val="bullet"/>
+      <w:lvlText w:val=""/>
+      <w:lvlJc w:val="left"/>
+      <w:pPr>
+        <w:ind w:left="5040" w:hanging="360"/>
+      </w:pPr>
+      <w:rPr>
+        <w:rFonts w:ascii="Symbol" w:hAnsi="Symbol" w:hint="default"/>
+      </w:rPr>
+    </w:lvl>
+    <w:lvl w:ilvl="7" w:tplc="10000003" w:tentative="1">
+      <w:start w:val="1"/>
+      <w:numFmt w:val="bullet"/>
+      <w:lvlText w:val="o"/>
+      <w:lvlJc w:val="left"/>
+      <w:pPr>
+        <w:ind w:left="5760" w:hanging="360"/>
+      </w:pPr>
+      <w:rPr>
+        <w:rFonts w:ascii="Courier New" w:hAnsi="Courier New" w:cs="Courier New" w:hint="default"/>
+      </w:rPr>
+    </w:lvl>
+    <w:lvl w:ilvl="8" w:tplc="10000005" w:tentative="1">
+      <w:start w:val="1"/>
+      <w:numFmt w:val="bullet"/>
+      <w:lvlText w:val=""/>
+      <w:lvlJc w:val="left"/>
+      <w:pPr>
+        <w:ind w:left="6480" w:hanging="360"/>
+      </w:pPr>
+      <w:rPr>
+        <w:rFonts w:ascii="Wingdings" w:hAnsi="Wingdings" w:hint="default"/>
+      </w:rPr>
+    </w:lvl>
+  </w:abstractNum>
+  <w:abstractNum w:abstractNumId="5" w15:restartNumberingAfterBreak="0">
+    <w:nsid w:val="28E17828"/>
+    <w:multiLevelType w:val="hybridMultilevel"/>
+    <w:tmpl w:val="F27AE2A0"/>
+    <w:lvl w:ilvl="0" w:tplc="C5EC859A">
+      <w:numFmt w:val="bullet"/>
+      <w:lvlText w:val=""/>
+      <w:lvlJc w:val="left"/>
+      <w:pPr>
+        <w:ind w:left="720" w:hanging="360"/>
+      </w:pPr>
+      <w:rPr>
+        <w:rFonts w:ascii="Aptos" w:eastAsiaTheme="minorEastAsia" w:hAnsi="Aptos" w:cstheme="minorBidi" w:hint="default"/>
+      </w:rPr>
+    </w:lvl>
+    <w:lvl w:ilvl="1" w:tplc="10000003" w:tentative="1">
+      <w:start w:val="1"/>
+      <w:numFmt w:val="bullet"/>
+      <w:lvlText w:val="o"/>
+      <w:lvlJc w:val="left"/>
+      <w:pPr>
+        <w:ind w:left="1440" w:hanging="360"/>
+      </w:pPr>
+      <w:rPr>
+        <w:rFonts w:ascii="Courier New" w:hAnsi="Courier New" w:cs="Courier New" w:hint="default"/>
+      </w:rPr>
+    </w:lvl>
+    <w:lvl w:ilvl="2" w:tplc="10000005" w:tentative="1">
+      <w:start w:val="1"/>
+      <w:numFmt w:val="bullet"/>
+      <w:lvlText w:val=""/>
+      <w:lvlJc w:val="left"/>
+      <w:pPr>
+        <w:ind w:left="2160" w:hanging="360"/>
+      </w:pPr>
+      <w:rPr>
+        <w:rFonts w:ascii="Wingdings" w:hAnsi="Wingdings" w:hint="default"/>
+      </w:rPr>
+    </w:lvl>
+    <w:lvl w:ilvl="3" w:tplc="10000001" w:tentative="1">
+      <w:start w:val="1"/>
+      <w:numFmt w:val="bullet"/>
+      <w:lvlText w:val=""/>
+      <w:lvlJc w:val="left"/>
+      <w:pPr>
+        <w:ind w:left="2880" w:hanging="360"/>
+      </w:pPr>
+      <w:rPr>
+        <w:rFonts w:ascii="Symbol" w:hAnsi="Symbol" w:hint="default"/>
+      </w:rPr>
+    </w:lvl>
+    <w:lvl w:ilvl="4" w:tplc="10000003" w:tentative="1">
+      <w:start w:val="1"/>
+      <w:numFmt w:val="bullet"/>
+      <w:lvlText w:val="o"/>
+      <w:lvlJc w:val="left"/>
+      <w:pPr>
+        <w:ind w:left="3600" w:hanging="360"/>
+      </w:pPr>
+      <w:rPr>
+        <w:rFonts w:ascii="Courier New" w:hAnsi="Courier New" w:cs="Courier New" w:hint="default"/>
+      </w:rPr>
+    </w:lvl>
+    <w:lvl w:ilvl="5" w:tplc="10000005" w:tentative="1">
+      <w:start w:val="1"/>
+      <w:numFmt w:val="bullet"/>
+      <w:lvlText w:val=""/>
+      <w:lvlJc w:val="left"/>
+      <w:pPr>
+        <w:ind w:left="4320" w:hanging="360"/>
+      </w:pPr>
+      <w:rPr>
+        <w:rFonts w:ascii="Wingdings" w:hAnsi="Wingdings" w:hint="default"/>
+      </w:rPr>
+    </w:lvl>
+    <w:lvl w:ilvl="6" w:tplc="10000001" w:tentative="1">
+      <w:start w:val="1"/>
+      <w:numFmt w:val="bullet"/>
+      <w:lvlText w:val=""/>
+      <w:lvlJc w:val="left"/>
+      <w:pPr>
+        <w:ind w:left="5040" w:hanging="360"/>
+      </w:pPr>
+      <w:rPr>
+        <w:rFonts w:ascii="Symbol" w:hAnsi="Symbol" w:hint="default"/>
+      </w:rPr>
+    </w:lvl>
+    <w:lvl w:ilvl="7" w:tplc="10000003" w:tentative="1">
+      <w:start w:val="1"/>
+      <w:numFmt w:val="bullet"/>
+      <w:lvlText w:val="o"/>
+      <w:lvlJc w:val="left"/>
+      <w:pPr>
+        <w:ind w:left="5760" w:hanging="360"/>
+      </w:pPr>
+      <w:rPr>
+        <w:rFonts w:ascii="Courier New" w:hAnsi="Courier New" w:cs="Courier New" w:hint="default"/>
+      </w:rPr>
+    </w:lvl>
+    <w:lvl w:ilvl="8" w:tplc="10000005" w:tentative="1">
+      <w:start w:val="1"/>
+      <w:numFmt w:val="bullet"/>
+      <w:lvlText w:val=""/>
+      <w:lvlJc w:val="left"/>
+      <w:pPr>
+        <w:ind w:left="6480" w:hanging="360"/>
+      </w:pPr>
+      <w:rPr>
+        <w:rFonts w:ascii="Wingdings" w:hAnsi="Wingdings" w:hint="default"/>
+      </w:rPr>
+    </w:lvl>
+  </w:abstractNum>
+  <w:abstractNum w:abstractNumId="6" w15:restartNumberingAfterBreak="0">
+    <w:nsid w:val="2C271E88"/>
+    <w:multiLevelType w:val="hybridMultilevel"/>
+    <w:tmpl w:val="E190013E"/>
+    <w:lvl w:ilvl="0" w:tplc="10000001">
+      <w:start w:val="1"/>
+      <w:numFmt w:val="bullet"/>
+      <w:lvlText w:val=""/>
+      <w:lvlJc w:val="left"/>
+      <w:pPr>
+        <w:ind w:left="720" w:hanging="360"/>
+      </w:pPr>
+      <w:rPr>
+        <w:rFonts w:ascii="Symbol" w:hAnsi="Symbol" w:hint="default"/>
+      </w:rPr>
+    </w:lvl>
+    <w:lvl w:ilvl="1" w:tplc="10000003" w:tentative="1">
+      <w:start w:val="1"/>
+      <w:numFmt w:val="bullet"/>
+      <w:lvlText w:val="o"/>
+      <w:lvlJc w:val="left"/>
+      <w:pPr>
+        <w:ind w:left="1440" w:hanging="360"/>
+      </w:pPr>
+      <w:rPr>
+        <w:rFonts w:ascii="Courier New" w:hAnsi="Courier New" w:cs="Courier New" w:hint="default"/>
+      </w:rPr>
+    </w:lvl>
+    <w:lvl w:ilvl="2" w:tplc="10000005" w:tentative="1">
+      <w:start w:val="1"/>
+      <w:numFmt w:val="bullet"/>
+      <w:lvlText w:val=""/>
+      <w:lvlJc w:val="left"/>
+      <w:pPr>
+        <w:ind w:left="2160" w:hanging="360"/>
+      </w:pPr>
+      <w:rPr>
+        <w:rFonts w:ascii="Wingdings" w:hAnsi="Wingdings" w:hint="default"/>
+      </w:rPr>
+    </w:lvl>
+    <w:lvl w:ilvl="3" w:tplc="10000001" w:tentative="1">
+      <w:start w:val="1"/>
+      <w:numFmt w:val="bullet"/>
+      <w:lvlText w:val=""/>
+      <w:lvlJc w:val="left"/>
+      <w:pPr>
+        <w:ind w:left="2880" w:hanging="360"/>
+      </w:pPr>
+      <w:rPr>
+        <w:rFonts w:ascii="Symbol" w:hAnsi="Symbol" w:hint="default"/>
+      </w:rPr>
+    </w:lvl>
+    <w:lvl w:ilvl="4" w:tplc="10000003" w:tentative="1">
+      <w:start w:val="1"/>
+      <w:numFmt w:val="bullet"/>
+      <w:lvlText w:val="o"/>
+      <w:lvlJc w:val="left"/>
+      <w:pPr>
+        <w:ind w:left="3600" w:hanging="360"/>
+      </w:pPr>
+      <w:rPr>
+        <w:rFonts w:ascii="Courier New" w:hAnsi="Courier New" w:cs="Courier New" w:hint="default"/>
+      </w:rPr>
+    </w:lvl>
+    <w:lvl w:ilvl="5" w:tplc="10000005" w:tentative="1">
+      <w:start w:val="1"/>
+      <w:numFmt w:val="bullet"/>
+      <w:lvlText w:val=""/>
+      <w:lvlJc w:val="left"/>
+      <w:pPr>
+        <w:ind w:left="4320" w:hanging="360"/>
+      </w:pPr>
+      <w:rPr>
+        <w:rFonts w:ascii="Wingdings" w:hAnsi="Wingdings" w:hint="default"/>
+      </w:rPr>
+    </w:lvl>
+    <w:lvl w:ilvl="6" w:tplc="10000001" w:tentative="1">
+      <w:start w:val="1"/>
+      <w:numFmt w:val="bullet"/>
+      <w:lvlText w:val=""/>
+      <w:lvlJc w:val="left"/>
+      <w:pPr>
+        <w:ind w:left="5040" w:hanging="360"/>
+      </w:pPr>
+      <w:rPr>
+        <w:rFonts w:ascii="Symbol" w:hAnsi="Symbol" w:hint="default"/>
+      </w:rPr>
+    </w:lvl>
+    <w:lvl w:ilvl="7" w:tplc="10000003" w:tentative="1">
+      <w:start w:val="1"/>
+      <w:numFmt w:val="bullet"/>
+      <w:lvlText w:val="o"/>
+      <w:lvlJc w:val="left"/>
+      <w:pPr>
+        <w:ind w:left="5760" w:hanging="360"/>
+      </w:pPr>
+      <w:rPr>
+        <w:rFonts w:ascii="Courier New" w:hAnsi="Courier New" w:cs="Courier New" w:hint="default"/>
+      </w:rPr>
+    </w:lvl>
+    <w:lvl w:ilvl="8" w:tplc="10000005" w:tentative="1">
+      <w:start w:val="1"/>
+      <w:numFmt w:val="bullet"/>
+      <w:lvlText w:val=""/>
+      <w:lvlJc w:val="left"/>
+      <w:pPr>
+        <w:ind w:left="6480" w:hanging="360"/>
+      </w:pPr>
+      <w:rPr>
+        <w:rFonts w:ascii="Wingdings" w:hAnsi="Wingdings" w:hint="default"/>
+      </w:rPr>
+    </w:lvl>
+  </w:abstractNum>
+  <w:abstractNum w:abstractNumId="7" w15:restartNumberingAfterBreak="0">
+    <w:nsid w:val="313F0591"/>
+    <w:multiLevelType w:val="hybridMultilevel"/>
+    <w:tmpl w:val="DD7EEFBA"/>
+    <w:lvl w:ilvl="0" w:tplc="6DB42E48">
+      <w:start w:val="37"/>
+      <w:numFmt w:val="bullet"/>
+      <w:lvlText w:val=""/>
+      <w:lvlJc w:val="left"/>
+      <w:pPr>
+        <w:ind w:left="720" w:hanging="360"/>
+      </w:pPr>
+      <w:rPr>
+        <w:rFonts w:ascii="Wingdings" w:eastAsiaTheme="minorEastAsia" w:hAnsi="Wingdings" w:cstheme="minorBidi" w:hint="default"/>
+      </w:rPr>
+    </w:lvl>
+    <w:lvl w:ilvl="1" w:tplc="10000003" w:tentative="1">
+      <w:start w:val="1"/>
+      <w:numFmt w:val="bullet"/>
+      <w:lvlText w:val="o"/>
+      <w:lvlJc w:val="left"/>
+      <w:pPr>
+        <w:ind w:left="1440" w:hanging="360"/>
+      </w:pPr>
+      <w:rPr>
+        <w:rFonts w:ascii="Courier New" w:hAnsi="Courier New" w:cs="Courier New" w:hint="default"/>
+      </w:rPr>
+    </w:lvl>
+    <w:lvl w:ilvl="2" w:tplc="10000005" w:tentative="1">
+      <w:start w:val="1"/>
+      <w:numFmt w:val="bullet"/>
+      <w:lvlText w:val=""/>
+      <w:lvlJc w:val="left"/>
+      <w:pPr>
+        <w:ind w:left="2160" w:hanging="360"/>
+      </w:pPr>
+      <w:rPr>
+        <w:rFonts w:ascii="Wingdings" w:hAnsi="Wingdings" w:hint="default"/>
+      </w:rPr>
+    </w:lvl>
+    <w:lvl w:ilvl="3" w:tplc="10000001" w:tentative="1">
+      <w:start w:val="1"/>
+      <w:numFmt w:val="bullet"/>
+      <w:lvlText w:val=""/>
+      <w:lvlJc w:val="left"/>
+      <w:pPr>
+        <w:ind w:left="2880" w:hanging="360"/>
+      </w:pPr>
+      <w:rPr>
+        <w:rFonts w:ascii="Symbol" w:hAnsi="Symbol" w:hint="default"/>
+      </w:rPr>
+    </w:lvl>
+    <w:lvl w:ilvl="4" w:tplc="10000003" w:tentative="1">
+      <w:start w:val="1"/>
+      <w:numFmt w:val="bullet"/>
+      <w:lvlText w:val="o"/>
+      <w:lvlJc w:val="left"/>
+      <w:pPr>
+        <w:ind w:left="3600" w:hanging="360"/>
+      </w:pPr>
+      <w:rPr>
+        <w:rFonts w:ascii="Courier New" w:hAnsi="Courier New" w:cs="Courier New" w:hint="default"/>
+      </w:rPr>
+    </w:lvl>
+    <w:lvl w:ilvl="5" w:tplc="10000005" w:tentative="1">
+      <w:start w:val="1"/>
+      <w:numFmt w:val="bullet"/>
+      <w:lvlText w:val=""/>
+      <w:lvlJc w:val="left"/>
+      <w:pPr>
+        <w:ind w:left="4320" w:hanging="360"/>
+      </w:pPr>
+      <w:rPr>
+        <w:rFonts w:ascii="Wingdings" w:hAnsi="Wingdings" w:hint="default"/>
+      </w:rPr>
+    </w:lvl>
+    <w:lvl w:ilvl="6" w:tplc="10000001" w:tentative="1">
+      <w:start w:val="1"/>
+      <w:numFmt w:val="bullet"/>
+      <w:lvlText w:val=""/>
+      <w:lvlJc w:val="left"/>
+      <w:pPr>
+        <w:ind w:left="5040" w:hanging="360"/>
+      </w:pPr>
+      <w:rPr>
+        <w:rFonts w:ascii="Symbol" w:hAnsi="Symbol" w:hint="default"/>
+      </w:rPr>
+    </w:lvl>
+    <w:lvl w:ilvl="7" w:tplc="10000003" w:tentative="1">
+      <w:start w:val="1"/>
+      <w:numFmt w:val="bullet"/>
+      <w:lvlText w:val="o"/>
+      <w:lvlJc w:val="left"/>
+      <w:pPr>
+        <w:ind w:left="5760" w:hanging="360"/>
+      </w:pPr>
+      <w:rPr>
+        <w:rFonts w:ascii="Courier New" w:hAnsi="Courier New" w:cs="Courier New" w:hint="default"/>
+      </w:rPr>
+    </w:lvl>
+    <w:lvl w:ilvl="8" w:tplc="10000005" w:tentative="1">
+      <w:start w:val="1"/>
+      <w:numFmt w:val="bullet"/>
+      <w:lvlText w:val=""/>
+      <w:lvlJc w:val="left"/>
+      <w:pPr>
+        <w:ind w:left="6480" w:hanging="360"/>
+      </w:pPr>
+      <w:rPr>
+        <w:rFonts w:ascii="Wingdings" w:hAnsi="Wingdings" w:hint="default"/>
+      </w:rPr>
+    </w:lvl>
+  </w:abstractNum>
+  <w:abstractNum w:abstractNumId="8" w15:restartNumberingAfterBreak="0">
+    <w:nsid w:val="3536148C"/>
+    <w:multiLevelType w:val="hybridMultilevel"/>
+    <w:tmpl w:val="37BC922E"/>
+    <w:lvl w:ilvl="0" w:tplc="BA4C9E44">
+      <w:numFmt w:val="bullet"/>
+      <w:lvlText w:val=""/>
+      <w:lvlJc w:val="left"/>
+      <w:pPr>
+        <w:ind w:left="720" w:hanging="360"/>
+      </w:pPr>
+      <w:rPr>
+        <w:rFonts w:ascii="Aptos" w:eastAsiaTheme="minorEastAsia" w:hAnsi="Aptos" w:cstheme="minorBidi" w:hint="default"/>
+      </w:rPr>
+    </w:lvl>
+    <w:lvl w:ilvl="1" w:tplc="10000003" w:tentative="1">
+      <w:start w:val="1"/>
+      <w:numFmt w:val="bullet"/>
+      <w:lvlText w:val="o"/>
+      <w:lvlJc w:val="left"/>
+      <w:pPr>
+        <w:ind w:left="1440" w:hanging="360"/>
+      </w:pPr>
+      <w:rPr>
+        <w:rFonts w:ascii="Courier New" w:hAnsi="Courier New" w:cs="Courier New" w:hint="default"/>
+      </w:rPr>
+    </w:lvl>
+    <w:lvl w:ilvl="2" w:tplc="10000005" w:tentative="1">
+      <w:start w:val="1"/>
+      <w:numFmt w:val="bullet"/>
+      <w:lvlText w:val=""/>
+      <w:lvlJc w:val="left"/>
+      <w:pPr>
+        <w:ind w:left="2160" w:hanging="360"/>
+      </w:pPr>
+      <w:rPr>
+        <w:rFonts w:ascii="Wingdings" w:hAnsi="Wingdings" w:hint="default"/>
+      </w:rPr>
+    </w:lvl>
+    <w:lvl w:ilvl="3" w:tplc="10000001" w:tentative="1">
+      <w:start w:val="1"/>
+      <w:numFmt w:val="bullet"/>
+      <w:lvlText w:val=""/>
+      <w:lvlJc w:val="left"/>
+      <w:pPr>
+        <w:ind w:left="2880" w:hanging="360"/>
+      </w:pPr>
+      <w:rPr>
+        <w:rFonts w:ascii="Symbol" w:hAnsi="Symbol" w:hint="default"/>
+      </w:rPr>
+    </w:lvl>
+    <w:lvl w:ilvl="4" w:tplc="10000003" w:tentative="1">
+      <w:start w:val="1"/>
+      <w:numFmt w:val="bullet"/>
+      <w:lvlText w:val="o"/>
+      <w:lvlJc w:val="left"/>
+      <w:pPr>
+        <w:ind w:left="3600" w:hanging="360"/>
+      </w:pPr>
+      <w:rPr>
+        <w:rFonts w:ascii="Courier New" w:hAnsi="Courier New" w:cs="Courier New" w:hint="default"/>
+      </w:rPr>
+    </w:lvl>
+    <w:lvl w:ilvl="5" w:tplc="10000005" w:tentative="1">
+      <w:start w:val="1"/>
+      <w:numFmt w:val="bullet"/>
+      <w:lvlText w:val=""/>
+      <w:lvlJc w:val="left"/>
+      <w:pPr>
+        <w:ind w:left="4320" w:hanging="360"/>
+      </w:pPr>
+      <w:rPr>
+        <w:rFonts w:ascii="Wingdings" w:hAnsi="Wingdings" w:hint="default"/>
+      </w:rPr>
+    </w:lvl>
+    <w:lvl w:ilvl="6" w:tplc="10000001" w:tentative="1">
+      <w:start w:val="1"/>
+      <w:numFmt w:val="bullet"/>
+      <w:lvlText w:val=""/>
+      <w:lvlJc w:val="left"/>
+      <w:pPr>
+        <w:ind w:left="5040" w:hanging="360"/>
+      </w:pPr>
+      <w:rPr>
+        <w:rFonts w:ascii="Symbol" w:hAnsi="Symbol" w:hint="default"/>
+      </w:rPr>
+    </w:lvl>
+    <w:lvl w:ilvl="7" w:tplc="10000003" w:tentative="1">
+      <w:start w:val="1"/>
+      <w:numFmt w:val="bullet"/>
+      <w:lvlText w:val="o"/>
+      <w:lvlJc w:val="left"/>
+      <w:pPr>
+        <w:ind w:left="5760" w:hanging="360"/>
+      </w:pPr>
+      <w:rPr>
+        <w:rFonts w:ascii="Courier New" w:hAnsi="Courier New" w:cs="Courier New" w:hint="default"/>
+      </w:rPr>
+    </w:lvl>
+    <w:lvl w:ilvl="8" w:tplc="10000005" w:tentative="1">
+      <w:start w:val="1"/>
+      <w:numFmt w:val="bullet"/>
+      <w:lvlText w:val=""/>
+      <w:lvlJc w:val="left"/>
+      <w:pPr>
+        <w:ind w:left="6480" w:hanging="360"/>
+      </w:pPr>
+      <w:rPr>
+        <w:rFonts w:ascii="Wingdings" w:hAnsi="Wingdings" w:hint="default"/>
+      </w:rPr>
+    </w:lvl>
+  </w:abstractNum>
+  <w:abstractNum w:abstractNumId="9" w15:restartNumberingAfterBreak="0">
     <w:nsid w:val="3BD518A2"/>
     <w:multiLevelType w:val="hybridMultilevel"/>
     <w:tmpl w:val="723CED92"/>
@@ -2915,7 +4656,231 @@
       </w:rPr>
     </w:lvl>
   </w:abstractNum>
-  <w:abstractNum w:abstractNumId="1" w15:restartNumberingAfterBreak="0">
+  <w:abstractNum w:abstractNumId="10" w15:restartNumberingAfterBreak="0">
+    <w:nsid w:val="4108168A"/>
+    <w:multiLevelType w:val="hybridMultilevel"/>
+    <w:tmpl w:val="763AF57C"/>
+    <w:lvl w:ilvl="0" w:tplc="5DD67644">
+      <w:numFmt w:val="bullet"/>
+      <w:lvlText w:val=""/>
+      <w:lvlJc w:val="left"/>
+      <w:pPr>
+        <w:ind w:left="1080" w:hanging="360"/>
+      </w:pPr>
+      <w:rPr>
+        <w:rFonts w:ascii="Aptos" w:eastAsiaTheme="minorEastAsia" w:hAnsi="Aptos" w:cstheme="minorBidi" w:hint="default"/>
+      </w:rPr>
+    </w:lvl>
+    <w:lvl w:ilvl="1" w:tplc="10000003" w:tentative="1">
+      <w:start w:val="1"/>
+      <w:numFmt w:val="bullet"/>
+      <w:lvlText w:val="o"/>
+      <w:lvlJc w:val="left"/>
+      <w:pPr>
+        <w:ind w:left="1800" w:hanging="360"/>
+      </w:pPr>
+      <w:rPr>
+        <w:rFonts w:ascii="Courier New" w:hAnsi="Courier New" w:cs="Courier New" w:hint="default"/>
+      </w:rPr>
+    </w:lvl>
+    <w:lvl w:ilvl="2" w:tplc="10000005" w:tentative="1">
+      <w:start w:val="1"/>
+      <w:numFmt w:val="bullet"/>
+      <w:lvlText w:val=""/>
+      <w:lvlJc w:val="left"/>
+      <w:pPr>
+        <w:ind w:left="2520" w:hanging="360"/>
+      </w:pPr>
+      <w:rPr>
+        <w:rFonts w:ascii="Wingdings" w:hAnsi="Wingdings" w:hint="default"/>
+      </w:rPr>
+    </w:lvl>
+    <w:lvl w:ilvl="3" w:tplc="10000001" w:tentative="1">
+      <w:start w:val="1"/>
+      <w:numFmt w:val="bullet"/>
+      <w:lvlText w:val=""/>
+      <w:lvlJc w:val="left"/>
+      <w:pPr>
+        <w:ind w:left="3240" w:hanging="360"/>
+      </w:pPr>
+      <w:rPr>
+        <w:rFonts w:ascii="Symbol" w:hAnsi="Symbol" w:hint="default"/>
+      </w:rPr>
+    </w:lvl>
+    <w:lvl w:ilvl="4" w:tplc="10000003" w:tentative="1">
+      <w:start w:val="1"/>
+      <w:numFmt w:val="bullet"/>
+      <w:lvlText w:val="o"/>
+      <w:lvlJc w:val="left"/>
+      <w:pPr>
+        <w:ind w:left="3960" w:hanging="360"/>
+      </w:pPr>
+      <w:rPr>
+        <w:rFonts w:ascii="Courier New" w:hAnsi="Courier New" w:cs="Courier New" w:hint="default"/>
+      </w:rPr>
+    </w:lvl>
+    <w:lvl w:ilvl="5" w:tplc="10000005" w:tentative="1">
+      <w:start w:val="1"/>
+      <w:numFmt w:val="bullet"/>
+      <w:lvlText w:val=""/>
+      <w:lvlJc w:val="left"/>
+      <w:pPr>
+        <w:ind w:left="4680" w:hanging="360"/>
+      </w:pPr>
+      <w:rPr>
+        <w:rFonts w:ascii="Wingdings" w:hAnsi="Wingdings" w:hint="default"/>
+      </w:rPr>
+    </w:lvl>
+    <w:lvl w:ilvl="6" w:tplc="10000001" w:tentative="1">
+      <w:start w:val="1"/>
+      <w:numFmt w:val="bullet"/>
+      <w:lvlText w:val=""/>
+      <w:lvlJc w:val="left"/>
+      <w:pPr>
+        <w:ind w:left="5400" w:hanging="360"/>
+      </w:pPr>
+      <w:rPr>
+        <w:rFonts w:ascii="Symbol" w:hAnsi="Symbol" w:hint="default"/>
+      </w:rPr>
+    </w:lvl>
+    <w:lvl w:ilvl="7" w:tplc="10000003" w:tentative="1">
+      <w:start w:val="1"/>
+      <w:numFmt w:val="bullet"/>
+      <w:lvlText w:val="o"/>
+      <w:lvlJc w:val="left"/>
+      <w:pPr>
+        <w:ind w:left="6120" w:hanging="360"/>
+      </w:pPr>
+      <w:rPr>
+        <w:rFonts w:ascii="Courier New" w:hAnsi="Courier New" w:cs="Courier New" w:hint="default"/>
+      </w:rPr>
+    </w:lvl>
+    <w:lvl w:ilvl="8" w:tplc="10000005" w:tentative="1">
+      <w:start w:val="1"/>
+      <w:numFmt w:val="bullet"/>
+      <w:lvlText w:val=""/>
+      <w:lvlJc w:val="left"/>
+      <w:pPr>
+        <w:ind w:left="6840" w:hanging="360"/>
+      </w:pPr>
+      <w:rPr>
+        <w:rFonts w:ascii="Wingdings" w:hAnsi="Wingdings" w:hint="default"/>
+      </w:rPr>
+    </w:lvl>
+  </w:abstractNum>
+  <w:abstractNum w:abstractNumId="11" w15:restartNumberingAfterBreak="0">
+    <w:nsid w:val="458B27F5"/>
+    <w:multiLevelType w:val="hybridMultilevel"/>
+    <w:tmpl w:val="86109318"/>
+    <w:lvl w:ilvl="0" w:tplc="FC76DA3A">
+      <w:numFmt w:val="bullet"/>
+      <w:lvlText w:val=""/>
+      <w:lvlJc w:val="left"/>
+      <w:pPr>
+        <w:ind w:left="720" w:hanging="360"/>
+      </w:pPr>
+      <w:rPr>
+        <w:rFonts w:ascii="Aptos" w:eastAsiaTheme="minorEastAsia" w:hAnsi="Aptos" w:cstheme="minorBidi" w:hint="default"/>
+      </w:rPr>
+    </w:lvl>
+    <w:lvl w:ilvl="1" w:tplc="10000003" w:tentative="1">
+      <w:start w:val="1"/>
+      <w:numFmt w:val="bullet"/>
+      <w:lvlText w:val="o"/>
+      <w:lvlJc w:val="left"/>
+      <w:pPr>
+        <w:ind w:left="1440" w:hanging="360"/>
+      </w:pPr>
+      <w:rPr>
+        <w:rFonts w:ascii="Courier New" w:hAnsi="Courier New" w:cs="Courier New" w:hint="default"/>
+      </w:rPr>
+    </w:lvl>
+    <w:lvl w:ilvl="2" w:tplc="10000005" w:tentative="1">
+      <w:start w:val="1"/>
+      <w:numFmt w:val="bullet"/>
+      <w:lvlText w:val=""/>
+      <w:lvlJc w:val="left"/>
+      <w:pPr>
+        <w:ind w:left="2160" w:hanging="360"/>
+      </w:pPr>
+      <w:rPr>
+        <w:rFonts w:ascii="Wingdings" w:hAnsi="Wingdings" w:hint="default"/>
+      </w:rPr>
+    </w:lvl>
+    <w:lvl w:ilvl="3" w:tplc="10000001" w:tentative="1">
+      <w:start w:val="1"/>
+      <w:numFmt w:val="bullet"/>
+      <w:lvlText w:val=""/>
+      <w:lvlJc w:val="left"/>
+      <w:pPr>
+        <w:ind w:left="2880" w:hanging="360"/>
+      </w:pPr>
+      <w:rPr>
+        <w:rFonts w:ascii="Symbol" w:hAnsi="Symbol" w:hint="default"/>
+      </w:rPr>
+    </w:lvl>
+    <w:lvl w:ilvl="4" w:tplc="10000003" w:tentative="1">
+      <w:start w:val="1"/>
+      <w:numFmt w:val="bullet"/>
+      <w:lvlText w:val="o"/>
+      <w:lvlJc w:val="left"/>
+      <w:pPr>
+        <w:ind w:left="3600" w:hanging="360"/>
+      </w:pPr>
+      <w:rPr>
+        <w:rFonts w:ascii="Courier New" w:hAnsi="Courier New" w:cs="Courier New" w:hint="default"/>
+      </w:rPr>
+    </w:lvl>
+    <w:lvl w:ilvl="5" w:tplc="10000005" w:tentative="1">
+      <w:start w:val="1"/>
+      <w:numFmt w:val="bullet"/>
+      <w:lvlText w:val=""/>
+      <w:lvlJc w:val="left"/>
+      <w:pPr>
+        <w:ind w:left="4320" w:hanging="360"/>
+      </w:pPr>
+      <w:rPr>
+        <w:rFonts w:ascii="Wingdings" w:hAnsi="Wingdings" w:hint="default"/>
+      </w:rPr>
+    </w:lvl>
+    <w:lvl w:ilvl="6" w:tplc="10000001" w:tentative="1">
+      <w:start w:val="1"/>
+      <w:numFmt w:val="bullet"/>
+      <w:lvlText w:val=""/>
+      <w:lvlJc w:val="left"/>
+      <w:pPr>
+        <w:ind w:left="5040" w:hanging="360"/>
+      </w:pPr>
+      <w:rPr>
+        <w:rFonts w:ascii="Symbol" w:hAnsi="Symbol" w:hint="default"/>
+      </w:rPr>
+    </w:lvl>
+    <w:lvl w:ilvl="7" w:tplc="10000003" w:tentative="1">
+      <w:start w:val="1"/>
+      <w:numFmt w:val="bullet"/>
+      <w:lvlText w:val="o"/>
+      <w:lvlJc w:val="left"/>
+      <w:pPr>
+        <w:ind w:left="5760" w:hanging="360"/>
+      </w:pPr>
+      <w:rPr>
+        <w:rFonts w:ascii="Courier New" w:hAnsi="Courier New" w:cs="Courier New" w:hint="default"/>
+      </w:rPr>
+    </w:lvl>
+    <w:lvl w:ilvl="8" w:tplc="10000005" w:tentative="1">
+      <w:start w:val="1"/>
+      <w:numFmt w:val="bullet"/>
+      <w:lvlText w:val=""/>
+      <w:lvlJc w:val="left"/>
+      <w:pPr>
+        <w:ind w:left="6480" w:hanging="360"/>
+      </w:pPr>
+      <w:rPr>
+        <w:rFonts w:ascii="Wingdings" w:hAnsi="Wingdings" w:hint="default"/>
+      </w:rPr>
+    </w:lvl>
+  </w:abstractNum>
+  <w:abstractNum w:abstractNumId="12" w15:restartNumberingAfterBreak="0">
     <w:nsid w:val="49173AC4"/>
     <w:multiLevelType w:val="hybridMultilevel"/>
     <w:tmpl w:val="704EDBCC"/>
@@ -3028,10 +4993,1203 @@
       </w:rPr>
     </w:lvl>
   </w:abstractNum>
+  <w:abstractNum w:abstractNumId="13" w15:restartNumberingAfterBreak="0">
+    <w:nsid w:val="4D0035EC"/>
+    <w:multiLevelType w:val="hybridMultilevel"/>
+    <w:tmpl w:val="D1D695A4"/>
+    <w:lvl w:ilvl="0" w:tplc="10000001">
+      <w:start w:val="1"/>
+      <w:numFmt w:val="bullet"/>
+      <w:lvlText w:val=""/>
+      <w:lvlJc w:val="left"/>
+      <w:pPr>
+        <w:ind w:left="720" w:hanging="360"/>
+      </w:pPr>
+      <w:rPr>
+        <w:rFonts w:ascii="Symbol" w:hAnsi="Symbol" w:hint="default"/>
+      </w:rPr>
+    </w:lvl>
+    <w:lvl w:ilvl="1" w:tplc="10000003" w:tentative="1">
+      <w:start w:val="1"/>
+      <w:numFmt w:val="bullet"/>
+      <w:lvlText w:val="o"/>
+      <w:lvlJc w:val="left"/>
+      <w:pPr>
+        <w:ind w:left="1440" w:hanging="360"/>
+      </w:pPr>
+      <w:rPr>
+        <w:rFonts w:ascii="Courier New" w:hAnsi="Courier New" w:cs="Courier New" w:hint="default"/>
+      </w:rPr>
+    </w:lvl>
+    <w:lvl w:ilvl="2" w:tplc="10000005" w:tentative="1">
+      <w:start w:val="1"/>
+      <w:numFmt w:val="bullet"/>
+      <w:lvlText w:val=""/>
+      <w:lvlJc w:val="left"/>
+      <w:pPr>
+        <w:ind w:left="2160" w:hanging="360"/>
+      </w:pPr>
+      <w:rPr>
+        <w:rFonts w:ascii="Wingdings" w:hAnsi="Wingdings" w:hint="default"/>
+      </w:rPr>
+    </w:lvl>
+    <w:lvl w:ilvl="3" w:tplc="10000001" w:tentative="1">
+      <w:start w:val="1"/>
+      <w:numFmt w:val="bullet"/>
+      <w:lvlText w:val=""/>
+      <w:lvlJc w:val="left"/>
+      <w:pPr>
+        <w:ind w:left="2880" w:hanging="360"/>
+      </w:pPr>
+      <w:rPr>
+        <w:rFonts w:ascii="Symbol" w:hAnsi="Symbol" w:hint="default"/>
+      </w:rPr>
+    </w:lvl>
+    <w:lvl w:ilvl="4" w:tplc="10000003" w:tentative="1">
+      <w:start w:val="1"/>
+      <w:numFmt w:val="bullet"/>
+      <w:lvlText w:val="o"/>
+      <w:lvlJc w:val="left"/>
+      <w:pPr>
+        <w:ind w:left="3600" w:hanging="360"/>
+      </w:pPr>
+      <w:rPr>
+        <w:rFonts w:ascii="Courier New" w:hAnsi="Courier New" w:cs="Courier New" w:hint="default"/>
+      </w:rPr>
+    </w:lvl>
+    <w:lvl w:ilvl="5" w:tplc="10000005" w:tentative="1">
+      <w:start w:val="1"/>
+      <w:numFmt w:val="bullet"/>
+      <w:lvlText w:val=""/>
+      <w:lvlJc w:val="left"/>
+      <w:pPr>
+        <w:ind w:left="4320" w:hanging="360"/>
+      </w:pPr>
+      <w:rPr>
+        <w:rFonts w:ascii="Wingdings" w:hAnsi="Wingdings" w:hint="default"/>
+      </w:rPr>
+    </w:lvl>
+    <w:lvl w:ilvl="6" w:tplc="10000001" w:tentative="1">
+      <w:start w:val="1"/>
+      <w:numFmt w:val="bullet"/>
+      <w:lvlText w:val=""/>
+      <w:lvlJc w:val="left"/>
+      <w:pPr>
+        <w:ind w:left="5040" w:hanging="360"/>
+      </w:pPr>
+      <w:rPr>
+        <w:rFonts w:ascii="Symbol" w:hAnsi="Symbol" w:hint="default"/>
+      </w:rPr>
+    </w:lvl>
+    <w:lvl w:ilvl="7" w:tplc="10000003" w:tentative="1">
+      <w:start w:val="1"/>
+      <w:numFmt w:val="bullet"/>
+      <w:lvlText w:val="o"/>
+      <w:lvlJc w:val="left"/>
+      <w:pPr>
+        <w:ind w:left="5760" w:hanging="360"/>
+      </w:pPr>
+      <w:rPr>
+        <w:rFonts w:ascii="Courier New" w:hAnsi="Courier New" w:cs="Courier New" w:hint="default"/>
+      </w:rPr>
+    </w:lvl>
+    <w:lvl w:ilvl="8" w:tplc="10000005" w:tentative="1">
+      <w:start w:val="1"/>
+      <w:numFmt w:val="bullet"/>
+      <w:lvlText w:val=""/>
+      <w:lvlJc w:val="left"/>
+      <w:pPr>
+        <w:ind w:left="6480" w:hanging="360"/>
+      </w:pPr>
+      <w:rPr>
+        <w:rFonts w:ascii="Wingdings" w:hAnsi="Wingdings" w:hint="default"/>
+      </w:rPr>
+    </w:lvl>
+  </w:abstractNum>
+  <w:abstractNum w:abstractNumId="14" w15:restartNumberingAfterBreak="0">
+    <w:nsid w:val="4D0F7A82"/>
+    <w:multiLevelType w:val="hybridMultilevel"/>
+    <w:tmpl w:val="5A1688D8"/>
+    <w:lvl w:ilvl="0" w:tplc="10000001">
+      <w:start w:val="1"/>
+      <w:numFmt w:val="bullet"/>
+      <w:lvlText w:val=""/>
+      <w:lvlJc w:val="left"/>
+      <w:pPr>
+        <w:ind w:left="720" w:hanging="360"/>
+      </w:pPr>
+      <w:rPr>
+        <w:rFonts w:ascii="Symbol" w:hAnsi="Symbol" w:hint="default"/>
+      </w:rPr>
+    </w:lvl>
+    <w:lvl w:ilvl="1" w:tplc="10000003" w:tentative="1">
+      <w:start w:val="1"/>
+      <w:numFmt w:val="bullet"/>
+      <w:lvlText w:val="o"/>
+      <w:lvlJc w:val="left"/>
+      <w:pPr>
+        <w:ind w:left="1440" w:hanging="360"/>
+      </w:pPr>
+      <w:rPr>
+        <w:rFonts w:ascii="Courier New" w:hAnsi="Courier New" w:cs="Courier New" w:hint="default"/>
+      </w:rPr>
+    </w:lvl>
+    <w:lvl w:ilvl="2" w:tplc="10000005" w:tentative="1">
+      <w:start w:val="1"/>
+      <w:numFmt w:val="bullet"/>
+      <w:lvlText w:val=""/>
+      <w:lvlJc w:val="left"/>
+      <w:pPr>
+        <w:ind w:left="2160" w:hanging="360"/>
+      </w:pPr>
+      <w:rPr>
+        <w:rFonts w:ascii="Wingdings" w:hAnsi="Wingdings" w:hint="default"/>
+      </w:rPr>
+    </w:lvl>
+    <w:lvl w:ilvl="3" w:tplc="10000001" w:tentative="1">
+      <w:start w:val="1"/>
+      <w:numFmt w:val="bullet"/>
+      <w:lvlText w:val=""/>
+      <w:lvlJc w:val="left"/>
+      <w:pPr>
+        <w:ind w:left="2880" w:hanging="360"/>
+      </w:pPr>
+      <w:rPr>
+        <w:rFonts w:ascii="Symbol" w:hAnsi="Symbol" w:hint="default"/>
+      </w:rPr>
+    </w:lvl>
+    <w:lvl w:ilvl="4" w:tplc="10000003" w:tentative="1">
+      <w:start w:val="1"/>
+      <w:numFmt w:val="bullet"/>
+      <w:lvlText w:val="o"/>
+      <w:lvlJc w:val="left"/>
+      <w:pPr>
+        <w:ind w:left="3600" w:hanging="360"/>
+      </w:pPr>
+      <w:rPr>
+        <w:rFonts w:ascii="Courier New" w:hAnsi="Courier New" w:cs="Courier New" w:hint="default"/>
+      </w:rPr>
+    </w:lvl>
+    <w:lvl w:ilvl="5" w:tplc="10000005" w:tentative="1">
+      <w:start w:val="1"/>
+      <w:numFmt w:val="bullet"/>
+      <w:lvlText w:val=""/>
+      <w:lvlJc w:val="left"/>
+      <w:pPr>
+        <w:ind w:left="4320" w:hanging="360"/>
+      </w:pPr>
+      <w:rPr>
+        <w:rFonts w:ascii="Wingdings" w:hAnsi="Wingdings" w:hint="default"/>
+      </w:rPr>
+    </w:lvl>
+    <w:lvl w:ilvl="6" w:tplc="10000001" w:tentative="1">
+      <w:start w:val="1"/>
+      <w:numFmt w:val="bullet"/>
+      <w:lvlText w:val=""/>
+      <w:lvlJc w:val="left"/>
+      <w:pPr>
+        <w:ind w:left="5040" w:hanging="360"/>
+      </w:pPr>
+      <w:rPr>
+        <w:rFonts w:ascii="Symbol" w:hAnsi="Symbol" w:hint="default"/>
+      </w:rPr>
+    </w:lvl>
+    <w:lvl w:ilvl="7" w:tplc="10000003" w:tentative="1">
+      <w:start w:val="1"/>
+      <w:numFmt w:val="bullet"/>
+      <w:lvlText w:val="o"/>
+      <w:lvlJc w:val="left"/>
+      <w:pPr>
+        <w:ind w:left="5760" w:hanging="360"/>
+      </w:pPr>
+      <w:rPr>
+        <w:rFonts w:ascii="Courier New" w:hAnsi="Courier New" w:cs="Courier New" w:hint="default"/>
+      </w:rPr>
+    </w:lvl>
+    <w:lvl w:ilvl="8" w:tplc="10000005" w:tentative="1">
+      <w:start w:val="1"/>
+      <w:numFmt w:val="bullet"/>
+      <w:lvlText w:val=""/>
+      <w:lvlJc w:val="left"/>
+      <w:pPr>
+        <w:ind w:left="6480" w:hanging="360"/>
+      </w:pPr>
+      <w:rPr>
+        <w:rFonts w:ascii="Wingdings" w:hAnsi="Wingdings" w:hint="default"/>
+      </w:rPr>
+    </w:lvl>
+  </w:abstractNum>
+  <w:abstractNum w:abstractNumId="15" w15:restartNumberingAfterBreak="0">
+    <w:nsid w:val="4E4C04F2"/>
+    <w:multiLevelType w:val="hybridMultilevel"/>
+    <w:tmpl w:val="E36678B8"/>
+    <w:lvl w:ilvl="0" w:tplc="10000001">
+      <w:start w:val="1"/>
+      <w:numFmt w:val="bullet"/>
+      <w:lvlText w:val=""/>
+      <w:lvlJc w:val="left"/>
+      <w:pPr>
+        <w:ind w:left="720" w:hanging="360"/>
+      </w:pPr>
+      <w:rPr>
+        <w:rFonts w:ascii="Symbol" w:hAnsi="Symbol" w:hint="default"/>
+      </w:rPr>
+    </w:lvl>
+    <w:lvl w:ilvl="1" w:tplc="10000003" w:tentative="1">
+      <w:start w:val="1"/>
+      <w:numFmt w:val="bullet"/>
+      <w:lvlText w:val="o"/>
+      <w:lvlJc w:val="left"/>
+      <w:pPr>
+        <w:ind w:left="1440" w:hanging="360"/>
+      </w:pPr>
+      <w:rPr>
+        <w:rFonts w:ascii="Courier New" w:hAnsi="Courier New" w:cs="Courier New" w:hint="default"/>
+      </w:rPr>
+    </w:lvl>
+    <w:lvl w:ilvl="2" w:tplc="10000005" w:tentative="1">
+      <w:start w:val="1"/>
+      <w:numFmt w:val="bullet"/>
+      <w:lvlText w:val=""/>
+      <w:lvlJc w:val="left"/>
+      <w:pPr>
+        <w:ind w:left="2160" w:hanging="360"/>
+      </w:pPr>
+      <w:rPr>
+        <w:rFonts w:ascii="Wingdings" w:hAnsi="Wingdings" w:hint="default"/>
+      </w:rPr>
+    </w:lvl>
+    <w:lvl w:ilvl="3" w:tplc="10000001" w:tentative="1">
+      <w:start w:val="1"/>
+      <w:numFmt w:val="bullet"/>
+      <w:lvlText w:val=""/>
+      <w:lvlJc w:val="left"/>
+      <w:pPr>
+        <w:ind w:left="2880" w:hanging="360"/>
+      </w:pPr>
+      <w:rPr>
+        <w:rFonts w:ascii="Symbol" w:hAnsi="Symbol" w:hint="default"/>
+      </w:rPr>
+    </w:lvl>
+    <w:lvl w:ilvl="4" w:tplc="10000003" w:tentative="1">
+      <w:start w:val="1"/>
+      <w:numFmt w:val="bullet"/>
+      <w:lvlText w:val="o"/>
+      <w:lvlJc w:val="left"/>
+      <w:pPr>
+        <w:ind w:left="3600" w:hanging="360"/>
+      </w:pPr>
+      <w:rPr>
+        <w:rFonts w:ascii="Courier New" w:hAnsi="Courier New" w:cs="Courier New" w:hint="default"/>
+      </w:rPr>
+    </w:lvl>
+    <w:lvl w:ilvl="5" w:tplc="10000005" w:tentative="1">
+      <w:start w:val="1"/>
+      <w:numFmt w:val="bullet"/>
+      <w:lvlText w:val=""/>
+      <w:lvlJc w:val="left"/>
+      <w:pPr>
+        <w:ind w:left="4320" w:hanging="360"/>
+      </w:pPr>
+      <w:rPr>
+        <w:rFonts w:ascii="Wingdings" w:hAnsi="Wingdings" w:hint="default"/>
+      </w:rPr>
+    </w:lvl>
+    <w:lvl w:ilvl="6" w:tplc="10000001" w:tentative="1">
+      <w:start w:val="1"/>
+      <w:numFmt w:val="bullet"/>
+      <w:lvlText w:val=""/>
+      <w:lvlJc w:val="left"/>
+      <w:pPr>
+        <w:ind w:left="5040" w:hanging="360"/>
+      </w:pPr>
+      <w:rPr>
+        <w:rFonts w:ascii="Symbol" w:hAnsi="Symbol" w:hint="default"/>
+      </w:rPr>
+    </w:lvl>
+    <w:lvl w:ilvl="7" w:tplc="10000003" w:tentative="1">
+      <w:start w:val="1"/>
+      <w:numFmt w:val="bullet"/>
+      <w:lvlText w:val="o"/>
+      <w:lvlJc w:val="left"/>
+      <w:pPr>
+        <w:ind w:left="5760" w:hanging="360"/>
+      </w:pPr>
+      <w:rPr>
+        <w:rFonts w:ascii="Courier New" w:hAnsi="Courier New" w:cs="Courier New" w:hint="default"/>
+      </w:rPr>
+    </w:lvl>
+    <w:lvl w:ilvl="8" w:tplc="10000005" w:tentative="1">
+      <w:start w:val="1"/>
+      <w:numFmt w:val="bullet"/>
+      <w:lvlText w:val=""/>
+      <w:lvlJc w:val="left"/>
+      <w:pPr>
+        <w:ind w:left="6480" w:hanging="360"/>
+      </w:pPr>
+      <w:rPr>
+        <w:rFonts w:ascii="Wingdings" w:hAnsi="Wingdings" w:hint="default"/>
+      </w:rPr>
+    </w:lvl>
+  </w:abstractNum>
+  <w:abstractNum w:abstractNumId="16" w15:restartNumberingAfterBreak="0">
+    <w:nsid w:val="4EF12CC1"/>
+    <w:multiLevelType w:val="hybridMultilevel"/>
+    <w:tmpl w:val="5FB65700"/>
+    <w:lvl w:ilvl="0" w:tplc="10000001">
+      <w:start w:val="1"/>
+      <w:numFmt w:val="bullet"/>
+      <w:lvlText w:val=""/>
+      <w:lvlJc w:val="left"/>
+      <w:pPr>
+        <w:ind w:left="720" w:hanging="360"/>
+      </w:pPr>
+      <w:rPr>
+        <w:rFonts w:ascii="Symbol" w:hAnsi="Symbol" w:hint="default"/>
+      </w:rPr>
+    </w:lvl>
+    <w:lvl w:ilvl="1" w:tplc="10000003" w:tentative="1">
+      <w:start w:val="1"/>
+      <w:numFmt w:val="bullet"/>
+      <w:lvlText w:val="o"/>
+      <w:lvlJc w:val="left"/>
+      <w:pPr>
+        <w:ind w:left="1440" w:hanging="360"/>
+      </w:pPr>
+      <w:rPr>
+        <w:rFonts w:ascii="Courier New" w:hAnsi="Courier New" w:cs="Courier New" w:hint="default"/>
+      </w:rPr>
+    </w:lvl>
+    <w:lvl w:ilvl="2" w:tplc="10000005" w:tentative="1">
+      <w:start w:val="1"/>
+      <w:numFmt w:val="bullet"/>
+      <w:lvlText w:val=""/>
+      <w:lvlJc w:val="left"/>
+      <w:pPr>
+        <w:ind w:left="2160" w:hanging="360"/>
+      </w:pPr>
+      <w:rPr>
+        <w:rFonts w:ascii="Wingdings" w:hAnsi="Wingdings" w:hint="default"/>
+      </w:rPr>
+    </w:lvl>
+    <w:lvl w:ilvl="3" w:tplc="10000001" w:tentative="1">
+      <w:start w:val="1"/>
+      <w:numFmt w:val="bullet"/>
+      <w:lvlText w:val=""/>
+      <w:lvlJc w:val="left"/>
+      <w:pPr>
+        <w:ind w:left="2880" w:hanging="360"/>
+      </w:pPr>
+      <w:rPr>
+        <w:rFonts w:ascii="Symbol" w:hAnsi="Symbol" w:hint="default"/>
+      </w:rPr>
+    </w:lvl>
+    <w:lvl w:ilvl="4" w:tplc="10000003" w:tentative="1">
+      <w:start w:val="1"/>
+      <w:numFmt w:val="bullet"/>
+      <w:lvlText w:val="o"/>
+      <w:lvlJc w:val="left"/>
+      <w:pPr>
+        <w:ind w:left="3600" w:hanging="360"/>
+      </w:pPr>
+      <w:rPr>
+        <w:rFonts w:ascii="Courier New" w:hAnsi="Courier New" w:cs="Courier New" w:hint="default"/>
+      </w:rPr>
+    </w:lvl>
+    <w:lvl w:ilvl="5" w:tplc="10000005" w:tentative="1">
+      <w:start w:val="1"/>
+      <w:numFmt w:val="bullet"/>
+      <w:lvlText w:val=""/>
+      <w:lvlJc w:val="left"/>
+      <w:pPr>
+        <w:ind w:left="4320" w:hanging="360"/>
+      </w:pPr>
+      <w:rPr>
+        <w:rFonts w:ascii="Wingdings" w:hAnsi="Wingdings" w:hint="default"/>
+      </w:rPr>
+    </w:lvl>
+    <w:lvl w:ilvl="6" w:tplc="10000001" w:tentative="1">
+      <w:start w:val="1"/>
+      <w:numFmt w:val="bullet"/>
+      <w:lvlText w:val=""/>
+      <w:lvlJc w:val="left"/>
+      <w:pPr>
+        <w:ind w:left="5040" w:hanging="360"/>
+      </w:pPr>
+      <w:rPr>
+        <w:rFonts w:ascii="Symbol" w:hAnsi="Symbol" w:hint="default"/>
+      </w:rPr>
+    </w:lvl>
+    <w:lvl w:ilvl="7" w:tplc="10000003" w:tentative="1">
+      <w:start w:val="1"/>
+      <w:numFmt w:val="bullet"/>
+      <w:lvlText w:val="o"/>
+      <w:lvlJc w:val="left"/>
+      <w:pPr>
+        <w:ind w:left="5760" w:hanging="360"/>
+      </w:pPr>
+      <w:rPr>
+        <w:rFonts w:ascii="Courier New" w:hAnsi="Courier New" w:cs="Courier New" w:hint="default"/>
+      </w:rPr>
+    </w:lvl>
+    <w:lvl w:ilvl="8" w:tplc="10000005" w:tentative="1">
+      <w:start w:val="1"/>
+      <w:numFmt w:val="bullet"/>
+      <w:lvlText w:val=""/>
+      <w:lvlJc w:val="left"/>
+      <w:pPr>
+        <w:ind w:left="6480" w:hanging="360"/>
+      </w:pPr>
+      <w:rPr>
+        <w:rFonts w:ascii="Wingdings" w:hAnsi="Wingdings" w:hint="default"/>
+      </w:rPr>
+    </w:lvl>
+  </w:abstractNum>
+  <w:abstractNum w:abstractNumId="17" w15:restartNumberingAfterBreak="0">
+    <w:nsid w:val="51626A06"/>
+    <w:multiLevelType w:val="hybridMultilevel"/>
+    <w:tmpl w:val="25FCAD38"/>
+    <w:lvl w:ilvl="0" w:tplc="10000001">
+      <w:start w:val="1"/>
+      <w:numFmt w:val="bullet"/>
+      <w:lvlText w:val=""/>
+      <w:lvlJc w:val="left"/>
+      <w:pPr>
+        <w:ind w:left="720" w:hanging="360"/>
+      </w:pPr>
+      <w:rPr>
+        <w:rFonts w:ascii="Symbol" w:hAnsi="Symbol" w:hint="default"/>
+      </w:rPr>
+    </w:lvl>
+    <w:lvl w:ilvl="1" w:tplc="FFFFFFFF" w:tentative="1">
+      <w:start w:val="1"/>
+      <w:numFmt w:val="bullet"/>
+      <w:lvlText w:val="o"/>
+      <w:lvlJc w:val="left"/>
+      <w:pPr>
+        <w:ind w:left="1440" w:hanging="360"/>
+      </w:pPr>
+      <w:rPr>
+        <w:rFonts w:ascii="Courier New" w:hAnsi="Courier New" w:cs="Courier New" w:hint="default"/>
+      </w:rPr>
+    </w:lvl>
+    <w:lvl w:ilvl="2" w:tplc="FFFFFFFF" w:tentative="1">
+      <w:start w:val="1"/>
+      <w:numFmt w:val="bullet"/>
+      <w:lvlText w:val=""/>
+      <w:lvlJc w:val="left"/>
+      <w:pPr>
+        <w:ind w:left="2160" w:hanging="360"/>
+      </w:pPr>
+      <w:rPr>
+        <w:rFonts w:ascii="Wingdings" w:hAnsi="Wingdings" w:hint="default"/>
+      </w:rPr>
+    </w:lvl>
+    <w:lvl w:ilvl="3" w:tplc="FFFFFFFF" w:tentative="1">
+      <w:start w:val="1"/>
+      <w:numFmt w:val="bullet"/>
+      <w:lvlText w:val=""/>
+      <w:lvlJc w:val="left"/>
+      <w:pPr>
+        <w:ind w:left="2880" w:hanging="360"/>
+      </w:pPr>
+      <w:rPr>
+        <w:rFonts w:ascii="Symbol" w:hAnsi="Symbol" w:hint="default"/>
+      </w:rPr>
+    </w:lvl>
+    <w:lvl w:ilvl="4" w:tplc="FFFFFFFF" w:tentative="1">
+      <w:start w:val="1"/>
+      <w:numFmt w:val="bullet"/>
+      <w:lvlText w:val="o"/>
+      <w:lvlJc w:val="left"/>
+      <w:pPr>
+        <w:ind w:left="3600" w:hanging="360"/>
+      </w:pPr>
+      <w:rPr>
+        <w:rFonts w:ascii="Courier New" w:hAnsi="Courier New" w:cs="Courier New" w:hint="default"/>
+      </w:rPr>
+    </w:lvl>
+    <w:lvl w:ilvl="5" w:tplc="FFFFFFFF" w:tentative="1">
+      <w:start w:val="1"/>
+      <w:numFmt w:val="bullet"/>
+      <w:lvlText w:val=""/>
+      <w:lvlJc w:val="left"/>
+      <w:pPr>
+        <w:ind w:left="4320" w:hanging="360"/>
+      </w:pPr>
+      <w:rPr>
+        <w:rFonts w:ascii="Wingdings" w:hAnsi="Wingdings" w:hint="default"/>
+      </w:rPr>
+    </w:lvl>
+    <w:lvl w:ilvl="6" w:tplc="FFFFFFFF" w:tentative="1">
+      <w:start w:val="1"/>
+      <w:numFmt w:val="bullet"/>
+      <w:lvlText w:val=""/>
+      <w:lvlJc w:val="left"/>
+      <w:pPr>
+        <w:ind w:left="5040" w:hanging="360"/>
+      </w:pPr>
+      <w:rPr>
+        <w:rFonts w:ascii="Symbol" w:hAnsi="Symbol" w:hint="default"/>
+      </w:rPr>
+    </w:lvl>
+    <w:lvl w:ilvl="7" w:tplc="FFFFFFFF" w:tentative="1">
+      <w:start w:val="1"/>
+      <w:numFmt w:val="bullet"/>
+      <w:lvlText w:val="o"/>
+      <w:lvlJc w:val="left"/>
+      <w:pPr>
+        <w:ind w:left="5760" w:hanging="360"/>
+      </w:pPr>
+      <w:rPr>
+        <w:rFonts w:ascii="Courier New" w:hAnsi="Courier New" w:cs="Courier New" w:hint="default"/>
+      </w:rPr>
+    </w:lvl>
+    <w:lvl w:ilvl="8" w:tplc="FFFFFFFF" w:tentative="1">
+      <w:start w:val="1"/>
+      <w:numFmt w:val="bullet"/>
+      <w:lvlText w:val=""/>
+      <w:lvlJc w:val="left"/>
+      <w:pPr>
+        <w:ind w:left="6480" w:hanging="360"/>
+      </w:pPr>
+      <w:rPr>
+        <w:rFonts w:ascii="Wingdings" w:hAnsi="Wingdings" w:hint="default"/>
+      </w:rPr>
+    </w:lvl>
+  </w:abstractNum>
+  <w:abstractNum w:abstractNumId="18" w15:restartNumberingAfterBreak="0">
+    <w:nsid w:val="64281AA5"/>
+    <w:multiLevelType w:val="hybridMultilevel"/>
+    <w:tmpl w:val="A4A60B9C"/>
+    <w:lvl w:ilvl="0" w:tplc="10000001">
+      <w:start w:val="1"/>
+      <w:numFmt w:val="bullet"/>
+      <w:lvlText w:val=""/>
+      <w:lvlJc w:val="left"/>
+      <w:pPr>
+        <w:ind w:left="720" w:hanging="360"/>
+      </w:pPr>
+      <w:rPr>
+        <w:rFonts w:ascii="Symbol" w:hAnsi="Symbol" w:hint="default"/>
+      </w:rPr>
+    </w:lvl>
+    <w:lvl w:ilvl="1" w:tplc="FFFFFFFF" w:tentative="1">
+      <w:start w:val="1"/>
+      <w:numFmt w:val="bullet"/>
+      <w:lvlText w:val="o"/>
+      <w:lvlJc w:val="left"/>
+      <w:pPr>
+        <w:ind w:left="1440" w:hanging="360"/>
+      </w:pPr>
+      <w:rPr>
+        <w:rFonts w:ascii="Courier New" w:hAnsi="Courier New" w:cs="Courier New" w:hint="default"/>
+      </w:rPr>
+    </w:lvl>
+    <w:lvl w:ilvl="2" w:tplc="FFFFFFFF" w:tentative="1">
+      <w:start w:val="1"/>
+      <w:numFmt w:val="bullet"/>
+      <w:lvlText w:val=""/>
+      <w:lvlJc w:val="left"/>
+      <w:pPr>
+        <w:ind w:left="2160" w:hanging="360"/>
+      </w:pPr>
+      <w:rPr>
+        <w:rFonts w:ascii="Wingdings" w:hAnsi="Wingdings" w:hint="default"/>
+      </w:rPr>
+    </w:lvl>
+    <w:lvl w:ilvl="3" w:tplc="FFFFFFFF" w:tentative="1">
+      <w:start w:val="1"/>
+      <w:numFmt w:val="bullet"/>
+      <w:lvlText w:val=""/>
+      <w:lvlJc w:val="left"/>
+      <w:pPr>
+        <w:ind w:left="2880" w:hanging="360"/>
+      </w:pPr>
+      <w:rPr>
+        <w:rFonts w:ascii="Symbol" w:hAnsi="Symbol" w:hint="default"/>
+      </w:rPr>
+    </w:lvl>
+    <w:lvl w:ilvl="4" w:tplc="FFFFFFFF" w:tentative="1">
+      <w:start w:val="1"/>
+      <w:numFmt w:val="bullet"/>
+      <w:lvlText w:val="o"/>
+      <w:lvlJc w:val="left"/>
+      <w:pPr>
+        <w:ind w:left="3600" w:hanging="360"/>
+      </w:pPr>
+      <w:rPr>
+        <w:rFonts w:ascii="Courier New" w:hAnsi="Courier New" w:cs="Courier New" w:hint="default"/>
+      </w:rPr>
+    </w:lvl>
+    <w:lvl w:ilvl="5" w:tplc="FFFFFFFF" w:tentative="1">
+      <w:start w:val="1"/>
+      <w:numFmt w:val="bullet"/>
+      <w:lvlText w:val=""/>
+      <w:lvlJc w:val="left"/>
+      <w:pPr>
+        <w:ind w:left="4320" w:hanging="360"/>
+      </w:pPr>
+      <w:rPr>
+        <w:rFonts w:ascii="Wingdings" w:hAnsi="Wingdings" w:hint="default"/>
+      </w:rPr>
+    </w:lvl>
+    <w:lvl w:ilvl="6" w:tplc="FFFFFFFF" w:tentative="1">
+      <w:start w:val="1"/>
+      <w:numFmt w:val="bullet"/>
+      <w:lvlText w:val=""/>
+      <w:lvlJc w:val="left"/>
+      <w:pPr>
+        <w:ind w:left="5040" w:hanging="360"/>
+      </w:pPr>
+      <w:rPr>
+        <w:rFonts w:ascii="Symbol" w:hAnsi="Symbol" w:hint="default"/>
+      </w:rPr>
+    </w:lvl>
+    <w:lvl w:ilvl="7" w:tplc="FFFFFFFF" w:tentative="1">
+      <w:start w:val="1"/>
+      <w:numFmt w:val="bullet"/>
+      <w:lvlText w:val="o"/>
+      <w:lvlJc w:val="left"/>
+      <w:pPr>
+        <w:ind w:left="5760" w:hanging="360"/>
+      </w:pPr>
+      <w:rPr>
+        <w:rFonts w:ascii="Courier New" w:hAnsi="Courier New" w:cs="Courier New" w:hint="default"/>
+      </w:rPr>
+    </w:lvl>
+    <w:lvl w:ilvl="8" w:tplc="FFFFFFFF" w:tentative="1">
+      <w:start w:val="1"/>
+      <w:numFmt w:val="bullet"/>
+      <w:lvlText w:val=""/>
+      <w:lvlJc w:val="left"/>
+      <w:pPr>
+        <w:ind w:left="6480" w:hanging="360"/>
+      </w:pPr>
+      <w:rPr>
+        <w:rFonts w:ascii="Wingdings" w:hAnsi="Wingdings" w:hint="default"/>
+      </w:rPr>
+    </w:lvl>
+  </w:abstractNum>
+  <w:abstractNum w:abstractNumId="19" w15:restartNumberingAfterBreak="0">
+    <w:nsid w:val="6D116A99"/>
+    <w:multiLevelType w:val="hybridMultilevel"/>
+    <w:tmpl w:val="83749F64"/>
+    <w:lvl w:ilvl="0" w:tplc="10000001">
+      <w:start w:val="1"/>
+      <w:numFmt w:val="bullet"/>
+      <w:lvlText w:val=""/>
+      <w:lvlJc w:val="left"/>
+      <w:pPr>
+        <w:ind w:left="720" w:hanging="360"/>
+      </w:pPr>
+      <w:rPr>
+        <w:rFonts w:ascii="Symbol" w:hAnsi="Symbol" w:hint="default"/>
+      </w:rPr>
+    </w:lvl>
+    <w:lvl w:ilvl="1" w:tplc="FFFFFFFF" w:tentative="1">
+      <w:start w:val="1"/>
+      <w:numFmt w:val="bullet"/>
+      <w:lvlText w:val="o"/>
+      <w:lvlJc w:val="left"/>
+      <w:pPr>
+        <w:ind w:left="1440" w:hanging="360"/>
+      </w:pPr>
+      <w:rPr>
+        <w:rFonts w:ascii="Courier New" w:hAnsi="Courier New" w:cs="Courier New" w:hint="default"/>
+      </w:rPr>
+    </w:lvl>
+    <w:lvl w:ilvl="2" w:tplc="FFFFFFFF" w:tentative="1">
+      <w:start w:val="1"/>
+      <w:numFmt w:val="bullet"/>
+      <w:lvlText w:val=""/>
+      <w:lvlJc w:val="left"/>
+      <w:pPr>
+        <w:ind w:left="2160" w:hanging="360"/>
+      </w:pPr>
+      <w:rPr>
+        <w:rFonts w:ascii="Wingdings" w:hAnsi="Wingdings" w:hint="default"/>
+      </w:rPr>
+    </w:lvl>
+    <w:lvl w:ilvl="3" w:tplc="FFFFFFFF" w:tentative="1">
+      <w:start w:val="1"/>
+      <w:numFmt w:val="bullet"/>
+      <w:lvlText w:val=""/>
+      <w:lvlJc w:val="left"/>
+      <w:pPr>
+        <w:ind w:left="2880" w:hanging="360"/>
+      </w:pPr>
+      <w:rPr>
+        <w:rFonts w:ascii="Symbol" w:hAnsi="Symbol" w:hint="default"/>
+      </w:rPr>
+    </w:lvl>
+    <w:lvl w:ilvl="4" w:tplc="FFFFFFFF" w:tentative="1">
+      <w:start w:val="1"/>
+      <w:numFmt w:val="bullet"/>
+      <w:lvlText w:val="o"/>
+      <w:lvlJc w:val="left"/>
+      <w:pPr>
+        <w:ind w:left="3600" w:hanging="360"/>
+      </w:pPr>
+      <w:rPr>
+        <w:rFonts w:ascii="Courier New" w:hAnsi="Courier New" w:cs="Courier New" w:hint="default"/>
+      </w:rPr>
+    </w:lvl>
+    <w:lvl w:ilvl="5" w:tplc="FFFFFFFF" w:tentative="1">
+      <w:start w:val="1"/>
+      <w:numFmt w:val="bullet"/>
+      <w:lvlText w:val=""/>
+      <w:lvlJc w:val="left"/>
+      <w:pPr>
+        <w:ind w:left="4320" w:hanging="360"/>
+      </w:pPr>
+      <w:rPr>
+        <w:rFonts w:ascii="Wingdings" w:hAnsi="Wingdings" w:hint="default"/>
+      </w:rPr>
+    </w:lvl>
+    <w:lvl w:ilvl="6" w:tplc="FFFFFFFF" w:tentative="1">
+      <w:start w:val="1"/>
+      <w:numFmt w:val="bullet"/>
+      <w:lvlText w:val=""/>
+      <w:lvlJc w:val="left"/>
+      <w:pPr>
+        <w:ind w:left="5040" w:hanging="360"/>
+      </w:pPr>
+      <w:rPr>
+        <w:rFonts w:ascii="Symbol" w:hAnsi="Symbol" w:hint="default"/>
+      </w:rPr>
+    </w:lvl>
+    <w:lvl w:ilvl="7" w:tplc="FFFFFFFF" w:tentative="1">
+      <w:start w:val="1"/>
+      <w:numFmt w:val="bullet"/>
+      <w:lvlText w:val="o"/>
+      <w:lvlJc w:val="left"/>
+      <w:pPr>
+        <w:ind w:left="5760" w:hanging="360"/>
+      </w:pPr>
+      <w:rPr>
+        <w:rFonts w:ascii="Courier New" w:hAnsi="Courier New" w:cs="Courier New" w:hint="default"/>
+      </w:rPr>
+    </w:lvl>
+    <w:lvl w:ilvl="8" w:tplc="FFFFFFFF" w:tentative="1">
+      <w:start w:val="1"/>
+      <w:numFmt w:val="bullet"/>
+      <w:lvlText w:val=""/>
+      <w:lvlJc w:val="left"/>
+      <w:pPr>
+        <w:ind w:left="6480" w:hanging="360"/>
+      </w:pPr>
+      <w:rPr>
+        <w:rFonts w:ascii="Wingdings" w:hAnsi="Wingdings" w:hint="default"/>
+      </w:rPr>
+    </w:lvl>
+  </w:abstractNum>
+  <w:abstractNum w:abstractNumId="20" w15:restartNumberingAfterBreak="0">
+    <w:nsid w:val="726E24C0"/>
+    <w:multiLevelType w:val="hybridMultilevel"/>
+    <w:tmpl w:val="0100B60C"/>
+    <w:lvl w:ilvl="0" w:tplc="10000001">
+      <w:start w:val="1"/>
+      <w:numFmt w:val="bullet"/>
+      <w:lvlText w:val=""/>
+      <w:lvlJc w:val="left"/>
+      <w:pPr>
+        <w:ind w:left="1440" w:hanging="360"/>
+      </w:pPr>
+      <w:rPr>
+        <w:rFonts w:ascii="Symbol" w:hAnsi="Symbol" w:hint="default"/>
+      </w:rPr>
+    </w:lvl>
+    <w:lvl w:ilvl="1" w:tplc="10000003" w:tentative="1">
+      <w:start w:val="1"/>
+      <w:numFmt w:val="bullet"/>
+      <w:lvlText w:val="o"/>
+      <w:lvlJc w:val="left"/>
+      <w:pPr>
+        <w:ind w:left="2160" w:hanging="360"/>
+      </w:pPr>
+      <w:rPr>
+        <w:rFonts w:ascii="Courier New" w:hAnsi="Courier New" w:cs="Courier New" w:hint="default"/>
+      </w:rPr>
+    </w:lvl>
+    <w:lvl w:ilvl="2" w:tplc="10000005" w:tentative="1">
+      <w:start w:val="1"/>
+      <w:numFmt w:val="bullet"/>
+      <w:lvlText w:val=""/>
+      <w:lvlJc w:val="left"/>
+      <w:pPr>
+        <w:ind w:left="2880" w:hanging="360"/>
+      </w:pPr>
+      <w:rPr>
+        <w:rFonts w:ascii="Wingdings" w:hAnsi="Wingdings" w:hint="default"/>
+      </w:rPr>
+    </w:lvl>
+    <w:lvl w:ilvl="3" w:tplc="10000001" w:tentative="1">
+      <w:start w:val="1"/>
+      <w:numFmt w:val="bullet"/>
+      <w:lvlText w:val=""/>
+      <w:lvlJc w:val="left"/>
+      <w:pPr>
+        <w:ind w:left="3600" w:hanging="360"/>
+      </w:pPr>
+      <w:rPr>
+        <w:rFonts w:ascii="Symbol" w:hAnsi="Symbol" w:hint="default"/>
+      </w:rPr>
+    </w:lvl>
+    <w:lvl w:ilvl="4" w:tplc="10000003" w:tentative="1">
+      <w:start w:val="1"/>
+      <w:numFmt w:val="bullet"/>
+      <w:lvlText w:val="o"/>
+      <w:lvlJc w:val="left"/>
+      <w:pPr>
+        <w:ind w:left="4320" w:hanging="360"/>
+      </w:pPr>
+      <w:rPr>
+        <w:rFonts w:ascii="Courier New" w:hAnsi="Courier New" w:cs="Courier New" w:hint="default"/>
+      </w:rPr>
+    </w:lvl>
+    <w:lvl w:ilvl="5" w:tplc="10000005" w:tentative="1">
+      <w:start w:val="1"/>
+      <w:numFmt w:val="bullet"/>
+      <w:lvlText w:val=""/>
+      <w:lvlJc w:val="left"/>
+      <w:pPr>
+        <w:ind w:left="5040" w:hanging="360"/>
+      </w:pPr>
+      <w:rPr>
+        <w:rFonts w:ascii="Wingdings" w:hAnsi="Wingdings" w:hint="default"/>
+      </w:rPr>
+    </w:lvl>
+    <w:lvl w:ilvl="6" w:tplc="10000001" w:tentative="1">
+      <w:start w:val="1"/>
+      <w:numFmt w:val="bullet"/>
+      <w:lvlText w:val=""/>
+      <w:lvlJc w:val="left"/>
+      <w:pPr>
+        <w:ind w:left="5760" w:hanging="360"/>
+      </w:pPr>
+      <w:rPr>
+        <w:rFonts w:ascii="Symbol" w:hAnsi="Symbol" w:hint="default"/>
+      </w:rPr>
+    </w:lvl>
+    <w:lvl w:ilvl="7" w:tplc="10000003" w:tentative="1">
+      <w:start w:val="1"/>
+      <w:numFmt w:val="bullet"/>
+      <w:lvlText w:val="o"/>
+      <w:lvlJc w:val="left"/>
+      <w:pPr>
+        <w:ind w:left="6480" w:hanging="360"/>
+      </w:pPr>
+      <w:rPr>
+        <w:rFonts w:ascii="Courier New" w:hAnsi="Courier New" w:cs="Courier New" w:hint="default"/>
+      </w:rPr>
+    </w:lvl>
+    <w:lvl w:ilvl="8" w:tplc="10000005" w:tentative="1">
+      <w:start w:val="1"/>
+      <w:numFmt w:val="bullet"/>
+      <w:lvlText w:val=""/>
+      <w:lvlJc w:val="left"/>
+      <w:pPr>
+        <w:ind w:left="7200" w:hanging="360"/>
+      </w:pPr>
+      <w:rPr>
+        <w:rFonts w:ascii="Wingdings" w:hAnsi="Wingdings" w:hint="default"/>
+      </w:rPr>
+    </w:lvl>
+  </w:abstractNum>
+  <w:abstractNum w:abstractNumId="21" w15:restartNumberingAfterBreak="0">
+    <w:nsid w:val="74CE62EC"/>
+    <w:multiLevelType w:val="hybridMultilevel"/>
+    <w:tmpl w:val="97900C0E"/>
+    <w:lvl w:ilvl="0" w:tplc="10000001">
+      <w:start w:val="1"/>
+      <w:numFmt w:val="bullet"/>
+      <w:lvlText w:val=""/>
+      <w:lvlJc w:val="left"/>
+      <w:pPr>
+        <w:ind w:left="720" w:hanging="360"/>
+      </w:pPr>
+      <w:rPr>
+        <w:rFonts w:ascii="Symbol" w:hAnsi="Symbol" w:hint="default"/>
+      </w:rPr>
+    </w:lvl>
+    <w:lvl w:ilvl="1" w:tplc="FFFFFFFF" w:tentative="1">
+      <w:start w:val="1"/>
+      <w:numFmt w:val="bullet"/>
+      <w:lvlText w:val="o"/>
+      <w:lvlJc w:val="left"/>
+      <w:pPr>
+        <w:ind w:left="1440" w:hanging="360"/>
+      </w:pPr>
+      <w:rPr>
+        <w:rFonts w:ascii="Courier New" w:hAnsi="Courier New" w:cs="Courier New" w:hint="default"/>
+      </w:rPr>
+    </w:lvl>
+    <w:lvl w:ilvl="2" w:tplc="FFFFFFFF" w:tentative="1">
+      <w:start w:val="1"/>
+      <w:numFmt w:val="bullet"/>
+      <w:lvlText w:val=""/>
+      <w:lvlJc w:val="left"/>
+      <w:pPr>
+        <w:ind w:left="2160" w:hanging="360"/>
+      </w:pPr>
+      <w:rPr>
+        <w:rFonts w:ascii="Wingdings" w:hAnsi="Wingdings" w:hint="default"/>
+      </w:rPr>
+    </w:lvl>
+    <w:lvl w:ilvl="3" w:tplc="FFFFFFFF" w:tentative="1">
+      <w:start w:val="1"/>
+      <w:numFmt w:val="bullet"/>
+      <w:lvlText w:val=""/>
+      <w:lvlJc w:val="left"/>
+      <w:pPr>
+        <w:ind w:left="2880" w:hanging="360"/>
+      </w:pPr>
+      <w:rPr>
+        <w:rFonts w:ascii="Symbol" w:hAnsi="Symbol" w:hint="default"/>
+      </w:rPr>
+    </w:lvl>
+    <w:lvl w:ilvl="4" w:tplc="FFFFFFFF" w:tentative="1">
+      <w:start w:val="1"/>
+      <w:numFmt w:val="bullet"/>
+      <w:lvlText w:val="o"/>
+      <w:lvlJc w:val="left"/>
+      <w:pPr>
+        <w:ind w:left="3600" w:hanging="360"/>
+      </w:pPr>
+      <w:rPr>
+        <w:rFonts w:ascii="Courier New" w:hAnsi="Courier New" w:cs="Courier New" w:hint="default"/>
+      </w:rPr>
+    </w:lvl>
+    <w:lvl w:ilvl="5" w:tplc="FFFFFFFF" w:tentative="1">
+      <w:start w:val="1"/>
+      <w:numFmt w:val="bullet"/>
+      <w:lvlText w:val=""/>
+      <w:lvlJc w:val="left"/>
+      <w:pPr>
+        <w:ind w:left="4320" w:hanging="360"/>
+      </w:pPr>
+      <w:rPr>
+        <w:rFonts w:ascii="Wingdings" w:hAnsi="Wingdings" w:hint="default"/>
+      </w:rPr>
+    </w:lvl>
+    <w:lvl w:ilvl="6" w:tplc="FFFFFFFF" w:tentative="1">
+      <w:start w:val="1"/>
+      <w:numFmt w:val="bullet"/>
+      <w:lvlText w:val=""/>
+      <w:lvlJc w:val="left"/>
+      <w:pPr>
+        <w:ind w:left="5040" w:hanging="360"/>
+      </w:pPr>
+      <w:rPr>
+        <w:rFonts w:ascii="Symbol" w:hAnsi="Symbol" w:hint="default"/>
+      </w:rPr>
+    </w:lvl>
+    <w:lvl w:ilvl="7" w:tplc="FFFFFFFF" w:tentative="1">
+      <w:start w:val="1"/>
+      <w:numFmt w:val="bullet"/>
+      <w:lvlText w:val="o"/>
+      <w:lvlJc w:val="left"/>
+      <w:pPr>
+        <w:ind w:left="5760" w:hanging="360"/>
+      </w:pPr>
+      <w:rPr>
+        <w:rFonts w:ascii="Courier New" w:hAnsi="Courier New" w:cs="Courier New" w:hint="default"/>
+      </w:rPr>
+    </w:lvl>
+    <w:lvl w:ilvl="8" w:tplc="FFFFFFFF" w:tentative="1">
+      <w:start w:val="1"/>
+      <w:numFmt w:val="bullet"/>
+      <w:lvlText w:val=""/>
+      <w:lvlJc w:val="left"/>
+      <w:pPr>
+        <w:ind w:left="6480" w:hanging="360"/>
+      </w:pPr>
+      <w:rPr>
+        <w:rFonts w:ascii="Wingdings" w:hAnsi="Wingdings" w:hint="default"/>
+      </w:rPr>
+    </w:lvl>
+  </w:abstractNum>
+  <w:abstractNum w:abstractNumId="22" w15:restartNumberingAfterBreak="0">
+    <w:nsid w:val="7F0D6EE5"/>
+    <w:multiLevelType w:val="hybridMultilevel"/>
+    <w:tmpl w:val="66789378"/>
+    <w:lvl w:ilvl="0" w:tplc="10000001">
+      <w:start w:val="1"/>
+      <w:numFmt w:val="bullet"/>
+      <w:lvlText w:val=""/>
+      <w:lvlJc w:val="left"/>
+      <w:pPr>
+        <w:ind w:left="720" w:hanging="360"/>
+      </w:pPr>
+      <w:rPr>
+        <w:rFonts w:ascii="Symbol" w:hAnsi="Symbol" w:hint="default"/>
+      </w:rPr>
+    </w:lvl>
+    <w:lvl w:ilvl="1" w:tplc="FFFFFFFF" w:tentative="1">
+      <w:start w:val="1"/>
+      <w:numFmt w:val="bullet"/>
+      <w:lvlText w:val="o"/>
+      <w:lvlJc w:val="left"/>
+      <w:pPr>
+        <w:ind w:left="1440" w:hanging="360"/>
+      </w:pPr>
+      <w:rPr>
+        <w:rFonts w:ascii="Courier New" w:hAnsi="Courier New" w:cs="Courier New" w:hint="default"/>
+      </w:rPr>
+    </w:lvl>
+    <w:lvl w:ilvl="2" w:tplc="FFFFFFFF" w:tentative="1">
+      <w:start w:val="1"/>
+      <w:numFmt w:val="bullet"/>
+      <w:lvlText w:val=""/>
+      <w:lvlJc w:val="left"/>
+      <w:pPr>
+        <w:ind w:left="2160" w:hanging="360"/>
+      </w:pPr>
+      <w:rPr>
+        <w:rFonts w:ascii="Wingdings" w:hAnsi="Wingdings" w:hint="default"/>
+      </w:rPr>
+    </w:lvl>
+    <w:lvl w:ilvl="3" w:tplc="FFFFFFFF" w:tentative="1">
+      <w:start w:val="1"/>
+      <w:numFmt w:val="bullet"/>
+      <w:lvlText w:val=""/>
+      <w:lvlJc w:val="left"/>
+      <w:pPr>
+        <w:ind w:left="2880" w:hanging="360"/>
+      </w:pPr>
+      <w:rPr>
+        <w:rFonts w:ascii="Symbol" w:hAnsi="Symbol" w:hint="default"/>
+      </w:rPr>
+    </w:lvl>
+    <w:lvl w:ilvl="4" w:tplc="FFFFFFFF" w:tentative="1">
+      <w:start w:val="1"/>
+      <w:numFmt w:val="bullet"/>
+      <w:lvlText w:val="o"/>
+      <w:lvlJc w:val="left"/>
+      <w:pPr>
+        <w:ind w:left="3600" w:hanging="360"/>
+      </w:pPr>
+      <w:rPr>
+        <w:rFonts w:ascii="Courier New" w:hAnsi="Courier New" w:cs="Courier New" w:hint="default"/>
+      </w:rPr>
+    </w:lvl>
+    <w:lvl w:ilvl="5" w:tplc="FFFFFFFF" w:tentative="1">
+      <w:start w:val="1"/>
+      <w:numFmt w:val="bullet"/>
+      <w:lvlText w:val=""/>
+      <w:lvlJc w:val="left"/>
+      <w:pPr>
+        <w:ind w:left="4320" w:hanging="360"/>
+      </w:pPr>
+      <w:rPr>
+        <w:rFonts w:ascii="Wingdings" w:hAnsi="Wingdings" w:hint="default"/>
+      </w:rPr>
+    </w:lvl>
+    <w:lvl w:ilvl="6" w:tplc="FFFFFFFF" w:tentative="1">
+      <w:start w:val="1"/>
+      <w:numFmt w:val="bullet"/>
+      <w:lvlText w:val=""/>
+      <w:lvlJc w:val="left"/>
+      <w:pPr>
+        <w:ind w:left="5040" w:hanging="360"/>
+      </w:pPr>
+      <w:rPr>
+        <w:rFonts w:ascii="Symbol" w:hAnsi="Symbol" w:hint="default"/>
+      </w:rPr>
+    </w:lvl>
+    <w:lvl w:ilvl="7" w:tplc="FFFFFFFF" w:tentative="1">
+      <w:start w:val="1"/>
+      <w:numFmt w:val="bullet"/>
+      <w:lvlText w:val="o"/>
+      <w:lvlJc w:val="left"/>
+      <w:pPr>
+        <w:ind w:left="5760" w:hanging="360"/>
+      </w:pPr>
+      <w:rPr>
+        <w:rFonts w:ascii="Courier New" w:hAnsi="Courier New" w:cs="Courier New" w:hint="default"/>
+      </w:rPr>
+    </w:lvl>
+    <w:lvl w:ilvl="8" w:tplc="FFFFFFFF" w:tentative="1">
+      <w:start w:val="1"/>
+      <w:numFmt w:val="bullet"/>
+      <w:lvlText w:val=""/>
+      <w:lvlJc w:val="left"/>
+      <w:pPr>
+        <w:ind w:left="6480" w:hanging="360"/>
+      </w:pPr>
+      <w:rPr>
+        <w:rFonts w:ascii="Wingdings" w:hAnsi="Wingdings" w:hint="default"/>
+      </w:rPr>
+    </w:lvl>
+  </w:abstractNum>
   <w:num w:numId="1" w16cid:durableId="887060979">
+    <w:abstractNumId w:val="9"/>
+  </w:num>
+  <w:num w:numId="2" w16cid:durableId="456801545">
+    <w:abstractNumId w:val="12"/>
+  </w:num>
+  <w:num w:numId="3" w16cid:durableId="633559250">
+    <w:abstractNumId w:val="6"/>
+  </w:num>
+  <w:num w:numId="4" w16cid:durableId="1502768727">
+    <w:abstractNumId w:val="8"/>
+  </w:num>
+  <w:num w:numId="5" w16cid:durableId="861944108">
+    <w:abstractNumId w:val="17"/>
+  </w:num>
+  <w:num w:numId="6" w16cid:durableId="447743136">
+    <w:abstractNumId w:val="2"/>
+  </w:num>
+  <w:num w:numId="7" w16cid:durableId="1924028316">
+    <w:abstractNumId w:val="7"/>
+  </w:num>
+  <w:num w:numId="8" w16cid:durableId="962006123">
+    <w:abstractNumId w:val="4"/>
+  </w:num>
+  <w:num w:numId="9" w16cid:durableId="1726444209">
+    <w:abstractNumId w:val="10"/>
+  </w:num>
+  <w:num w:numId="10" w16cid:durableId="1830780257">
+    <w:abstractNumId w:val="18"/>
+  </w:num>
+  <w:num w:numId="11" w16cid:durableId="1514569025">
+    <w:abstractNumId w:val="20"/>
+  </w:num>
+  <w:num w:numId="12" w16cid:durableId="845485218">
+    <w:abstractNumId w:val="3"/>
+  </w:num>
+  <w:num w:numId="13" w16cid:durableId="847601995">
+    <w:abstractNumId w:val="19"/>
+  </w:num>
+  <w:num w:numId="14" w16cid:durableId="881287566">
+    <w:abstractNumId w:val="15"/>
+  </w:num>
+  <w:num w:numId="15" w16cid:durableId="1681925787">
+    <w:abstractNumId w:val="13"/>
+  </w:num>
+  <w:num w:numId="16" w16cid:durableId="861211084">
+    <w:abstractNumId w:val="11"/>
+  </w:num>
+  <w:num w:numId="17" w16cid:durableId="1136604101">
+    <w:abstractNumId w:val="21"/>
+  </w:num>
+  <w:num w:numId="18" w16cid:durableId="1608853833">
     <w:abstractNumId w:val="0"/>
   </w:num>
-  <w:num w:numId="2" w16cid:durableId="456801545">
+  <w:num w:numId="19" w16cid:durableId="506360778">
+    <w:abstractNumId w:val="16"/>
+  </w:num>
+  <w:num w:numId="20" w16cid:durableId="1946956391">
+    <w:abstractNumId w:val="5"/>
+  </w:num>
+  <w:num w:numId="21" w16cid:durableId="648562493">
+    <w:abstractNumId w:val="22"/>
+  </w:num>
+  <w:num w:numId="22" w16cid:durableId="1675302794">
+    <w:abstractNumId w:val="14"/>
+  </w:num>
+  <w:num w:numId="23" w16cid:durableId="1685013448">
     <w:abstractNumId w:val="1"/>
   </w:num>
 </w:numbering>
@@ -3046,7 +6204,7 @@
         <w:kern w:val="2"/>
         <w:sz w:val="24"/>
         <w:szCs w:val="24"/>
-        <w:lang w:eastAsia="en-US" w:bidi="ar-SA"/>
+        <w:lang w:val="fr-FR" w:eastAsia="en-US" w:bidi="ar-SA"/>
         <w14:ligatures w14:val="standardContextual"/>
       </w:rPr>
     </w:rPrDefault>
@@ -3450,11 +6608,11 @@
       <w14:ligatures w14:val="none"/>
     </w:rPr>
   </w:style>
-  <w:style w:type="paragraph" w:styleId="Heading1">
+  <w:style w:type="paragraph" w:styleId="Titre1">
     <w:name w:val="heading 1"/>
     <w:basedOn w:val="Normal"/>
     <w:next w:val="Normal"/>
-    <w:link w:val="Heading1Char"/>
+    <w:link w:val="Titre1Car"/>
     <w:uiPriority w:val="9"/>
     <w:qFormat/>
     <w:rsid w:val="00906F43"/>
@@ -3471,11 +6629,11 @@
       <w:szCs w:val="40"/>
     </w:rPr>
   </w:style>
-  <w:style w:type="paragraph" w:styleId="Heading2">
+  <w:style w:type="paragraph" w:styleId="Titre2">
     <w:name w:val="heading 2"/>
     <w:basedOn w:val="Normal"/>
     <w:next w:val="Normal"/>
-    <w:link w:val="Heading2Char"/>
+    <w:link w:val="Titre2Car"/>
     <w:uiPriority w:val="9"/>
     <w:semiHidden/>
     <w:unhideWhenUsed/>
@@ -3494,11 +6652,11 @@
       <w:szCs w:val="32"/>
     </w:rPr>
   </w:style>
-  <w:style w:type="paragraph" w:styleId="Heading3">
+  <w:style w:type="paragraph" w:styleId="Titre3">
     <w:name w:val="heading 3"/>
     <w:basedOn w:val="Normal"/>
     <w:next w:val="Normal"/>
-    <w:link w:val="Heading3Char"/>
+    <w:link w:val="Titre3Car"/>
     <w:uiPriority w:val="9"/>
     <w:semiHidden/>
     <w:unhideWhenUsed/>
@@ -3517,11 +6675,11 @@
       <w:szCs w:val="28"/>
     </w:rPr>
   </w:style>
-  <w:style w:type="paragraph" w:styleId="Heading4">
+  <w:style w:type="paragraph" w:styleId="Titre4">
     <w:name w:val="heading 4"/>
     <w:basedOn w:val="Normal"/>
     <w:next w:val="Normal"/>
-    <w:link w:val="Heading4Char"/>
+    <w:link w:val="Titre4Car"/>
     <w:uiPriority w:val="9"/>
     <w:semiHidden/>
     <w:unhideWhenUsed/>
@@ -3540,11 +6698,11 @@
       <w:color w:val="0F4761" w:themeColor="accent1" w:themeShade="BF"/>
     </w:rPr>
   </w:style>
-  <w:style w:type="paragraph" w:styleId="Heading5">
+  <w:style w:type="paragraph" w:styleId="Titre5">
     <w:name w:val="heading 5"/>
     <w:basedOn w:val="Normal"/>
     <w:next w:val="Normal"/>
-    <w:link w:val="Heading5Char"/>
+    <w:link w:val="Titre5Car"/>
     <w:uiPriority w:val="9"/>
     <w:semiHidden/>
     <w:unhideWhenUsed/>
@@ -3561,11 +6719,11 @@
       <w:color w:val="0F4761" w:themeColor="accent1" w:themeShade="BF"/>
     </w:rPr>
   </w:style>
-  <w:style w:type="paragraph" w:styleId="Heading6">
+  <w:style w:type="paragraph" w:styleId="Titre6">
     <w:name w:val="heading 6"/>
     <w:basedOn w:val="Normal"/>
     <w:next w:val="Normal"/>
-    <w:link w:val="Heading6Char"/>
+    <w:link w:val="Titre6Car"/>
     <w:uiPriority w:val="9"/>
     <w:semiHidden/>
     <w:unhideWhenUsed/>
@@ -3584,11 +6742,11 @@
       <w:color w:val="595959" w:themeColor="text1" w:themeTint="A6"/>
     </w:rPr>
   </w:style>
-  <w:style w:type="paragraph" w:styleId="Heading7">
+  <w:style w:type="paragraph" w:styleId="Titre7">
     <w:name w:val="heading 7"/>
     <w:basedOn w:val="Normal"/>
     <w:next w:val="Normal"/>
-    <w:link w:val="Heading7Char"/>
+    <w:link w:val="Titre7Car"/>
     <w:uiPriority w:val="9"/>
     <w:semiHidden/>
     <w:unhideWhenUsed/>
@@ -3605,11 +6763,11 @@
       <w:color w:val="595959" w:themeColor="text1" w:themeTint="A6"/>
     </w:rPr>
   </w:style>
-  <w:style w:type="paragraph" w:styleId="Heading8">
+  <w:style w:type="paragraph" w:styleId="Titre8">
     <w:name w:val="heading 8"/>
     <w:basedOn w:val="Normal"/>
     <w:next w:val="Normal"/>
-    <w:link w:val="Heading8Char"/>
+    <w:link w:val="Titre8Car"/>
     <w:uiPriority w:val="9"/>
     <w:semiHidden/>
     <w:unhideWhenUsed/>
@@ -3628,11 +6786,11 @@
       <w:color w:val="272727" w:themeColor="text1" w:themeTint="D8"/>
     </w:rPr>
   </w:style>
-  <w:style w:type="paragraph" w:styleId="Heading9">
+  <w:style w:type="paragraph" w:styleId="Titre9">
     <w:name w:val="heading 9"/>
     <w:basedOn w:val="Normal"/>
     <w:next w:val="Normal"/>
-    <w:link w:val="Heading9Char"/>
+    <w:link w:val="Titre9Car"/>
     <w:uiPriority w:val="9"/>
     <w:semiHidden/>
     <w:unhideWhenUsed/>
@@ -3649,12 +6807,12 @@
       <w:color w:val="272727" w:themeColor="text1" w:themeTint="D8"/>
     </w:rPr>
   </w:style>
-  <w:style w:type="character" w:default="1" w:styleId="DefaultParagraphFont">
+  <w:style w:type="character" w:default="1" w:styleId="Policepardfaut">
     <w:name w:val="Default Paragraph Font"/>
     <w:uiPriority w:val="1"/>
     <w:unhideWhenUsed/>
   </w:style>
-  <w:style w:type="table" w:default="1" w:styleId="TableNormal">
+  <w:style w:type="table" w:default="1" w:styleId="TableauNormal">
     <w:name w:val="Normal Table"/>
     <w:uiPriority w:val="99"/>
     <w:semiHidden/>
@@ -3669,16 +6827,16 @@
       </w:tblCellMar>
     </w:tblPr>
   </w:style>
-  <w:style w:type="numbering" w:default="1" w:styleId="NoList">
+  <w:style w:type="numbering" w:default="1" w:styleId="Aucuneliste">
     <w:name w:val="No List"/>
     <w:uiPriority w:val="99"/>
     <w:semiHidden/>
     <w:unhideWhenUsed/>
   </w:style>
-  <w:style w:type="character" w:customStyle="1" w:styleId="Heading1Char">
-    <w:name w:val="Heading 1 Char"/>
-    <w:basedOn w:val="DefaultParagraphFont"/>
-    <w:link w:val="Heading1"/>
+  <w:style w:type="character" w:customStyle="1" w:styleId="Titre1Car">
+    <w:name w:val="Titre 1 Car"/>
+    <w:basedOn w:val="Policepardfaut"/>
+    <w:link w:val="Titre1"/>
     <w:uiPriority w:val="9"/>
     <w:rsid w:val="00906F43"/>
     <w:rPr>
@@ -3688,10 +6846,10 @@
       <w:szCs w:val="40"/>
     </w:rPr>
   </w:style>
-  <w:style w:type="character" w:customStyle="1" w:styleId="Heading2Char">
-    <w:name w:val="Heading 2 Char"/>
-    <w:basedOn w:val="DefaultParagraphFont"/>
-    <w:link w:val="Heading2"/>
+  <w:style w:type="character" w:customStyle="1" w:styleId="Titre2Car">
+    <w:name w:val="Titre 2 Car"/>
+    <w:basedOn w:val="Policepardfaut"/>
+    <w:link w:val="Titre2"/>
     <w:uiPriority w:val="9"/>
     <w:semiHidden/>
     <w:rsid w:val="00906F43"/>
@@ -3702,10 +6860,10 @@
       <w:szCs w:val="32"/>
     </w:rPr>
   </w:style>
-  <w:style w:type="character" w:customStyle="1" w:styleId="Heading3Char">
-    <w:name w:val="Heading 3 Char"/>
-    <w:basedOn w:val="DefaultParagraphFont"/>
-    <w:link w:val="Heading3"/>
+  <w:style w:type="character" w:customStyle="1" w:styleId="Titre3Car">
+    <w:name w:val="Titre 3 Car"/>
+    <w:basedOn w:val="Policepardfaut"/>
+    <w:link w:val="Titre3"/>
     <w:uiPriority w:val="9"/>
     <w:semiHidden/>
     <w:rsid w:val="00906F43"/>
@@ -3716,10 +6874,10 @@
       <w:szCs w:val="28"/>
     </w:rPr>
   </w:style>
-  <w:style w:type="character" w:customStyle="1" w:styleId="Heading4Char">
-    <w:name w:val="Heading 4 Char"/>
-    <w:basedOn w:val="DefaultParagraphFont"/>
-    <w:link w:val="Heading4"/>
+  <w:style w:type="character" w:customStyle="1" w:styleId="Titre4Car">
+    <w:name w:val="Titre 4 Car"/>
+    <w:basedOn w:val="Policepardfaut"/>
+    <w:link w:val="Titre4"/>
     <w:uiPriority w:val="9"/>
     <w:semiHidden/>
     <w:rsid w:val="00906F43"/>
@@ -3730,10 +6888,10 @@
       <w:color w:val="0F4761" w:themeColor="accent1" w:themeShade="BF"/>
     </w:rPr>
   </w:style>
-  <w:style w:type="character" w:customStyle="1" w:styleId="Heading5Char">
-    <w:name w:val="Heading 5 Char"/>
-    <w:basedOn w:val="DefaultParagraphFont"/>
-    <w:link w:val="Heading5"/>
+  <w:style w:type="character" w:customStyle="1" w:styleId="Titre5Car">
+    <w:name w:val="Titre 5 Car"/>
+    <w:basedOn w:val="Policepardfaut"/>
+    <w:link w:val="Titre5"/>
     <w:uiPriority w:val="9"/>
     <w:semiHidden/>
     <w:rsid w:val="00906F43"/>
@@ -3742,10 +6900,10 @@
       <w:color w:val="0F4761" w:themeColor="accent1" w:themeShade="BF"/>
     </w:rPr>
   </w:style>
-  <w:style w:type="character" w:customStyle="1" w:styleId="Heading6Char">
-    <w:name w:val="Heading 6 Char"/>
-    <w:basedOn w:val="DefaultParagraphFont"/>
-    <w:link w:val="Heading6"/>
+  <w:style w:type="character" w:customStyle="1" w:styleId="Titre6Car">
+    <w:name w:val="Titre 6 Car"/>
+    <w:basedOn w:val="Policepardfaut"/>
+    <w:link w:val="Titre6"/>
     <w:uiPriority w:val="9"/>
     <w:semiHidden/>
     <w:rsid w:val="00906F43"/>
@@ -3756,10 +6914,10 @@
       <w:color w:val="595959" w:themeColor="text1" w:themeTint="A6"/>
     </w:rPr>
   </w:style>
-  <w:style w:type="character" w:customStyle="1" w:styleId="Heading7Char">
-    <w:name w:val="Heading 7 Char"/>
-    <w:basedOn w:val="DefaultParagraphFont"/>
-    <w:link w:val="Heading7"/>
+  <w:style w:type="character" w:customStyle="1" w:styleId="Titre7Car">
+    <w:name w:val="Titre 7 Car"/>
+    <w:basedOn w:val="Policepardfaut"/>
+    <w:link w:val="Titre7"/>
     <w:uiPriority w:val="9"/>
     <w:semiHidden/>
     <w:rsid w:val="00906F43"/>
@@ -3768,10 +6926,10 @@
       <w:color w:val="595959" w:themeColor="text1" w:themeTint="A6"/>
     </w:rPr>
   </w:style>
-  <w:style w:type="character" w:customStyle="1" w:styleId="Heading8Char">
-    <w:name w:val="Heading 8 Char"/>
-    <w:basedOn w:val="DefaultParagraphFont"/>
-    <w:link w:val="Heading8"/>
+  <w:style w:type="character" w:customStyle="1" w:styleId="Titre8Car">
+    <w:name w:val="Titre 8 Car"/>
+    <w:basedOn w:val="Policepardfaut"/>
+    <w:link w:val="Titre8"/>
     <w:uiPriority w:val="9"/>
     <w:semiHidden/>
     <w:rsid w:val="00906F43"/>
@@ -3782,10 +6940,10 @@
       <w:color w:val="272727" w:themeColor="text1" w:themeTint="D8"/>
     </w:rPr>
   </w:style>
-  <w:style w:type="character" w:customStyle="1" w:styleId="Heading9Char">
-    <w:name w:val="Heading 9 Char"/>
-    <w:basedOn w:val="DefaultParagraphFont"/>
-    <w:link w:val="Heading9"/>
+  <w:style w:type="character" w:customStyle="1" w:styleId="Titre9Car">
+    <w:name w:val="Titre 9 Car"/>
+    <w:basedOn w:val="Policepardfaut"/>
+    <w:link w:val="Titre9"/>
     <w:uiPriority w:val="9"/>
     <w:semiHidden/>
     <w:rsid w:val="00906F43"/>
@@ -3794,11 +6952,11 @@
       <w:color w:val="272727" w:themeColor="text1" w:themeTint="D8"/>
     </w:rPr>
   </w:style>
-  <w:style w:type="paragraph" w:styleId="Title">
+  <w:style w:type="paragraph" w:styleId="Titre">
     <w:name w:val="Title"/>
     <w:basedOn w:val="Normal"/>
     <w:next w:val="Normal"/>
-    <w:link w:val="TitleChar"/>
+    <w:link w:val="TitreCar"/>
     <w:uiPriority w:val="10"/>
     <w:qFormat/>
     <w:rsid w:val="00906F43"/>
@@ -3814,10 +6972,10 @@
       <w:szCs w:val="56"/>
     </w:rPr>
   </w:style>
-  <w:style w:type="character" w:customStyle="1" w:styleId="TitleChar">
-    <w:name w:val="Title Char"/>
-    <w:basedOn w:val="DefaultParagraphFont"/>
-    <w:link w:val="Title"/>
+  <w:style w:type="character" w:customStyle="1" w:styleId="TitreCar">
+    <w:name w:val="Titre Car"/>
+    <w:basedOn w:val="Policepardfaut"/>
+    <w:link w:val="Titre"/>
     <w:uiPriority w:val="10"/>
     <w:rsid w:val="00906F43"/>
     <w:rPr>
@@ -3828,11 +6986,11 @@
       <w:szCs w:val="56"/>
     </w:rPr>
   </w:style>
-  <w:style w:type="paragraph" w:styleId="Subtitle">
+  <w:style w:type="paragraph" w:styleId="Sous-titre">
     <w:name w:val="Subtitle"/>
     <w:basedOn w:val="Normal"/>
     <w:next w:val="Normal"/>
-    <w:link w:val="SubtitleChar"/>
+    <w:link w:val="Sous-titreCar"/>
     <w:uiPriority w:val="11"/>
     <w:qFormat/>
     <w:rsid w:val="00906F43"/>
@@ -3849,10 +7007,10 @@
       <w:szCs w:val="28"/>
     </w:rPr>
   </w:style>
-  <w:style w:type="character" w:customStyle="1" w:styleId="SubtitleChar">
-    <w:name w:val="Subtitle Char"/>
-    <w:basedOn w:val="DefaultParagraphFont"/>
-    <w:link w:val="Subtitle"/>
+  <w:style w:type="character" w:customStyle="1" w:styleId="Sous-titreCar">
+    <w:name w:val="Sous-titre Car"/>
+    <w:basedOn w:val="Policepardfaut"/>
+    <w:link w:val="Sous-titre"/>
     <w:uiPriority w:val="11"/>
     <w:rsid w:val="00906F43"/>
     <w:rPr>
@@ -3863,11 +7021,11 @@
       <w:szCs w:val="28"/>
     </w:rPr>
   </w:style>
-  <w:style w:type="paragraph" w:styleId="Quote">
+  <w:style w:type="paragraph" w:styleId="Citation">
     <w:name w:val="Quote"/>
     <w:basedOn w:val="Normal"/>
     <w:next w:val="Normal"/>
-    <w:link w:val="QuoteChar"/>
+    <w:link w:val="CitationCar"/>
     <w:uiPriority w:val="29"/>
     <w:qFormat/>
     <w:rsid w:val="00906F43"/>
@@ -3881,10 +7039,10 @@
       <w:color w:val="404040" w:themeColor="text1" w:themeTint="BF"/>
     </w:rPr>
   </w:style>
-  <w:style w:type="character" w:customStyle="1" w:styleId="QuoteChar">
-    <w:name w:val="Quote Char"/>
-    <w:basedOn w:val="DefaultParagraphFont"/>
-    <w:link w:val="Quote"/>
+  <w:style w:type="character" w:customStyle="1" w:styleId="CitationCar">
+    <w:name w:val="Citation Car"/>
+    <w:basedOn w:val="Policepardfaut"/>
+    <w:link w:val="Citation"/>
     <w:uiPriority w:val="29"/>
     <w:rsid w:val="00906F43"/>
     <w:rPr>
@@ -3893,7 +7051,7 @@
       <w:color w:val="404040" w:themeColor="text1" w:themeTint="BF"/>
     </w:rPr>
   </w:style>
-  <w:style w:type="paragraph" w:styleId="ListParagraph">
+  <w:style w:type="paragraph" w:styleId="Paragraphedeliste">
     <w:name w:val="List Paragraph"/>
     <w:basedOn w:val="Normal"/>
     <w:uiPriority w:val="34"/>
@@ -3904,9 +7062,9 @@
       <w:contextualSpacing/>
     </w:pPr>
   </w:style>
-  <w:style w:type="character" w:styleId="IntenseEmphasis">
+  <w:style w:type="character" w:styleId="Accentuationintense">
     <w:name w:val="Intense Emphasis"/>
-    <w:basedOn w:val="DefaultParagraphFont"/>
+    <w:basedOn w:val="Policepardfaut"/>
     <w:uiPriority w:val="21"/>
     <w:qFormat/>
     <w:rsid w:val="00906F43"/>
@@ -3916,11 +7074,11 @@
       <w:color w:val="0F4761" w:themeColor="accent1" w:themeShade="BF"/>
     </w:rPr>
   </w:style>
-  <w:style w:type="paragraph" w:styleId="IntenseQuote">
+  <w:style w:type="paragraph" w:styleId="Citationintense">
     <w:name w:val="Intense Quote"/>
     <w:basedOn w:val="Normal"/>
     <w:next w:val="Normal"/>
-    <w:link w:val="IntenseQuoteChar"/>
+    <w:link w:val="CitationintenseCar"/>
     <w:uiPriority w:val="30"/>
     <w:qFormat/>
     <w:rsid w:val="00906F43"/>
@@ -3939,10 +7097,10 @@
       <w:color w:val="0F4761" w:themeColor="accent1" w:themeShade="BF"/>
     </w:rPr>
   </w:style>
-  <w:style w:type="character" w:customStyle="1" w:styleId="IntenseQuoteChar">
-    <w:name w:val="Intense Quote Char"/>
-    <w:basedOn w:val="DefaultParagraphFont"/>
-    <w:link w:val="IntenseQuote"/>
+  <w:style w:type="character" w:customStyle="1" w:styleId="CitationintenseCar">
+    <w:name w:val="Citation intense Car"/>
+    <w:basedOn w:val="Policepardfaut"/>
+    <w:link w:val="Citationintense"/>
     <w:uiPriority w:val="30"/>
     <w:rsid w:val="00906F43"/>
     <w:rPr>
@@ -3951,9 +7109,9 @@
       <w:color w:val="0F4761" w:themeColor="accent1" w:themeShade="BF"/>
     </w:rPr>
   </w:style>
-  <w:style w:type="character" w:styleId="IntenseReference">
+  <w:style w:type="character" w:styleId="Rfrenceintense">
     <w:name w:val="Intense Reference"/>
-    <w:basedOn w:val="DefaultParagraphFont"/>
+    <w:basedOn w:val="Policepardfaut"/>
     <w:uiPriority w:val="32"/>
     <w:qFormat/>
     <w:rsid w:val="00906F43"/>
@@ -3965,10 +7123,10 @@
       <w:spacing w:val="5"/>
     </w:rPr>
   </w:style>
-  <w:style w:type="paragraph" w:styleId="Header">
+  <w:style w:type="paragraph" w:styleId="En-tte">
     <w:name w:val="header"/>
     <w:basedOn w:val="Normal"/>
-    <w:link w:val="HeaderChar"/>
+    <w:link w:val="En-tteCar"/>
     <w:uiPriority w:val="99"/>
     <w:unhideWhenUsed/>
     <w:rsid w:val="00906F43"/>
@@ -3980,17 +7138,17 @@
       <w:spacing w:after="0" w:line="240" w:lineRule="auto"/>
     </w:pPr>
   </w:style>
-  <w:style w:type="character" w:customStyle="1" w:styleId="HeaderChar">
-    <w:name w:val="Header Char"/>
-    <w:basedOn w:val="DefaultParagraphFont"/>
-    <w:link w:val="Header"/>
+  <w:style w:type="character" w:customStyle="1" w:styleId="En-tteCar">
+    <w:name w:val="En-tête Car"/>
+    <w:basedOn w:val="Policepardfaut"/>
+    <w:link w:val="En-tte"/>
     <w:uiPriority w:val="99"/>
     <w:rsid w:val="00906F43"/>
   </w:style>
-  <w:style w:type="paragraph" w:styleId="Footer">
+  <w:style w:type="paragraph" w:styleId="Pieddepage">
     <w:name w:val="footer"/>
     <w:basedOn w:val="Normal"/>
-    <w:link w:val="FooterChar"/>
+    <w:link w:val="PieddepageCar"/>
     <w:uiPriority w:val="99"/>
     <w:unhideWhenUsed/>
     <w:rsid w:val="00906F43"/>
@@ -4002,10 +7160,10 @@
       <w:spacing w:after="0" w:line="240" w:lineRule="auto"/>
     </w:pPr>
   </w:style>
-  <w:style w:type="character" w:customStyle="1" w:styleId="FooterChar">
-    <w:name w:val="Footer Char"/>
-    <w:basedOn w:val="DefaultParagraphFont"/>
-    <w:link w:val="Footer"/>
+  <w:style w:type="character" w:customStyle="1" w:styleId="PieddepageCar">
+    <w:name w:val="Pied de page Car"/>
+    <w:basedOn w:val="Policepardfaut"/>
+    <w:link w:val="Pieddepage"/>
     <w:uiPriority w:val="99"/>
     <w:rsid w:val="00906F43"/>
   </w:style>

--- a/public/assets/tds/NSP.docx
+++ b/public/assets/tds/NSP.docx
@@ -5,19 +5,79 @@
     <w:p>
       <w:pPr>
         <w:spacing w:after="0"/>
+      </w:pPr>
+      <w:r>
         <w:rPr>
           <w:rFonts w:ascii="Aptos Display" w:hAnsi="Aptos Display"/>
           <w:b/>
+          <w:noProof/>
           <w:color w:val="101820"/>
           <w:sz w:val="62"/>
           <w:lang w:val="fr-FR"/>
         </w:rPr>
-      </w:pPr>
-    </w:p>
-    <w:p>
-      <w:pPr>
-        <w:spacing w:after="0"/>
-      </w:pPr>
+        <w:drawing>
+          <wp:anchor distT="0" distB="0" distL="114300" distR="114300" simplePos="0" relativeHeight="251658240" behindDoc="0" locked="0" layoutInCell="1" allowOverlap="1" wp14:anchorId="1503D29E" wp14:editId="23BCFA39">
+            <wp:simplePos x="0" y="0"/>
+            <wp:positionH relativeFrom="margin">
+              <wp:posOffset>3023870</wp:posOffset>
+            </wp:positionH>
+            <wp:positionV relativeFrom="margin">
+              <wp:posOffset>452755</wp:posOffset>
+            </wp:positionV>
+            <wp:extent cx="3849370" cy="1668780"/>
+            <wp:effectExtent l="0" t="0" r="0" b="7620"/>
+            <wp:wrapSquare wrapText="bothSides"/>
+            <wp:docPr id="2045480360" name="Image 8"/>
+            <wp:cNvGraphicFramePr>
+              <a:graphicFrameLocks xmlns:a="http://schemas.openxmlformats.org/drawingml/2006/main" noChangeAspect="1"/>
+            </wp:cNvGraphicFramePr>
+            <a:graphic xmlns:a="http://schemas.openxmlformats.org/drawingml/2006/main">
+              <a:graphicData uri="http://schemas.openxmlformats.org/drawingml/2006/picture">
+                <pic:pic xmlns:pic="http://schemas.openxmlformats.org/drawingml/2006/picture">
+                  <pic:nvPicPr>
+                    <pic:cNvPr id="0" name="Picture 36"/>
+                    <pic:cNvPicPr>
+                      <a:picLocks noChangeAspect="1" noChangeArrowheads="1"/>
+                    </pic:cNvPicPr>
+                  </pic:nvPicPr>
+                  <pic:blipFill>
+                    <a:blip r:embed="rId7" cstate="print">
+                      <a:extLst>
+                        <a:ext uri="{28A0092B-C50C-407E-A947-70E740481C1C}">
+                          <a14:useLocalDpi xmlns:a14="http://schemas.microsoft.com/office/drawing/2010/main" val="0"/>
+                        </a:ext>
+                      </a:extLst>
+                    </a:blip>
+                    <a:srcRect/>
+                    <a:stretch>
+                      <a:fillRect/>
+                    </a:stretch>
+                  </pic:blipFill>
+                  <pic:spPr bwMode="auto">
+                    <a:xfrm>
+                      <a:off x="0" y="0"/>
+                      <a:ext cx="3849370" cy="1668780"/>
+                    </a:xfrm>
+                    <a:prstGeom prst="rect">
+                      <a:avLst/>
+                    </a:prstGeom>
+                    <a:noFill/>
+                    <a:ln>
+                      <a:noFill/>
+                    </a:ln>
+                  </pic:spPr>
+                </pic:pic>
+              </a:graphicData>
+            </a:graphic>
+            <wp14:sizeRelH relativeFrom="margin">
+              <wp14:pctWidth>0</wp14:pctWidth>
+            </wp14:sizeRelH>
+            <wp14:sizeRelV relativeFrom="margin">
+              <wp14:pctHeight>0</wp14:pctHeight>
+            </wp14:sizeRelV>
+          </wp:anchor>
+        </w:drawing>
+      </w:r>
       <w:r>
         <w:rPr>
           <w:rFonts w:ascii="Aptos Display" w:hAnsi="Aptos Display"/>
@@ -69,79 +129,9 @@
         <w:rPr>
           <w:sz w:val="20"/>
           <w:szCs w:val="20"/>
+          <w:lang/>
         </w:rPr>
       </w:pPr>
-      <w:r>
-        <w:rPr>
-          <w:rFonts w:ascii="Aptos Display" w:hAnsi="Aptos Display"/>
-          <w:b/>
-          <w:color w:val="101820"/>
-          <w:sz w:val="62"/>
-          <w:lang w:val="fr-FR"/>
-        </w:rPr>
-        <w:drawing>
-          <wp:anchor distT="0" distB="0" distL="114300" distR="114300" simplePos="0" relativeHeight="251658240" behindDoc="0" locked="0" layoutInCell="1" allowOverlap="1" wp14:anchorId="1503D29E" wp14:editId="22FB733F">
-            <wp:simplePos x="0" y="0"/>
-            <wp:positionH relativeFrom="margin">
-              <wp:posOffset>2928620</wp:posOffset>
-            </wp:positionH>
-            <wp:positionV relativeFrom="margin">
-              <wp:posOffset>1196975</wp:posOffset>
-            </wp:positionV>
-            <wp:extent cx="3879215" cy="1681480"/>
-            <wp:effectExtent l="0" t="0" r="6985" b="0"/>
-            <wp:wrapSquare wrapText="bothSides"/>
-            <wp:docPr id="2045480360" name="Image 8"/>
-            <wp:cNvGraphicFramePr>
-              <a:graphicFrameLocks xmlns:a="http://schemas.openxmlformats.org/drawingml/2006/main" noChangeAspect="1"/>
-            </wp:cNvGraphicFramePr>
-            <a:graphic xmlns:a="http://schemas.openxmlformats.org/drawingml/2006/main">
-              <a:graphicData uri="http://schemas.openxmlformats.org/drawingml/2006/picture">
-                <pic:pic xmlns:pic="http://schemas.openxmlformats.org/drawingml/2006/picture">
-                  <pic:nvPicPr>
-                    <pic:cNvPr id="0" name="Picture 36"/>
-                    <pic:cNvPicPr>
-                      <a:picLocks noChangeAspect="1" noChangeArrowheads="1"/>
-                    </pic:cNvPicPr>
-                  </pic:nvPicPr>
-                  <pic:blipFill>
-                    <a:blip r:embed="rId7" cstate="print">
-                      <a:extLst>
-                        <a:ext uri="{28A0092B-C50C-407E-A947-70E740481C1C}">
-                          <a14:useLocalDpi xmlns:a14="http://schemas.microsoft.com/office/drawing/2010/main" val="0"/>
-                        </a:ext>
-                      </a:extLst>
-                    </a:blip>
-                    <a:srcRect/>
-                    <a:stretch>
-                      <a:fillRect/>
-                    </a:stretch>
-                  </pic:blipFill>
-                  <pic:spPr bwMode="auto">
-                    <a:xfrm>
-                      <a:off x="0" y="0"/>
-                      <a:ext cx="3879215" cy="1681480"/>
-                    </a:xfrm>
-                    <a:prstGeom prst="rect">
-                      <a:avLst/>
-                    </a:prstGeom>
-                    <a:noFill/>
-                    <a:ln>
-                      <a:noFill/>
-                    </a:ln>
-                  </pic:spPr>
-                </pic:pic>
-              </a:graphicData>
-            </a:graphic>
-            <wp14:sizeRelH relativeFrom="margin">
-              <wp14:pctWidth>0</wp14:pctWidth>
-            </wp14:sizeRelH>
-            <wp14:sizeRelV relativeFrom="margin">
-              <wp14:pctHeight>0</wp14:pctHeight>
-            </wp14:sizeRelV>
-          </wp:anchor>
-        </w:drawing>
-      </w:r>
       <w:r>
         <w:rPr>
           <w:b/>
@@ -167,39 +157,10 @@
         <w:rPr>
           <w:sz w:val="20"/>
           <w:szCs w:val="20"/>
+          <w:lang/>
         </w:rPr>
-        <w:t>NS</w:t>
+        <w:t>NSP is a coextruded BOPP film specially designed for food packaging and lamination applications. It combines excellent opacity and whiteness with good dead-fold properties, high stiffness, and mechanical strength. The film also provides a wide sealing range and a glossy, high-quality surface, making it suitable for high-quality rotogravure and flexographic printing.</w:t>
       </w:r>
-      <w:r>
-        <w:rPr>
-          <w:sz w:val="20"/>
-          <w:szCs w:val="20"/>
-        </w:rPr>
-        <w:t>P</w:t>
-      </w:r>
-      <w:r>
-        <w:rPr>
-          <w:sz w:val="20"/>
-          <w:szCs w:val="20"/>
-        </w:rPr>
-        <w:t xml:space="preserve"> is coextruded </w:t>
-      </w:r>
-      <w:r>
-        <w:rPr>
-          <w:sz w:val="20"/>
-          <w:szCs w:val="20"/>
-        </w:rPr>
-        <w:t>BOPP film, suitable for food packaging.</w:t>
-      </w:r>
-    </w:p>
-    <w:p>
-      <w:pPr>
-        <w:spacing w:before="120" w:after="60"/>
-        <w:rPr>
-          <w:sz w:val="20"/>
-          <w:szCs w:val="20"/>
-        </w:rPr>
-      </w:pPr>
     </w:p>
     <w:p>
       <w:pPr>
@@ -245,506 +206,180 @@
     </w:p>
     <w:p>
       <w:pPr>
-        <w:pStyle w:val="Paragraphedeliste"/>
+        <w:pStyle w:val="ListParagraph"/>
         <w:numPr>
           <w:ilvl w:val="0"/>
-          <w:numId w:val="23"/>
+          <w:numId w:val="24"/>
         </w:numPr>
         <w:spacing w:before="120" w:after="60"/>
         <w:rPr>
-          <w:rFonts w:ascii="Aptos" w:hAnsi="Aptos"/>
+          <w:rFonts w:ascii="Aptos Display" w:hAnsi="Aptos Display"/>
           <w:bCs/>
-          <w:color w:val="101820"/>
           <w:sz w:val="20"/>
           <w:szCs w:val="20"/>
-          <w:lang w:val="fr-FR"/>
+          <w:lang/>
         </w:rPr>
       </w:pPr>
       <w:r>
         <w:rPr>
-          <w:rFonts w:ascii="Aptos" w:hAnsi="Aptos"/>
+          <w:rFonts w:ascii="Aptos Display" w:hAnsi="Aptos Display"/>
           <w:bCs/>
-          <w:color w:val="101820"/>
           <w:sz w:val="20"/>
           <w:szCs w:val="20"/>
-          <w:lang w:val="fr-FR"/>
+          <w:lang/>
         </w:rPr>
-        <w:t xml:space="preserve">Very good </w:t>
-      </w:r>
-      <w:proofErr w:type="spellStart"/>
-      <w:r>
-        <w:rPr>
-          <w:rFonts w:ascii="Aptos" w:hAnsi="Aptos"/>
-          <w:bCs/>
-          <w:color w:val="101820"/>
-          <w:sz w:val="20"/>
-          <w:szCs w:val="20"/>
-          <w:lang w:val="fr-FR"/>
-        </w:rPr>
-        <w:t>opacity</w:t>
-      </w:r>
-      <w:proofErr w:type="spellEnd"/>
-      <w:r>
-        <w:rPr>
-          <w:rFonts w:ascii="Aptos" w:hAnsi="Aptos"/>
-          <w:bCs/>
-          <w:color w:val="101820"/>
-          <w:sz w:val="20"/>
-          <w:szCs w:val="20"/>
-          <w:lang w:val="fr-FR"/>
-        </w:rPr>
-        <w:t xml:space="preserve"> and </w:t>
-      </w:r>
-      <w:proofErr w:type="spellStart"/>
-      <w:r>
-        <w:rPr>
-          <w:rFonts w:ascii="Aptos" w:hAnsi="Aptos"/>
-          <w:bCs/>
-          <w:color w:val="101820"/>
-          <w:sz w:val="20"/>
-          <w:szCs w:val="20"/>
-          <w:lang w:val="fr-FR"/>
-        </w:rPr>
-        <w:t>whiteness</w:t>
-      </w:r>
-      <w:proofErr w:type="spellEnd"/>
-      <w:r>
-        <w:rPr>
-          <w:rFonts w:ascii="Aptos" w:hAnsi="Aptos"/>
-          <w:bCs/>
-          <w:color w:val="101820"/>
-          <w:sz w:val="20"/>
-          <w:szCs w:val="20"/>
-          <w:lang w:val="fr-FR"/>
-        </w:rPr>
-        <w:t>.</w:t>
+        <w:t xml:space="preserve">Very good opacity and whiteness </w:t>
       </w:r>
     </w:p>
     <w:p>
       <w:pPr>
-        <w:pStyle w:val="Paragraphedeliste"/>
+        <w:pStyle w:val="ListParagraph"/>
         <w:numPr>
           <w:ilvl w:val="0"/>
-          <w:numId w:val="23"/>
+          <w:numId w:val="24"/>
         </w:numPr>
         <w:spacing w:before="120" w:after="60"/>
         <w:rPr>
-          <w:rFonts w:ascii="Aptos" w:hAnsi="Aptos"/>
+          <w:rFonts w:ascii="Aptos Display" w:hAnsi="Aptos Display"/>
           <w:bCs/>
-          <w:color w:val="101820"/>
           <w:sz w:val="20"/>
           <w:szCs w:val="20"/>
-          <w:lang w:val="fr-FR"/>
+          <w:lang/>
         </w:rPr>
       </w:pPr>
       <w:r>
         <w:rPr>
-          <w:rFonts w:ascii="Aptos" w:hAnsi="Aptos"/>
+          <w:rFonts w:ascii="Aptos Display" w:hAnsi="Aptos Display"/>
           <w:bCs/>
-          <w:color w:val="101820"/>
           <w:sz w:val="20"/>
           <w:szCs w:val="20"/>
-          <w:lang w:val="fr-FR"/>
+          <w:lang/>
         </w:rPr>
-        <w:t xml:space="preserve">Excellent web </w:t>
-      </w:r>
-      <w:proofErr w:type="spellStart"/>
-      <w:r>
-        <w:rPr>
-          <w:rFonts w:ascii="Aptos" w:hAnsi="Aptos"/>
-          <w:bCs/>
-          <w:color w:val="101820"/>
-          <w:sz w:val="20"/>
-          <w:szCs w:val="20"/>
-          <w:lang w:val="fr-FR"/>
-        </w:rPr>
-        <w:t>flatness</w:t>
-      </w:r>
-      <w:proofErr w:type="spellEnd"/>
-      <w:r>
-        <w:rPr>
-          <w:rFonts w:ascii="Aptos" w:hAnsi="Aptos"/>
-          <w:bCs/>
-          <w:color w:val="101820"/>
-          <w:sz w:val="20"/>
-          <w:szCs w:val="20"/>
-          <w:lang w:val="fr-FR"/>
-        </w:rPr>
-        <w:t>.</w:t>
+        <w:t xml:space="preserve">Excellent web flatness </w:t>
       </w:r>
     </w:p>
     <w:p>
       <w:pPr>
-        <w:pStyle w:val="Paragraphedeliste"/>
+        <w:pStyle w:val="ListParagraph"/>
         <w:numPr>
           <w:ilvl w:val="0"/>
-          <w:numId w:val="23"/>
+          <w:numId w:val="24"/>
         </w:numPr>
         <w:spacing w:before="120" w:after="60"/>
         <w:rPr>
-          <w:rFonts w:ascii="Aptos" w:hAnsi="Aptos"/>
+          <w:rFonts w:ascii="Aptos Display" w:hAnsi="Aptos Display"/>
           <w:bCs/>
-          <w:color w:val="101820"/>
           <w:sz w:val="20"/>
           <w:szCs w:val="20"/>
-          <w:lang w:val="fr-FR"/>
+          <w:lang/>
         </w:rPr>
       </w:pPr>
       <w:r>
         <w:rPr>
-          <w:rFonts w:ascii="Aptos" w:hAnsi="Aptos"/>
+          <w:rFonts w:ascii="Aptos Display" w:hAnsi="Aptos Display"/>
           <w:bCs/>
-          <w:color w:val="101820"/>
           <w:sz w:val="20"/>
           <w:szCs w:val="20"/>
-          <w:lang w:val="fr-FR"/>
+          <w:lang/>
         </w:rPr>
-        <w:t xml:space="preserve">Very good </w:t>
-      </w:r>
-      <w:proofErr w:type="spellStart"/>
-      <w:r>
-        <w:rPr>
-          <w:rFonts w:ascii="Aptos" w:hAnsi="Aptos"/>
-          <w:bCs/>
-          <w:color w:val="101820"/>
-          <w:sz w:val="20"/>
-          <w:szCs w:val="20"/>
-          <w:lang w:val="fr-FR"/>
-        </w:rPr>
-        <w:t>dead-fold</w:t>
-      </w:r>
-      <w:proofErr w:type="spellEnd"/>
-      <w:r>
-        <w:rPr>
-          <w:rFonts w:ascii="Aptos" w:hAnsi="Aptos"/>
-          <w:bCs/>
-          <w:color w:val="101820"/>
-          <w:sz w:val="20"/>
-          <w:szCs w:val="20"/>
-          <w:lang w:val="fr-FR"/>
-        </w:rPr>
-        <w:t xml:space="preserve"> </w:t>
-      </w:r>
-      <w:proofErr w:type="spellStart"/>
-      <w:r>
-        <w:rPr>
-          <w:rFonts w:ascii="Aptos" w:hAnsi="Aptos"/>
-          <w:bCs/>
-          <w:color w:val="101820"/>
-          <w:sz w:val="20"/>
-          <w:szCs w:val="20"/>
-          <w:lang w:val="fr-FR"/>
-        </w:rPr>
-        <w:t>properties</w:t>
-      </w:r>
-      <w:proofErr w:type="spellEnd"/>
-      <w:r>
-        <w:rPr>
-          <w:rFonts w:ascii="Aptos" w:hAnsi="Aptos"/>
-          <w:bCs/>
-          <w:color w:val="101820"/>
-          <w:sz w:val="20"/>
-          <w:szCs w:val="20"/>
-          <w:lang w:val="fr-FR"/>
-        </w:rPr>
-        <w:t>.</w:t>
+        <w:t xml:space="preserve">Very good dead-fold properties </w:t>
       </w:r>
     </w:p>
     <w:p>
       <w:pPr>
-        <w:pStyle w:val="Paragraphedeliste"/>
+        <w:pStyle w:val="ListParagraph"/>
         <w:numPr>
           <w:ilvl w:val="0"/>
-          <w:numId w:val="23"/>
+          <w:numId w:val="24"/>
         </w:numPr>
         <w:spacing w:before="120" w:after="60"/>
         <w:rPr>
-          <w:rFonts w:ascii="Aptos" w:hAnsi="Aptos"/>
+          <w:rFonts w:ascii="Aptos Display" w:hAnsi="Aptos Display"/>
           <w:bCs/>
-          <w:color w:val="101820"/>
           <w:sz w:val="20"/>
           <w:szCs w:val="20"/>
-          <w:lang w:val="fr-FR"/>
+          <w:lang/>
         </w:rPr>
       </w:pPr>
       <w:r>
         <w:rPr>
-          <w:rFonts w:ascii="Aptos" w:hAnsi="Aptos"/>
+          <w:rFonts w:ascii="Aptos Display" w:hAnsi="Aptos Display"/>
           <w:bCs/>
-          <w:color w:val="101820"/>
           <w:sz w:val="20"/>
           <w:szCs w:val="20"/>
-          <w:lang w:val="fr-FR"/>
+          <w:lang/>
         </w:rPr>
-        <w:t xml:space="preserve">Wide </w:t>
-      </w:r>
-      <w:proofErr w:type="spellStart"/>
-      <w:r>
-        <w:rPr>
-          <w:rFonts w:ascii="Aptos" w:hAnsi="Aptos"/>
-          <w:bCs/>
-          <w:color w:val="101820"/>
-          <w:sz w:val="20"/>
-          <w:szCs w:val="20"/>
-          <w:lang w:val="fr-FR"/>
-        </w:rPr>
-        <w:t>sealing</w:t>
-      </w:r>
-      <w:proofErr w:type="spellEnd"/>
-      <w:r>
-        <w:rPr>
-          <w:rFonts w:ascii="Aptos" w:hAnsi="Aptos"/>
-          <w:bCs/>
-          <w:color w:val="101820"/>
-          <w:sz w:val="20"/>
-          <w:szCs w:val="20"/>
-          <w:lang w:val="fr-FR"/>
-        </w:rPr>
-        <w:t xml:space="preserve"> range.</w:t>
+        <w:t xml:space="preserve">Wide sealing range </w:t>
       </w:r>
     </w:p>
     <w:p>
       <w:pPr>
-        <w:pStyle w:val="Paragraphedeliste"/>
+        <w:pStyle w:val="ListParagraph"/>
         <w:numPr>
           <w:ilvl w:val="0"/>
-          <w:numId w:val="23"/>
+          <w:numId w:val="24"/>
         </w:numPr>
         <w:spacing w:before="120" w:after="60"/>
         <w:rPr>
-          <w:rFonts w:ascii="Aptos" w:hAnsi="Aptos"/>
+          <w:rFonts w:ascii="Aptos Display" w:hAnsi="Aptos Display"/>
           <w:bCs/>
-          <w:color w:val="101820"/>
           <w:sz w:val="20"/>
           <w:szCs w:val="20"/>
-          <w:lang w:val="fr-FR"/>
+          <w:lang/>
         </w:rPr>
       </w:pPr>
       <w:r>
         <w:rPr>
-          <w:rFonts w:ascii="Aptos" w:hAnsi="Aptos"/>
+          <w:rFonts w:ascii="Aptos Display" w:hAnsi="Aptos Display"/>
           <w:bCs/>
-          <w:color w:val="101820"/>
           <w:sz w:val="20"/>
           <w:szCs w:val="20"/>
-          <w:lang w:val="fr-FR"/>
+          <w:lang/>
         </w:rPr>
-        <w:t xml:space="preserve">Excellent </w:t>
-      </w:r>
-      <w:proofErr w:type="spellStart"/>
-      <w:r>
-        <w:rPr>
-          <w:rFonts w:ascii="Aptos" w:hAnsi="Aptos"/>
-          <w:bCs/>
-          <w:color w:val="101820"/>
-          <w:sz w:val="20"/>
-          <w:szCs w:val="20"/>
-          <w:lang w:val="fr-FR"/>
-        </w:rPr>
-        <w:t>glossy</w:t>
-      </w:r>
-      <w:proofErr w:type="spellEnd"/>
-      <w:r>
-        <w:rPr>
-          <w:rFonts w:ascii="Aptos" w:hAnsi="Aptos"/>
-          <w:bCs/>
-          <w:color w:val="101820"/>
-          <w:sz w:val="20"/>
-          <w:szCs w:val="20"/>
-          <w:lang w:val="fr-FR"/>
-        </w:rPr>
-        <w:t xml:space="preserve"> surface.</w:t>
+        <w:t xml:space="preserve">Excellent glossy surface </w:t>
       </w:r>
     </w:p>
     <w:p>
       <w:pPr>
-        <w:pStyle w:val="Paragraphedeliste"/>
+        <w:pStyle w:val="ListParagraph"/>
         <w:numPr>
           <w:ilvl w:val="0"/>
-          <w:numId w:val="23"/>
+          <w:numId w:val="24"/>
         </w:numPr>
         <w:spacing w:before="120" w:after="60"/>
         <w:rPr>
-          <w:rFonts w:ascii="Aptos" w:hAnsi="Aptos"/>
+          <w:rFonts w:ascii="Aptos Display" w:hAnsi="Aptos Display"/>
           <w:bCs/>
-          <w:color w:val="101820"/>
           <w:sz w:val="20"/>
           <w:szCs w:val="20"/>
-          <w:lang w:val="fr-FR"/>
         </w:rPr>
       </w:pPr>
       <w:r>
         <w:rPr>
-          <w:rFonts w:ascii="Aptos" w:hAnsi="Aptos"/>
+          <w:rFonts w:ascii="Aptos Display" w:hAnsi="Aptos Display"/>
           <w:bCs/>
-          <w:color w:val="101820"/>
           <w:sz w:val="20"/>
           <w:szCs w:val="20"/>
-          <w:lang w:val="fr-FR"/>
+          <w:lang/>
         </w:rPr>
-        <w:t xml:space="preserve">High </w:t>
-      </w:r>
-      <w:proofErr w:type="spellStart"/>
-      <w:r>
-        <w:rPr>
-          <w:rFonts w:ascii="Aptos" w:hAnsi="Aptos"/>
-          <w:bCs/>
-          <w:color w:val="101820"/>
-          <w:sz w:val="20"/>
-          <w:szCs w:val="20"/>
-          <w:lang w:val="fr-FR"/>
-        </w:rPr>
-        <w:t>mechanical</w:t>
-      </w:r>
-      <w:proofErr w:type="spellEnd"/>
-      <w:r>
-        <w:rPr>
-          <w:rFonts w:ascii="Aptos" w:hAnsi="Aptos"/>
-          <w:bCs/>
-          <w:color w:val="101820"/>
-          <w:sz w:val="20"/>
-          <w:szCs w:val="20"/>
-          <w:lang w:val="fr-FR"/>
-        </w:rPr>
-        <w:t xml:space="preserve"> </w:t>
-      </w:r>
-      <w:proofErr w:type="spellStart"/>
-      <w:r>
-        <w:rPr>
-          <w:rFonts w:ascii="Aptos" w:hAnsi="Aptos"/>
-          <w:bCs/>
-          <w:color w:val="101820"/>
-          <w:sz w:val="20"/>
-          <w:szCs w:val="20"/>
-          <w:lang w:val="fr-FR"/>
-        </w:rPr>
-        <w:t>strength</w:t>
-      </w:r>
-      <w:proofErr w:type="spellEnd"/>
-      <w:r>
-        <w:rPr>
-          <w:rFonts w:ascii="Aptos" w:hAnsi="Aptos"/>
-          <w:bCs/>
-          <w:color w:val="101820"/>
-          <w:sz w:val="20"/>
-          <w:szCs w:val="20"/>
-          <w:lang w:val="fr-FR"/>
-        </w:rPr>
-        <w:t xml:space="preserve"> and </w:t>
-      </w:r>
-      <w:proofErr w:type="spellStart"/>
-      <w:proofErr w:type="gramStart"/>
-      <w:r>
-        <w:rPr>
-          <w:rFonts w:ascii="Aptos" w:hAnsi="Aptos"/>
-          <w:bCs/>
-          <w:color w:val="101820"/>
-          <w:sz w:val="20"/>
-          <w:szCs w:val="20"/>
-          <w:lang w:val="fr-FR"/>
-        </w:rPr>
-        <w:t>stiffness.</w:t>
-      </w:r>
-      <w:r>
-        <w:rPr>
-          <w:rFonts w:ascii="Aptos" w:hAnsi="Aptos"/>
-          <w:bCs/>
-          <w:color w:val="101820"/>
-          <w:sz w:val="20"/>
-          <w:szCs w:val="20"/>
-          <w:lang w:val="fr-FR"/>
-        </w:rPr>
-        <w:t>High</w:t>
-      </w:r>
-      <w:proofErr w:type="spellEnd"/>
-      <w:proofErr w:type="gramEnd"/>
-      <w:r>
-        <w:rPr>
-          <w:rFonts w:ascii="Aptos" w:hAnsi="Aptos"/>
-          <w:bCs/>
-          <w:color w:val="101820"/>
-          <w:sz w:val="20"/>
-          <w:szCs w:val="20"/>
-          <w:lang w:val="fr-FR"/>
-        </w:rPr>
-        <w:t xml:space="preserve"> </w:t>
-      </w:r>
-      <w:proofErr w:type="spellStart"/>
-      <w:r>
-        <w:rPr>
-          <w:rFonts w:ascii="Aptos" w:hAnsi="Aptos"/>
-          <w:bCs/>
-          <w:color w:val="101820"/>
-          <w:sz w:val="20"/>
-          <w:szCs w:val="20"/>
-          <w:lang w:val="fr-FR"/>
-        </w:rPr>
-        <w:t>mechanical</w:t>
-      </w:r>
-      <w:proofErr w:type="spellEnd"/>
-      <w:r>
-        <w:rPr>
-          <w:rFonts w:ascii="Aptos" w:hAnsi="Aptos"/>
-          <w:bCs/>
-          <w:color w:val="101820"/>
-          <w:sz w:val="20"/>
-          <w:szCs w:val="20"/>
-          <w:lang w:val="fr-FR"/>
-        </w:rPr>
-        <w:t xml:space="preserve"> </w:t>
-      </w:r>
-      <w:proofErr w:type="spellStart"/>
-      <w:r>
-        <w:rPr>
-          <w:rFonts w:ascii="Aptos" w:hAnsi="Aptos"/>
-          <w:bCs/>
-          <w:color w:val="101820"/>
-          <w:sz w:val="20"/>
-          <w:szCs w:val="20"/>
-          <w:lang w:val="fr-FR"/>
-        </w:rPr>
-        <w:t>strength</w:t>
-      </w:r>
-      <w:proofErr w:type="spellEnd"/>
-      <w:r>
-        <w:rPr>
-          <w:rFonts w:ascii="Aptos" w:hAnsi="Aptos"/>
-          <w:bCs/>
-          <w:color w:val="101820"/>
-          <w:sz w:val="20"/>
-          <w:szCs w:val="20"/>
-          <w:lang w:val="fr-FR"/>
-        </w:rPr>
-        <w:t xml:space="preserve"> and </w:t>
-      </w:r>
-      <w:proofErr w:type="spellStart"/>
-      <w:r>
-        <w:rPr>
-          <w:rFonts w:ascii="Aptos" w:hAnsi="Aptos"/>
-          <w:bCs/>
-          <w:color w:val="101820"/>
-          <w:sz w:val="20"/>
-          <w:szCs w:val="20"/>
-          <w:lang w:val="fr-FR"/>
-        </w:rPr>
-        <w:t>stiffness</w:t>
-      </w:r>
-      <w:proofErr w:type="spellEnd"/>
-      <w:r>
-        <w:rPr>
-          <w:rFonts w:ascii="Aptos" w:hAnsi="Aptos"/>
-          <w:bCs/>
-          <w:color w:val="101820"/>
-          <w:sz w:val="20"/>
-          <w:szCs w:val="20"/>
-          <w:lang w:val="fr-FR"/>
-        </w:rPr>
-        <w:t>.</w:t>
+        <w:t>High mechanical strength and stiffness</w:t>
       </w:r>
     </w:p>
     <w:p>
       <w:pPr>
-        <w:pStyle w:val="Paragraphedeliste"/>
+        <w:pStyle w:val="ListParagraph"/>
+        <w:spacing w:before="120" w:after="60"/>
+        <w:rPr>
+          <w:rFonts w:ascii="Aptos Display" w:hAnsi="Aptos Display"/>
+          <w:bCs/>
+          <w:sz w:val="20"/>
+          <w:szCs w:val="20"/>
+        </w:rPr>
+      </w:pPr>
+    </w:p>
+    <w:p>
+      <w:pPr>
+        <w:pStyle w:val="ListParagraph"/>
         <w:spacing w:before="120" w:after="60"/>
         <w:ind w:left="0"/>
         <w:rPr>
@@ -768,10 +403,10 @@
     </w:p>
     <w:p>
       <w:pPr>
-        <w:pStyle w:val="Paragraphedeliste"/>
+        <w:pStyle w:val="ListParagraph"/>
         <w:numPr>
           <w:ilvl w:val="0"/>
-          <w:numId w:val="21"/>
+          <w:numId w:val="24"/>
         </w:numPr>
         <w:spacing w:before="120" w:after="60"/>
         <w:rPr>
@@ -779,6 +414,7 @@
           <w:bCs/>
           <w:sz w:val="20"/>
           <w:szCs w:val="20"/>
+          <w:lang/>
         </w:rPr>
       </w:pPr>
       <w:r>
@@ -787,59 +423,99 @@
           <w:bCs/>
           <w:sz w:val="20"/>
           <w:szCs w:val="20"/>
+          <w:lang/>
         </w:rPr>
-        <w:t xml:space="preserve">General-purpose </w:t>
+        <w:t xml:space="preserve">General-purpose food packaging </w:t>
       </w:r>
-      <w:proofErr w:type="gramStart"/>
+    </w:p>
+    <w:p>
+      <w:pPr>
+        <w:pStyle w:val="ListParagraph"/>
+        <w:numPr>
+          <w:ilvl w:val="0"/>
+          <w:numId w:val="24"/>
+        </w:numPr>
+        <w:spacing w:before="120" w:after="60"/>
+        <w:rPr>
+          <w:rFonts w:ascii="Aptos Display" w:hAnsi="Aptos Display"/>
+          <w:bCs/>
+          <w:sz w:val="20"/>
+          <w:szCs w:val="20"/>
+          <w:lang/>
+        </w:rPr>
+      </w:pPr>
       <w:r>
         <w:rPr>
           <w:rFonts w:ascii="Aptos Display" w:hAnsi="Aptos Display"/>
           <w:bCs/>
           <w:sz w:val="20"/>
           <w:szCs w:val="20"/>
+          <w:lang/>
         </w:rPr>
-        <w:t xml:space="preserve">packaging </w:t>
+        <w:t xml:space="preserve">Lamination applications </w:t>
       </w:r>
+    </w:p>
+    <w:p>
+      <w:pPr>
+        <w:pStyle w:val="ListParagraph"/>
+        <w:numPr>
+          <w:ilvl w:val="0"/>
+          <w:numId w:val="24"/>
+        </w:numPr>
+        <w:spacing w:before="120" w:after="60"/>
+        <w:rPr>
+          <w:rFonts w:ascii="Aptos Display" w:hAnsi="Aptos Display"/>
+          <w:bCs/>
+          <w:sz w:val="20"/>
+          <w:szCs w:val="20"/>
+          <w:lang/>
+        </w:rPr>
+      </w:pPr>
       <w:r>
         <w:rPr>
           <w:rFonts w:ascii="Aptos Display" w:hAnsi="Aptos Display"/>
           <w:bCs/>
           <w:sz w:val="20"/>
           <w:szCs w:val="20"/>
+          <w:lang/>
         </w:rPr>
-        <w:t xml:space="preserve"> </w:t>
+        <w:t xml:space="preserve">High-quality rotogravure printing </w:t>
       </w:r>
+    </w:p>
+    <w:p>
+      <w:pPr>
+        <w:pStyle w:val="ListParagraph"/>
+        <w:numPr>
+          <w:ilvl w:val="0"/>
+          <w:numId w:val="24"/>
+        </w:numPr>
+        <w:spacing w:before="120" w:after="60"/>
+        <w:rPr>
+          <w:rFonts w:ascii="Aptos Display" w:hAnsi="Aptos Display"/>
+          <w:bCs/>
+          <w:sz w:val="20"/>
+          <w:szCs w:val="20"/>
+          <w:lang w:val="fr-FR"/>
+        </w:rPr>
+      </w:pPr>
       <w:r>
         <w:rPr>
           <w:rFonts w:ascii="Aptos Display" w:hAnsi="Aptos Display"/>
           <w:bCs/>
           <w:sz w:val="20"/>
           <w:szCs w:val="20"/>
+          <w:lang/>
         </w:rPr>
-        <w:t>Lamination</w:t>
-      </w:r>
-      <w:proofErr w:type="gramEnd"/>
-      <w:r>
-        <w:rPr>
-          <w:rFonts w:ascii="Aptos Display" w:hAnsi="Aptos Display"/>
-          <w:bCs/>
-          <w:sz w:val="20"/>
-          <w:szCs w:val="20"/>
-        </w:rPr>
-        <w:t xml:space="preserve"> </w:t>
+        <w:t>Flexographic printing</w:t>
       </w:r>
     </w:p>
     <w:p>
       <w:pPr>
-        <w:pStyle w:val="Paragraphedeliste"/>
-        <w:numPr>
-          <w:ilvl w:val="0"/>
-          <w:numId w:val="21"/>
-        </w:numPr>
         <w:spacing w:before="120" w:after="60"/>
         <w:rPr>
           <w:rFonts w:ascii="Aptos Display" w:hAnsi="Aptos Display"/>
-          <w:bCs/>
+          <w:b/>
+          <w:color w:val="FC6B00"/>
           <w:sz w:val="20"/>
           <w:szCs w:val="20"/>
         </w:rPr>
@@ -851,15 +527,6 @@
           <w:docGrid w:linePitch="360"/>
         </w:sectPr>
       </w:pPr>
-      <w:r>
-        <w:rPr>
-          <w:rFonts w:ascii="Aptos Display" w:hAnsi="Aptos Display"/>
-          <w:bCs/>
-          <w:sz w:val="20"/>
-          <w:szCs w:val="20"/>
-        </w:rPr>
-        <w:t>High-quality rotogravure &amp; flexographic printing</w:t>
-      </w:r>
     </w:p>
     <w:p>
       <w:pPr>
@@ -3323,6 +2990,26 @@
         <w:t>The numerical values reported in this data sheet are obtained from the average of the values recorded in our laboratory tests. Before final use, we recommend technical tests to ensure the film's suitability for the intended use. NODA PLAST Film is not responsible for inappropriate use of the product, and its liability is limited to the exclusive replacement of the product, excluding any compensation or damages of any kind.</w:t>
       </w:r>
     </w:p>
+    <w:p>
+      <w:pPr>
+        <w:tabs>
+          <w:tab w:val="left" w:pos="7452"/>
+        </w:tabs>
+        <w:rPr>
+          <w:rFonts w:ascii="Aptos" w:hAnsi="Aptos"/>
+          <w:sz w:val="20"/>
+          <w:szCs w:val="20"/>
+        </w:rPr>
+      </w:pPr>
+      <w:r>
+        <w:rPr>
+          <w:rFonts w:ascii="Aptos" w:hAnsi="Aptos"/>
+          <w:sz w:val="20"/>
+          <w:szCs w:val="20"/>
+        </w:rPr>
+        <w:tab/>
+      </w:r>
+    </w:p>
     <w:sectPr>
       <w:type w:val="continuous"/>
       <w:pgSz w:w="11906" w:h="16838"/>
@@ -3363,11 +3050,14 @@
 <w:ftr xmlns:wpc="http://schemas.microsoft.com/office/word/2010/wordprocessingCanvas" xmlns:cx="http://schemas.microsoft.com/office/drawing/2014/chartex" xmlns:cx1="http://schemas.microsoft.com/office/drawing/2015/9/8/chartex" xmlns:cx2="http://schemas.microsoft.com/office/drawing/2015/10/21/chartex" xmlns:cx3="http://schemas.microsoft.com/office/drawing/2016/5/9/chartex" xmlns:cx4="http://schemas.microsoft.com/office/drawing/2016/5/10/chartex" xmlns:cx5="http://schemas.microsoft.com/office/drawing/2016/5/11/chartex" xmlns:cx6="http://schemas.microsoft.com/office/drawing/2016/5/12/chartex" xmlns:cx7="http://schemas.microsoft.com/office/drawing/2016/5/13/chartex" xmlns:cx8="http://schemas.microsoft.com/office/drawing/2016/5/14/chartex" xmlns:mc="http://schemas.openxmlformats.org/markup-compatibility/2006" xmlns:aink="http://schemas.microsoft.com/office/drawing/2016/ink" xmlns:am3d="http://schemas.microsoft.com/office/drawing/2017/model3d" xmlns:o="urn:schemas-microsoft-com:office:office" xmlns:oel="http://schemas.microsoft.com/office/2019/extlst" xmlns:r="http://schemas.openxmlformats.org/officeDocument/2006/relationships" xmlns:m="http://schemas.openxmlformats.org/officeDocument/2006/math" xmlns:v="urn:schemas-microsoft-com:vml" xmlns:wp14="http://schemas.microsoft.com/office/word/2010/wordprocessingDrawing" xmlns:wp="http://schemas.openxmlformats.org/drawingml/2006/wordprocessingDrawing" xmlns:w10="urn:schemas-microsoft-com:office:word" xmlns:w="http://schemas.openxmlformats.org/wordprocessingml/2006/main" xmlns:w14="http://schemas.microsoft.com/office/word/2010/wordml" xmlns:w15="http://schemas.microsoft.com/office/word/2012/wordml" xmlns:w16cex="http://schemas.microsoft.com/office/word/2018/wordml/cex" xmlns:w16cid="http://schemas.microsoft.com/office/word/2016/wordml/cid" xmlns:w16="http://schemas.microsoft.com/office/word/2018/wordml" xmlns:w16du="http://schemas.microsoft.com/office/word/2023/wordml/word16du" xmlns:w16sdtdh="http://schemas.microsoft.com/office/word/2020/wordml/sdtdatahash" xmlns:w16sdtfl="http://schemas.microsoft.com/office/word/2024/wordml/sdtformatlock" xmlns:w16se="http://schemas.microsoft.com/office/word/2015/wordml/symex" xmlns:wpg="http://schemas.microsoft.com/office/word/2010/wordprocessingGroup" xmlns:wpi="http://schemas.microsoft.com/office/word/2010/wordprocessingInk" xmlns:wne="http://schemas.microsoft.com/office/word/2006/wordml" xmlns:wps="http://schemas.microsoft.com/office/word/2010/wordprocessingShape" mc:Ignorable="w14 w15 w16se w16cid w16 w16cex w16sdtdh w16sdtfl w16du wp14">
   <w:p>
     <w:pPr>
-      <w:pStyle w:val="Pieddepage"/>
+      <w:pStyle w:val="Footer"/>
       <w:jc w:val="center"/>
     </w:pPr>
     <w:r>
-      <w:t>NODA PLAST FILM • Technical Data Sheet • NLV</w:t>
+      <w:t>NODA PLAST FILM • Technical Data Sheet • N</w:t>
+    </w:r>
+    <w:r>
+      <w:t>SP</w:t>
     </w:r>
   </w:p>
 </w:ftr>
@@ -3518,7 +3208,7 @@
   </w:tbl>
   <w:p>
     <w:pPr>
-      <w:pStyle w:val="En-tte"/>
+      <w:pStyle w:val="Header"/>
       <w:rPr>
         <w:lang w:val="fr-FR"/>
       </w:rPr>
@@ -3643,6 +3333,119 @@
     </w:lvl>
   </w:abstractNum>
   <w:abstractNum w:abstractNumId="1" w15:restartNumberingAfterBreak="0">
+    <w:nsid w:val="1A5B4559"/>
+    <w:multiLevelType w:val="hybridMultilevel"/>
+    <w:tmpl w:val="38E61EDC"/>
+    <w:lvl w:ilvl="0" w:tplc="10000001">
+      <w:start w:val="1"/>
+      <w:numFmt w:val="bullet"/>
+      <w:lvlText w:val=""/>
+      <w:lvlJc w:val="left"/>
+      <w:pPr>
+        <w:ind w:left="720" w:hanging="360"/>
+      </w:pPr>
+      <w:rPr>
+        <w:rFonts w:ascii="Symbol" w:hAnsi="Symbol" w:hint="default"/>
+      </w:rPr>
+    </w:lvl>
+    <w:lvl w:ilvl="1" w:tplc="10000003" w:tentative="1">
+      <w:start w:val="1"/>
+      <w:numFmt w:val="bullet"/>
+      <w:lvlText w:val="o"/>
+      <w:lvlJc w:val="left"/>
+      <w:pPr>
+        <w:ind w:left="1440" w:hanging="360"/>
+      </w:pPr>
+      <w:rPr>
+        <w:rFonts w:ascii="Courier New" w:hAnsi="Courier New" w:cs="Courier New" w:hint="default"/>
+      </w:rPr>
+    </w:lvl>
+    <w:lvl w:ilvl="2" w:tplc="10000005" w:tentative="1">
+      <w:start w:val="1"/>
+      <w:numFmt w:val="bullet"/>
+      <w:lvlText w:val=""/>
+      <w:lvlJc w:val="left"/>
+      <w:pPr>
+        <w:ind w:left="2160" w:hanging="360"/>
+      </w:pPr>
+      <w:rPr>
+        <w:rFonts w:ascii="Wingdings" w:hAnsi="Wingdings" w:hint="default"/>
+      </w:rPr>
+    </w:lvl>
+    <w:lvl w:ilvl="3" w:tplc="10000001" w:tentative="1">
+      <w:start w:val="1"/>
+      <w:numFmt w:val="bullet"/>
+      <w:lvlText w:val=""/>
+      <w:lvlJc w:val="left"/>
+      <w:pPr>
+        <w:ind w:left="2880" w:hanging="360"/>
+      </w:pPr>
+      <w:rPr>
+        <w:rFonts w:ascii="Symbol" w:hAnsi="Symbol" w:hint="default"/>
+      </w:rPr>
+    </w:lvl>
+    <w:lvl w:ilvl="4" w:tplc="10000003" w:tentative="1">
+      <w:start w:val="1"/>
+      <w:numFmt w:val="bullet"/>
+      <w:lvlText w:val="o"/>
+      <w:lvlJc w:val="left"/>
+      <w:pPr>
+        <w:ind w:left="3600" w:hanging="360"/>
+      </w:pPr>
+      <w:rPr>
+        <w:rFonts w:ascii="Courier New" w:hAnsi="Courier New" w:cs="Courier New" w:hint="default"/>
+      </w:rPr>
+    </w:lvl>
+    <w:lvl w:ilvl="5" w:tplc="10000005" w:tentative="1">
+      <w:start w:val="1"/>
+      <w:numFmt w:val="bullet"/>
+      <w:lvlText w:val=""/>
+      <w:lvlJc w:val="left"/>
+      <w:pPr>
+        <w:ind w:left="4320" w:hanging="360"/>
+      </w:pPr>
+      <w:rPr>
+        <w:rFonts w:ascii="Wingdings" w:hAnsi="Wingdings" w:hint="default"/>
+      </w:rPr>
+    </w:lvl>
+    <w:lvl w:ilvl="6" w:tplc="10000001" w:tentative="1">
+      <w:start w:val="1"/>
+      <w:numFmt w:val="bullet"/>
+      <w:lvlText w:val=""/>
+      <w:lvlJc w:val="left"/>
+      <w:pPr>
+        <w:ind w:left="5040" w:hanging="360"/>
+      </w:pPr>
+      <w:rPr>
+        <w:rFonts w:ascii="Symbol" w:hAnsi="Symbol" w:hint="default"/>
+      </w:rPr>
+    </w:lvl>
+    <w:lvl w:ilvl="7" w:tplc="10000003" w:tentative="1">
+      <w:start w:val="1"/>
+      <w:numFmt w:val="bullet"/>
+      <w:lvlText w:val="o"/>
+      <w:lvlJc w:val="left"/>
+      <w:pPr>
+        <w:ind w:left="5760" w:hanging="360"/>
+      </w:pPr>
+      <w:rPr>
+        <w:rFonts w:ascii="Courier New" w:hAnsi="Courier New" w:cs="Courier New" w:hint="default"/>
+      </w:rPr>
+    </w:lvl>
+    <w:lvl w:ilvl="8" w:tplc="10000005" w:tentative="1">
+      <w:start w:val="1"/>
+      <w:numFmt w:val="bullet"/>
+      <w:lvlText w:val=""/>
+      <w:lvlJc w:val="left"/>
+      <w:pPr>
+        <w:ind w:left="6480" w:hanging="360"/>
+      </w:pPr>
+      <w:rPr>
+        <w:rFonts w:ascii="Wingdings" w:hAnsi="Wingdings" w:hint="default"/>
+      </w:rPr>
+    </w:lvl>
+  </w:abstractNum>
+  <w:abstractNum w:abstractNumId="2" w15:restartNumberingAfterBreak="0">
     <w:nsid w:val="1AFF599D"/>
     <w:multiLevelType w:val="hybridMultilevel"/>
     <w:tmpl w:val="577201FA"/>
@@ -3755,7 +3558,7 @@
       </w:rPr>
     </w:lvl>
   </w:abstractNum>
-  <w:abstractNum w:abstractNumId="2" w15:restartNumberingAfterBreak="0">
+  <w:abstractNum w:abstractNumId="3" w15:restartNumberingAfterBreak="0">
     <w:nsid w:val="1BFB1FF1"/>
     <w:multiLevelType w:val="hybridMultilevel"/>
     <w:tmpl w:val="22265CDC"/>
@@ -3868,7 +3671,7 @@
       </w:rPr>
     </w:lvl>
   </w:abstractNum>
-  <w:abstractNum w:abstractNumId="3" w15:restartNumberingAfterBreak="0">
+  <w:abstractNum w:abstractNumId="4" w15:restartNumberingAfterBreak="0">
     <w:nsid w:val="1C040D72"/>
     <w:multiLevelType w:val="hybridMultilevel"/>
     <w:tmpl w:val="FABA3C32"/>
@@ -3980,7 +3783,7 @@
       </w:rPr>
     </w:lvl>
   </w:abstractNum>
-  <w:abstractNum w:abstractNumId="4" w15:restartNumberingAfterBreak="0">
+  <w:abstractNum w:abstractNumId="5" w15:restartNumberingAfterBreak="0">
     <w:nsid w:val="1F762EDA"/>
     <w:multiLevelType w:val="hybridMultilevel"/>
     <w:tmpl w:val="471EC2F4"/>
@@ -4093,7 +3896,7 @@
       </w:rPr>
     </w:lvl>
   </w:abstractNum>
-  <w:abstractNum w:abstractNumId="5" w15:restartNumberingAfterBreak="0">
+  <w:abstractNum w:abstractNumId="6" w15:restartNumberingAfterBreak="0">
     <w:nsid w:val="28E17828"/>
     <w:multiLevelType w:val="hybridMultilevel"/>
     <w:tmpl w:val="F27AE2A0"/>
@@ -4205,7 +4008,7 @@
       </w:rPr>
     </w:lvl>
   </w:abstractNum>
-  <w:abstractNum w:abstractNumId="6" w15:restartNumberingAfterBreak="0">
+  <w:abstractNum w:abstractNumId="7" w15:restartNumberingAfterBreak="0">
     <w:nsid w:val="2C271E88"/>
     <w:multiLevelType w:val="hybridMultilevel"/>
     <w:tmpl w:val="E190013E"/>
@@ -4318,7 +4121,7 @@
       </w:rPr>
     </w:lvl>
   </w:abstractNum>
-  <w:abstractNum w:abstractNumId="7" w15:restartNumberingAfterBreak="0">
+  <w:abstractNum w:abstractNumId="8" w15:restartNumberingAfterBreak="0">
     <w:nsid w:val="313F0591"/>
     <w:multiLevelType w:val="hybridMultilevel"/>
     <w:tmpl w:val="DD7EEFBA"/>
@@ -4431,7 +4234,7 @@
       </w:rPr>
     </w:lvl>
   </w:abstractNum>
-  <w:abstractNum w:abstractNumId="8" w15:restartNumberingAfterBreak="0">
+  <w:abstractNum w:abstractNumId="9" w15:restartNumberingAfterBreak="0">
     <w:nsid w:val="3536148C"/>
     <w:multiLevelType w:val="hybridMultilevel"/>
     <w:tmpl w:val="37BC922E"/>
@@ -4543,7 +4346,7 @@
       </w:rPr>
     </w:lvl>
   </w:abstractNum>
-  <w:abstractNum w:abstractNumId="9" w15:restartNumberingAfterBreak="0">
+  <w:abstractNum w:abstractNumId="10" w15:restartNumberingAfterBreak="0">
     <w:nsid w:val="3BD518A2"/>
     <w:multiLevelType w:val="hybridMultilevel"/>
     <w:tmpl w:val="723CED92"/>
@@ -4656,7 +4459,7 @@
       </w:rPr>
     </w:lvl>
   </w:abstractNum>
-  <w:abstractNum w:abstractNumId="10" w15:restartNumberingAfterBreak="0">
+  <w:abstractNum w:abstractNumId="11" w15:restartNumberingAfterBreak="0">
     <w:nsid w:val="4108168A"/>
     <w:multiLevelType w:val="hybridMultilevel"/>
     <w:tmpl w:val="763AF57C"/>
@@ -4768,7 +4571,7 @@
       </w:rPr>
     </w:lvl>
   </w:abstractNum>
-  <w:abstractNum w:abstractNumId="11" w15:restartNumberingAfterBreak="0">
+  <w:abstractNum w:abstractNumId="12" w15:restartNumberingAfterBreak="0">
     <w:nsid w:val="458B27F5"/>
     <w:multiLevelType w:val="hybridMultilevel"/>
     <w:tmpl w:val="86109318"/>
@@ -4880,7 +4683,7 @@
       </w:rPr>
     </w:lvl>
   </w:abstractNum>
-  <w:abstractNum w:abstractNumId="12" w15:restartNumberingAfterBreak="0">
+  <w:abstractNum w:abstractNumId="13" w15:restartNumberingAfterBreak="0">
     <w:nsid w:val="49173AC4"/>
     <w:multiLevelType w:val="hybridMultilevel"/>
     <w:tmpl w:val="704EDBCC"/>
@@ -4993,7 +4796,7 @@
       </w:rPr>
     </w:lvl>
   </w:abstractNum>
-  <w:abstractNum w:abstractNumId="13" w15:restartNumberingAfterBreak="0">
+  <w:abstractNum w:abstractNumId="14" w15:restartNumberingAfterBreak="0">
     <w:nsid w:val="4D0035EC"/>
     <w:multiLevelType w:val="hybridMultilevel"/>
     <w:tmpl w:val="D1D695A4"/>
@@ -5106,7 +4909,7 @@
       </w:rPr>
     </w:lvl>
   </w:abstractNum>
-  <w:abstractNum w:abstractNumId="14" w15:restartNumberingAfterBreak="0">
+  <w:abstractNum w:abstractNumId="15" w15:restartNumberingAfterBreak="0">
     <w:nsid w:val="4D0F7A82"/>
     <w:multiLevelType w:val="hybridMultilevel"/>
     <w:tmpl w:val="5A1688D8"/>
@@ -5219,7 +5022,7 @@
       </w:rPr>
     </w:lvl>
   </w:abstractNum>
-  <w:abstractNum w:abstractNumId="15" w15:restartNumberingAfterBreak="0">
+  <w:abstractNum w:abstractNumId="16" w15:restartNumberingAfterBreak="0">
     <w:nsid w:val="4E4C04F2"/>
     <w:multiLevelType w:val="hybridMultilevel"/>
     <w:tmpl w:val="E36678B8"/>
@@ -5332,7 +5135,7 @@
       </w:rPr>
     </w:lvl>
   </w:abstractNum>
-  <w:abstractNum w:abstractNumId="16" w15:restartNumberingAfterBreak="0">
+  <w:abstractNum w:abstractNumId="17" w15:restartNumberingAfterBreak="0">
     <w:nsid w:val="4EF12CC1"/>
     <w:multiLevelType w:val="hybridMultilevel"/>
     <w:tmpl w:val="5FB65700"/>
@@ -5445,7 +5248,7 @@
       </w:rPr>
     </w:lvl>
   </w:abstractNum>
-  <w:abstractNum w:abstractNumId="17" w15:restartNumberingAfterBreak="0">
+  <w:abstractNum w:abstractNumId="18" w15:restartNumberingAfterBreak="0">
     <w:nsid w:val="51626A06"/>
     <w:multiLevelType w:val="hybridMultilevel"/>
     <w:tmpl w:val="25FCAD38"/>
@@ -5558,7 +5361,120 @@
       </w:rPr>
     </w:lvl>
   </w:abstractNum>
-  <w:abstractNum w:abstractNumId="18" w15:restartNumberingAfterBreak="0">
+  <w:abstractNum w:abstractNumId="19" w15:restartNumberingAfterBreak="0">
+    <w:nsid w:val="5FB91828"/>
+    <w:multiLevelType w:val="hybridMultilevel"/>
+    <w:tmpl w:val="BDA4E260"/>
+    <w:lvl w:ilvl="0" w:tplc="10000001">
+      <w:start w:val="1"/>
+      <w:numFmt w:val="bullet"/>
+      <w:lvlText w:val=""/>
+      <w:lvlJc w:val="left"/>
+      <w:pPr>
+        <w:ind w:left="720" w:hanging="360"/>
+      </w:pPr>
+      <w:rPr>
+        <w:rFonts w:ascii="Symbol" w:hAnsi="Symbol" w:hint="default"/>
+      </w:rPr>
+    </w:lvl>
+    <w:lvl w:ilvl="1" w:tplc="10000003" w:tentative="1">
+      <w:start w:val="1"/>
+      <w:numFmt w:val="bullet"/>
+      <w:lvlText w:val="o"/>
+      <w:lvlJc w:val="left"/>
+      <w:pPr>
+        <w:ind w:left="1440" w:hanging="360"/>
+      </w:pPr>
+      <w:rPr>
+        <w:rFonts w:ascii="Courier New" w:hAnsi="Courier New" w:cs="Courier New" w:hint="default"/>
+      </w:rPr>
+    </w:lvl>
+    <w:lvl w:ilvl="2" w:tplc="10000005" w:tentative="1">
+      <w:start w:val="1"/>
+      <w:numFmt w:val="bullet"/>
+      <w:lvlText w:val=""/>
+      <w:lvlJc w:val="left"/>
+      <w:pPr>
+        <w:ind w:left="2160" w:hanging="360"/>
+      </w:pPr>
+      <w:rPr>
+        <w:rFonts w:ascii="Wingdings" w:hAnsi="Wingdings" w:hint="default"/>
+      </w:rPr>
+    </w:lvl>
+    <w:lvl w:ilvl="3" w:tplc="10000001" w:tentative="1">
+      <w:start w:val="1"/>
+      <w:numFmt w:val="bullet"/>
+      <w:lvlText w:val=""/>
+      <w:lvlJc w:val="left"/>
+      <w:pPr>
+        <w:ind w:left="2880" w:hanging="360"/>
+      </w:pPr>
+      <w:rPr>
+        <w:rFonts w:ascii="Symbol" w:hAnsi="Symbol" w:hint="default"/>
+      </w:rPr>
+    </w:lvl>
+    <w:lvl w:ilvl="4" w:tplc="10000003" w:tentative="1">
+      <w:start w:val="1"/>
+      <w:numFmt w:val="bullet"/>
+      <w:lvlText w:val="o"/>
+      <w:lvlJc w:val="left"/>
+      <w:pPr>
+        <w:ind w:left="3600" w:hanging="360"/>
+      </w:pPr>
+      <w:rPr>
+        <w:rFonts w:ascii="Courier New" w:hAnsi="Courier New" w:cs="Courier New" w:hint="default"/>
+      </w:rPr>
+    </w:lvl>
+    <w:lvl w:ilvl="5" w:tplc="10000005" w:tentative="1">
+      <w:start w:val="1"/>
+      <w:numFmt w:val="bullet"/>
+      <w:lvlText w:val=""/>
+      <w:lvlJc w:val="left"/>
+      <w:pPr>
+        <w:ind w:left="4320" w:hanging="360"/>
+      </w:pPr>
+      <w:rPr>
+        <w:rFonts w:ascii="Wingdings" w:hAnsi="Wingdings" w:hint="default"/>
+      </w:rPr>
+    </w:lvl>
+    <w:lvl w:ilvl="6" w:tplc="10000001" w:tentative="1">
+      <w:start w:val="1"/>
+      <w:numFmt w:val="bullet"/>
+      <w:lvlText w:val=""/>
+      <w:lvlJc w:val="left"/>
+      <w:pPr>
+        <w:ind w:left="5040" w:hanging="360"/>
+      </w:pPr>
+      <w:rPr>
+        <w:rFonts w:ascii="Symbol" w:hAnsi="Symbol" w:hint="default"/>
+      </w:rPr>
+    </w:lvl>
+    <w:lvl w:ilvl="7" w:tplc="10000003" w:tentative="1">
+      <w:start w:val="1"/>
+      <w:numFmt w:val="bullet"/>
+      <w:lvlText w:val="o"/>
+      <w:lvlJc w:val="left"/>
+      <w:pPr>
+        <w:ind w:left="5760" w:hanging="360"/>
+      </w:pPr>
+      <w:rPr>
+        <w:rFonts w:ascii="Courier New" w:hAnsi="Courier New" w:cs="Courier New" w:hint="default"/>
+      </w:rPr>
+    </w:lvl>
+    <w:lvl w:ilvl="8" w:tplc="10000005" w:tentative="1">
+      <w:start w:val="1"/>
+      <w:numFmt w:val="bullet"/>
+      <w:lvlText w:val=""/>
+      <w:lvlJc w:val="left"/>
+      <w:pPr>
+        <w:ind w:left="6480" w:hanging="360"/>
+      </w:pPr>
+      <w:rPr>
+        <w:rFonts w:ascii="Wingdings" w:hAnsi="Wingdings" w:hint="default"/>
+      </w:rPr>
+    </w:lvl>
+  </w:abstractNum>
+  <w:abstractNum w:abstractNumId="20" w15:restartNumberingAfterBreak="0">
     <w:nsid w:val="64281AA5"/>
     <w:multiLevelType w:val="hybridMultilevel"/>
     <w:tmpl w:val="A4A60B9C"/>
@@ -5671,7 +5587,7 @@
       </w:rPr>
     </w:lvl>
   </w:abstractNum>
-  <w:abstractNum w:abstractNumId="19" w15:restartNumberingAfterBreak="0">
+  <w:abstractNum w:abstractNumId="21" w15:restartNumberingAfterBreak="0">
     <w:nsid w:val="6D116A99"/>
     <w:multiLevelType w:val="hybridMultilevel"/>
     <w:tmpl w:val="83749F64"/>
@@ -5784,7 +5700,7 @@
       </w:rPr>
     </w:lvl>
   </w:abstractNum>
-  <w:abstractNum w:abstractNumId="20" w15:restartNumberingAfterBreak="0">
+  <w:abstractNum w:abstractNumId="22" w15:restartNumberingAfterBreak="0">
     <w:nsid w:val="726E24C0"/>
     <w:multiLevelType w:val="hybridMultilevel"/>
     <w:tmpl w:val="0100B60C"/>
@@ -5897,7 +5813,7 @@
       </w:rPr>
     </w:lvl>
   </w:abstractNum>
-  <w:abstractNum w:abstractNumId="21" w15:restartNumberingAfterBreak="0">
+  <w:abstractNum w:abstractNumId="23" w15:restartNumberingAfterBreak="0">
     <w:nsid w:val="74CE62EC"/>
     <w:multiLevelType w:val="hybridMultilevel"/>
     <w:tmpl w:val="97900C0E"/>
@@ -6010,7 +5926,7 @@
       </w:rPr>
     </w:lvl>
   </w:abstractNum>
-  <w:abstractNum w:abstractNumId="22" w15:restartNumberingAfterBreak="0">
+  <w:abstractNum w:abstractNumId="24" w15:restartNumberingAfterBreak="0">
     <w:nsid w:val="7F0D6EE5"/>
     <w:multiLevelType w:val="hybridMultilevel"/>
     <w:tmpl w:val="66789378"/>
@@ -6124,72 +6040,78 @@
     </w:lvl>
   </w:abstractNum>
   <w:num w:numId="1" w16cid:durableId="887060979">
+    <w:abstractNumId w:val="10"/>
+  </w:num>
+  <w:num w:numId="2" w16cid:durableId="456801545">
+    <w:abstractNumId w:val="13"/>
+  </w:num>
+  <w:num w:numId="3" w16cid:durableId="633559250">
+    <w:abstractNumId w:val="7"/>
+  </w:num>
+  <w:num w:numId="4" w16cid:durableId="1502768727">
     <w:abstractNumId w:val="9"/>
   </w:num>
-  <w:num w:numId="2" w16cid:durableId="456801545">
+  <w:num w:numId="5" w16cid:durableId="861944108">
+    <w:abstractNumId w:val="18"/>
+  </w:num>
+  <w:num w:numId="6" w16cid:durableId="447743136">
+    <w:abstractNumId w:val="3"/>
+  </w:num>
+  <w:num w:numId="7" w16cid:durableId="1924028316">
+    <w:abstractNumId w:val="8"/>
+  </w:num>
+  <w:num w:numId="8" w16cid:durableId="962006123">
+    <w:abstractNumId w:val="5"/>
+  </w:num>
+  <w:num w:numId="9" w16cid:durableId="1726444209">
+    <w:abstractNumId w:val="11"/>
+  </w:num>
+  <w:num w:numId="10" w16cid:durableId="1830780257">
+    <w:abstractNumId w:val="20"/>
+  </w:num>
+  <w:num w:numId="11" w16cid:durableId="1514569025">
+    <w:abstractNumId w:val="22"/>
+  </w:num>
+  <w:num w:numId="12" w16cid:durableId="845485218">
+    <w:abstractNumId w:val="4"/>
+  </w:num>
+  <w:num w:numId="13" w16cid:durableId="847601995">
+    <w:abstractNumId w:val="21"/>
+  </w:num>
+  <w:num w:numId="14" w16cid:durableId="881287566">
+    <w:abstractNumId w:val="16"/>
+  </w:num>
+  <w:num w:numId="15" w16cid:durableId="1681925787">
+    <w:abstractNumId w:val="14"/>
+  </w:num>
+  <w:num w:numId="16" w16cid:durableId="861211084">
     <w:abstractNumId w:val="12"/>
   </w:num>
-  <w:num w:numId="3" w16cid:durableId="633559250">
-    <w:abstractNumId w:val="6"/>
-  </w:num>
-  <w:num w:numId="4" w16cid:durableId="1502768727">
-    <w:abstractNumId w:val="8"/>
-  </w:num>
-  <w:num w:numId="5" w16cid:durableId="861944108">
-    <w:abstractNumId w:val="17"/>
-  </w:num>
-  <w:num w:numId="6" w16cid:durableId="447743136">
-    <w:abstractNumId w:val="2"/>
-  </w:num>
-  <w:num w:numId="7" w16cid:durableId="1924028316">
-    <w:abstractNumId w:val="7"/>
-  </w:num>
-  <w:num w:numId="8" w16cid:durableId="962006123">
-    <w:abstractNumId w:val="4"/>
-  </w:num>
-  <w:num w:numId="9" w16cid:durableId="1726444209">
-    <w:abstractNumId w:val="10"/>
-  </w:num>
-  <w:num w:numId="10" w16cid:durableId="1830780257">
-    <w:abstractNumId w:val="18"/>
-  </w:num>
-  <w:num w:numId="11" w16cid:durableId="1514569025">
-    <w:abstractNumId w:val="20"/>
-  </w:num>
-  <w:num w:numId="12" w16cid:durableId="845485218">
-    <w:abstractNumId w:val="3"/>
-  </w:num>
-  <w:num w:numId="13" w16cid:durableId="847601995">
-    <w:abstractNumId w:val="19"/>
-  </w:num>
-  <w:num w:numId="14" w16cid:durableId="881287566">
-    <w:abstractNumId w:val="15"/>
-  </w:num>
-  <w:num w:numId="15" w16cid:durableId="1681925787">
-    <w:abstractNumId w:val="13"/>
-  </w:num>
-  <w:num w:numId="16" w16cid:durableId="861211084">
-    <w:abstractNumId w:val="11"/>
-  </w:num>
   <w:num w:numId="17" w16cid:durableId="1136604101">
-    <w:abstractNumId w:val="21"/>
+    <w:abstractNumId w:val="23"/>
   </w:num>
   <w:num w:numId="18" w16cid:durableId="1608853833">
     <w:abstractNumId w:val="0"/>
   </w:num>
   <w:num w:numId="19" w16cid:durableId="506360778">
-    <w:abstractNumId w:val="16"/>
+    <w:abstractNumId w:val="17"/>
   </w:num>
   <w:num w:numId="20" w16cid:durableId="1946956391">
-    <w:abstractNumId w:val="5"/>
+    <w:abstractNumId w:val="6"/>
   </w:num>
   <w:num w:numId="21" w16cid:durableId="648562493">
-    <w:abstractNumId w:val="22"/>
+    <w:abstractNumId w:val="24"/>
   </w:num>
   <w:num w:numId="22" w16cid:durableId="1675302794">
-    <w:abstractNumId w:val="14"/>
+    <w:abstractNumId w:val="15"/>
   </w:num>
   <w:num w:numId="23" w16cid:durableId="1685013448">
+    <w:abstractNumId w:val="2"/>
+  </w:num>
+  <w:num w:numId="24" w16cid:durableId="1826972820">
+    <w:abstractNumId w:val="19"/>
+  </w:num>
+  <w:num w:numId="25" w16cid:durableId="2067022605">
     <w:abstractNumId w:val="1"/>
   </w:num>
 </w:numbering>
@@ -6608,11 +6530,11 @@
       <w14:ligatures w14:val="none"/>
     </w:rPr>
   </w:style>
-  <w:style w:type="paragraph" w:styleId="Titre1">
+  <w:style w:type="paragraph" w:styleId="Heading1">
     <w:name w:val="heading 1"/>
     <w:basedOn w:val="Normal"/>
     <w:next w:val="Normal"/>
-    <w:link w:val="Titre1Car"/>
+    <w:link w:val="Heading1Char"/>
     <w:uiPriority w:val="9"/>
     <w:qFormat/>
     <w:rsid w:val="00906F43"/>
@@ -6629,11 +6551,11 @@
       <w:szCs w:val="40"/>
     </w:rPr>
   </w:style>
-  <w:style w:type="paragraph" w:styleId="Titre2">
+  <w:style w:type="paragraph" w:styleId="Heading2">
     <w:name w:val="heading 2"/>
     <w:basedOn w:val="Normal"/>
     <w:next w:val="Normal"/>
-    <w:link w:val="Titre2Car"/>
+    <w:link w:val="Heading2Char"/>
     <w:uiPriority w:val="9"/>
     <w:semiHidden/>
     <w:unhideWhenUsed/>
@@ -6652,11 +6574,11 @@
       <w:szCs w:val="32"/>
     </w:rPr>
   </w:style>
-  <w:style w:type="paragraph" w:styleId="Titre3">
+  <w:style w:type="paragraph" w:styleId="Heading3">
     <w:name w:val="heading 3"/>
     <w:basedOn w:val="Normal"/>
     <w:next w:val="Normal"/>
-    <w:link w:val="Titre3Car"/>
+    <w:link w:val="Heading3Char"/>
     <w:uiPriority w:val="9"/>
     <w:semiHidden/>
     <w:unhideWhenUsed/>
@@ -6675,11 +6597,11 @@
       <w:szCs w:val="28"/>
     </w:rPr>
   </w:style>
-  <w:style w:type="paragraph" w:styleId="Titre4">
+  <w:style w:type="paragraph" w:styleId="Heading4">
     <w:name w:val="heading 4"/>
     <w:basedOn w:val="Normal"/>
     <w:next w:val="Normal"/>
-    <w:link w:val="Titre4Car"/>
+    <w:link w:val="Heading4Char"/>
     <w:uiPriority w:val="9"/>
     <w:semiHidden/>
     <w:unhideWhenUsed/>
@@ -6698,11 +6620,11 @@
       <w:color w:val="0F4761" w:themeColor="accent1" w:themeShade="BF"/>
     </w:rPr>
   </w:style>
-  <w:style w:type="paragraph" w:styleId="Titre5">
+  <w:style w:type="paragraph" w:styleId="Heading5">
     <w:name w:val="heading 5"/>
     <w:basedOn w:val="Normal"/>
     <w:next w:val="Normal"/>
-    <w:link w:val="Titre5Car"/>
+    <w:link w:val="Heading5Char"/>
     <w:uiPriority w:val="9"/>
     <w:semiHidden/>
     <w:unhideWhenUsed/>
@@ -6719,11 +6641,11 @@
       <w:color w:val="0F4761" w:themeColor="accent1" w:themeShade="BF"/>
     </w:rPr>
   </w:style>
-  <w:style w:type="paragraph" w:styleId="Titre6">
+  <w:style w:type="paragraph" w:styleId="Heading6">
     <w:name w:val="heading 6"/>
     <w:basedOn w:val="Normal"/>
     <w:next w:val="Normal"/>
-    <w:link w:val="Titre6Car"/>
+    <w:link w:val="Heading6Char"/>
     <w:uiPriority w:val="9"/>
     <w:semiHidden/>
     <w:unhideWhenUsed/>
@@ -6742,11 +6664,11 @@
       <w:color w:val="595959" w:themeColor="text1" w:themeTint="A6"/>
     </w:rPr>
   </w:style>
-  <w:style w:type="paragraph" w:styleId="Titre7">
+  <w:style w:type="paragraph" w:styleId="Heading7">
     <w:name w:val="heading 7"/>
     <w:basedOn w:val="Normal"/>
     <w:next w:val="Normal"/>
-    <w:link w:val="Titre7Car"/>
+    <w:link w:val="Heading7Char"/>
     <w:uiPriority w:val="9"/>
     <w:semiHidden/>
     <w:unhideWhenUsed/>
@@ -6763,11 +6685,11 @@
       <w:color w:val="595959" w:themeColor="text1" w:themeTint="A6"/>
     </w:rPr>
   </w:style>
-  <w:style w:type="paragraph" w:styleId="Titre8">
+  <w:style w:type="paragraph" w:styleId="Heading8">
     <w:name w:val="heading 8"/>
     <w:basedOn w:val="Normal"/>
     <w:next w:val="Normal"/>
-    <w:link w:val="Titre8Car"/>
+    <w:link w:val="Heading8Char"/>
     <w:uiPriority w:val="9"/>
     <w:semiHidden/>
     <w:unhideWhenUsed/>
@@ -6786,11 +6708,11 @@
       <w:color w:val="272727" w:themeColor="text1" w:themeTint="D8"/>
     </w:rPr>
   </w:style>
-  <w:style w:type="paragraph" w:styleId="Titre9">
+  <w:style w:type="paragraph" w:styleId="Heading9">
     <w:name w:val="heading 9"/>
     <w:basedOn w:val="Normal"/>
     <w:next w:val="Normal"/>
-    <w:link w:val="Titre9Car"/>
+    <w:link w:val="Heading9Char"/>
     <w:uiPriority w:val="9"/>
     <w:semiHidden/>
     <w:unhideWhenUsed/>
@@ -6807,12 +6729,12 @@
       <w:color w:val="272727" w:themeColor="text1" w:themeTint="D8"/>
     </w:rPr>
   </w:style>
-  <w:style w:type="character" w:default="1" w:styleId="Policepardfaut">
+  <w:style w:type="character" w:default="1" w:styleId="DefaultParagraphFont">
     <w:name w:val="Default Paragraph Font"/>
     <w:uiPriority w:val="1"/>
     <w:unhideWhenUsed/>
   </w:style>
-  <w:style w:type="table" w:default="1" w:styleId="TableauNormal">
+  <w:style w:type="table" w:default="1" w:styleId="TableNormal">
     <w:name w:val="Normal Table"/>
     <w:uiPriority w:val="99"/>
     <w:semiHidden/>
@@ -6827,16 +6749,16 @@
       </w:tblCellMar>
     </w:tblPr>
   </w:style>
-  <w:style w:type="numbering" w:default="1" w:styleId="Aucuneliste">
+  <w:style w:type="numbering" w:default="1" w:styleId="NoList">
     <w:name w:val="No List"/>
     <w:uiPriority w:val="99"/>
     <w:semiHidden/>
     <w:unhideWhenUsed/>
   </w:style>
-  <w:style w:type="character" w:customStyle="1" w:styleId="Titre1Car">
-    <w:name w:val="Titre 1 Car"/>
-    <w:basedOn w:val="Policepardfaut"/>
-    <w:link w:val="Titre1"/>
+  <w:style w:type="character" w:customStyle="1" w:styleId="Heading1Char">
+    <w:name w:val="Heading 1 Char"/>
+    <w:basedOn w:val="DefaultParagraphFont"/>
+    <w:link w:val="Heading1"/>
     <w:uiPriority w:val="9"/>
     <w:rsid w:val="00906F43"/>
     <w:rPr>
@@ -6846,10 +6768,10 @@
       <w:szCs w:val="40"/>
     </w:rPr>
   </w:style>
-  <w:style w:type="character" w:customStyle="1" w:styleId="Titre2Car">
-    <w:name w:val="Titre 2 Car"/>
-    <w:basedOn w:val="Policepardfaut"/>
-    <w:link w:val="Titre2"/>
+  <w:style w:type="character" w:customStyle="1" w:styleId="Heading2Char">
+    <w:name w:val="Heading 2 Char"/>
+    <w:basedOn w:val="DefaultParagraphFont"/>
+    <w:link w:val="Heading2"/>
     <w:uiPriority w:val="9"/>
     <w:semiHidden/>
     <w:rsid w:val="00906F43"/>
@@ -6860,10 +6782,10 @@
       <w:szCs w:val="32"/>
     </w:rPr>
   </w:style>
-  <w:style w:type="character" w:customStyle="1" w:styleId="Titre3Car">
-    <w:name w:val="Titre 3 Car"/>
-    <w:basedOn w:val="Policepardfaut"/>
-    <w:link w:val="Titre3"/>
+  <w:style w:type="character" w:customStyle="1" w:styleId="Heading3Char">
+    <w:name w:val="Heading 3 Char"/>
+    <w:basedOn w:val="DefaultParagraphFont"/>
+    <w:link w:val="Heading3"/>
     <w:uiPriority w:val="9"/>
     <w:semiHidden/>
     <w:rsid w:val="00906F43"/>
@@ -6874,10 +6796,10 @@
       <w:szCs w:val="28"/>
     </w:rPr>
   </w:style>
-  <w:style w:type="character" w:customStyle="1" w:styleId="Titre4Car">
-    <w:name w:val="Titre 4 Car"/>
-    <w:basedOn w:val="Policepardfaut"/>
-    <w:link w:val="Titre4"/>
+  <w:style w:type="character" w:customStyle="1" w:styleId="Heading4Char">
+    <w:name w:val="Heading 4 Char"/>
+    <w:basedOn w:val="DefaultParagraphFont"/>
+    <w:link w:val="Heading4"/>
     <w:uiPriority w:val="9"/>
     <w:semiHidden/>
     <w:rsid w:val="00906F43"/>
@@ -6888,10 +6810,10 @@
       <w:color w:val="0F4761" w:themeColor="accent1" w:themeShade="BF"/>
     </w:rPr>
   </w:style>
-  <w:style w:type="character" w:customStyle="1" w:styleId="Titre5Car">
-    <w:name w:val="Titre 5 Car"/>
-    <w:basedOn w:val="Policepardfaut"/>
-    <w:link w:val="Titre5"/>
+  <w:style w:type="character" w:customStyle="1" w:styleId="Heading5Char">
+    <w:name w:val="Heading 5 Char"/>
+    <w:basedOn w:val="DefaultParagraphFont"/>
+    <w:link w:val="Heading5"/>
     <w:uiPriority w:val="9"/>
     <w:semiHidden/>
     <w:rsid w:val="00906F43"/>
@@ -6900,10 +6822,10 @@
       <w:color w:val="0F4761" w:themeColor="accent1" w:themeShade="BF"/>
     </w:rPr>
   </w:style>
-  <w:style w:type="character" w:customStyle="1" w:styleId="Titre6Car">
-    <w:name w:val="Titre 6 Car"/>
-    <w:basedOn w:val="Policepardfaut"/>
-    <w:link w:val="Titre6"/>
+  <w:style w:type="character" w:customStyle="1" w:styleId="Heading6Char">
+    <w:name w:val="Heading 6 Char"/>
+    <w:basedOn w:val="DefaultParagraphFont"/>
+    <w:link w:val="Heading6"/>
     <w:uiPriority w:val="9"/>
     <w:semiHidden/>
     <w:rsid w:val="00906F43"/>
@@ -6914,10 +6836,10 @@
       <w:color w:val="595959" w:themeColor="text1" w:themeTint="A6"/>
     </w:rPr>
   </w:style>
-  <w:style w:type="character" w:customStyle="1" w:styleId="Titre7Car">
-    <w:name w:val="Titre 7 Car"/>
-    <w:basedOn w:val="Policepardfaut"/>
-    <w:link w:val="Titre7"/>
+  <w:style w:type="character" w:customStyle="1" w:styleId="Heading7Char">
+    <w:name w:val="Heading 7 Char"/>
+    <w:basedOn w:val="DefaultParagraphFont"/>
+    <w:link w:val="Heading7"/>
     <w:uiPriority w:val="9"/>
     <w:semiHidden/>
     <w:rsid w:val="00906F43"/>
@@ -6926,10 +6848,10 @@
       <w:color w:val="595959" w:themeColor="text1" w:themeTint="A6"/>
     </w:rPr>
   </w:style>
-  <w:style w:type="character" w:customStyle="1" w:styleId="Titre8Car">
-    <w:name w:val="Titre 8 Car"/>
-    <w:basedOn w:val="Policepardfaut"/>
-    <w:link w:val="Titre8"/>
+  <w:style w:type="character" w:customStyle="1" w:styleId="Heading8Char">
+    <w:name w:val="Heading 8 Char"/>
+    <w:basedOn w:val="DefaultParagraphFont"/>
+    <w:link w:val="Heading8"/>
     <w:uiPriority w:val="9"/>
     <w:semiHidden/>
     <w:rsid w:val="00906F43"/>
@@ -6940,10 +6862,10 @@
       <w:color w:val="272727" w:themeColor="text1" w:themeTint="D8"/>
     </w:rPr>
   </w:style>
-  <w:style w:type="character" w:customStyle="1" w:styleId="Titre9Car">
-    <w:name w:val="Titre 9 Car"/>
-    <w:basedOn w:val="Policepardfaut"/>
-    <w:link w:val="Titre9"/>
+  <w:style w:type="character" w:customStyle="1" w:styleId="Heading9Char">
+    <w:name w:val="Heading 9 Char"/>
+    <w:basedOn w:val="DefaultParagraphFont"/>
+    <w:link w:val="Heading9"/>
     <w:uiPriority w:val="9"/>
     <w:semiHidden/>
     <w:rsid w:val="00906F43"/>
@@ -6952,11 +6874,11 @@
       <w:color w:val="272727" w:themeColor="text1" w:themeTint="D8"/>
     </w:rPr>
   </w:style>
-  <w:style w:type="paragraph" w:styleId="Titre">
+  <w:style w:type="paragraph" w:styleId="Title">
     <w:name w:val="Title"/>
     <w:basedOn w:val="Normal"/>
     <w:next w:val="Normal"/>
-    <w:link w:val="TitreCar"/>
+    <w:link w:val="TitleChar"/>
     <w:uiPriority w:val="10"/>
     <w:qFormat/>
     <w:rsid w:val="00906F43"/>
@@ -6972,10 +6894,10 @@
       <w:szCs w:val="56"/>
     </w:rPr>
   </w:style>
-  <w:style w:type="character" w:customStyle="1" w:styleId="TitreCar">
-    <w:name w:val="Titre Car"/>
-    <w:basedOn w:val="Policepardfaut"/>
-    <w:link w:val="Titre"/>
+  <w:style w:type="character" w:customStyle="1" w:styleId="TitleChar">
+    <w:name w:val="Title Char"/>
+    <w:basedOn w:val="DefaultParagraphFont"/>
+    <w:link w:val="Title"/>
     <w:uiPriority w:val="10"/>
     <w:rsid w:val="00906F43"/>
     <w:rPr>
@@ -6986,11 +6908,11 @@
       <w:szCs w:val="56"/>
     </w:rPr>
   </w:style>
-  <w:style w:type="paragraph" w:styleId="Sous-titre">
+  <w:style w:type="paragraph" w:styleId="Subtitle">
     <w:name w:val="Subtitle"/>
     <w:basedOn w:val="Normal"/>
     <w:next w:val="Normal"/>
-    <w:link w:val="Sous-titreCar"/>
+    <w:link w:val="SubtitleChar"/>
     <w:uiPriority w:val="11"/>
     <w:qFormat/>
     <w:rsid w:val="00906F43"/>
@@ -7007,10 +6929,10 @@
       <w:szCs w:val="28"/>
     </w:rPr>
   </w:style>
-  <w:style w:type="character" w:customStyle="1" w:styleId="Sous-titreCar">
-    <w:name w:val="Sous-titre Car"/>
-    <w:basedOn w:val="Policepardfaut"/>
-    <w:link w:val="Sous-titre"/>
+  <w:style w:type="character" w:customStyle="1" w:styleId="SubtitleChar">
+    <w:name w:val="Subtitle Char"/>
+    <w:basedOn w:val="DefaultParagraphFont"/>
+    <w:link w:val="Subtitle"/>
     <w:uiPriority w:val="11"/>
     <w:rsid w:val="00906F43"/>
     <w:rPr>
@@ -7021,11 +6943,11 @@
       <w:szCs w:val="28"/>
     </w:rPr>
   </w:style>
-  <w:style w:type="paragraph" w:styleId="Citation">
+  <w:style w:type="paragraph" w:styleId="Quote">
     <w:name w:val="Quote"/>
     <w:basedOn w:val="Normal"/>
     <w:next w:val="Normal"/>
-    <w:link w:val="CitationCar"/>
+    <w:link w:val="QuoteChar"/>
     <w:uiPriority w:val="29"/>
     <w:qFormat/>
     <w:rsid w:val="00906F43"/>
@@ -7039,10 +6961,10 @@
       <w:color w:val="404040" w:themeColor="text1" w:themeTint="BF"/>
     </w:rPr>
   </w:style>
-  <w:style w:type="character" w:customStyle="1" w:styleId="CitationCar">
-    <w:name w:val="Citation Car"/>
-    <w:basedOn w:val="Policepardfaut"/>
-    <w:link w:val="Citation"/>
+  <w:style w:type="character" w:customStyle="1" w:styleId="QuoteChar">
+    <w:name w:val="Quote Char"/>
+    <w:basedOn w:val="DefaultParagraphFont"/>
+    <w:link w:val="Quote"/>
     <w:uiPriority w:val="29"/>
     <w:rsid w:val="00906F43"/>
     <w:rPr>
@@ -7051,7 +6973,7 @@
       <w:color w:val="404040" w:themeColor="text1" w:themeTint="BF"/>
     </w:rPr>
   </w:style>
-  <w:style w:type="paragraph" w:styleId="Paragraphedeliste">
+  <w:style w:type="paragraph" w:styleId="ListParagraph">
     <w:name w:val="List Paragraph"/>
     <w:basedOn w:val="Normal"/>
     <w:uiPriority w:val="34"/>
@@ -7062,9 +6984,9 @@
       <w:contextualSpacing/>
     </w:pPr>
   </w:style>
-  <w:style w:type="character" w:styleId="Accentuationintense">
+  <w:style w:type="character" w:styleId="IntenseEmphasis">
     <w:name w:val="Intense Emphasis"/>
-    <w:basedOn w:val="Policepardfaut"/>
+    <w:basedOn w:val="DefaultParagraphFont"/>
     <w:uiPriority w:val="21"/>
     <w:qFormat/>
     <w:rsid w:val="00906F43"/>
@@ -7074,11 +6996,11 @@
       <w:color w:val="0F4761" w:themeColor="accent1" w:themeShade="BF"/>
     </w:rPr>
   </w:style>
-  <w:style w:type="paragraph" w:styleId="Citationintense">
+  <w:style w:type="paragraph" w:styleId="IntenseQuote">
     <w:name w:val="Intense Quote"/>
     <w:basedOn w:val="Normal"/>
     <w:next w:val="Normal"/>
-    <w:link w:val="CitationintenseCar"/>
+    <w:link w:val="IntenseQuoteChar"/>
     <w:uiPriority w:val="30"/>
     <w:qFormat/>
     <w:rsid w:val="00906F43"/>
@@ -7097,10 +7019,10 @@
       <w:color w:val="0F4761" w:themeColor="accent1" w:themeShade="BF"/>
     </w:rPr>
   </w:style>
-  <w:style w:type="character" w:customStyle="1" w:styleId="CitationintenseCar">
-    <w:name w:val="Citation intense Car"/>
-    <w:basedOn w:val="Policepardfaut"/>
-    <w:link w:val="Citationintense"/>
+  <w:style w:type="character" w:customStyle="1" w:styleId="IntenseQuoteChar">
+    <w:name w:val="Intense Quote Char"/>
+    <w:basedOn w:val="DefaultParagraphFont"/>
+    <w:link w:val="IntenseQuote"/>
     <w:uiPriority w:val="30"/>
     <w:rsid w:val="00906F43"/>
     <w:rPr>
@@ -7109,9 +7031,9 @@
       <w:color w:val="0F4761" w:themeColor="accent1" w:themeShade="BF"/>
     </w:rPr>
   </w:style>
-  <w:style w:type="character" w:styleId="Rfrenceintense">
+  <w:style w:type="character" w:styleId="IntenseReference">
     <w:name w:val="Intense Reference"/>
-    <w:basedOn w:val="Policepardfaut"/>
+    <w:basedOn w:val="DefaultParagraphFont"/>
     <w:uiPriority w:val="32"/>
     <w:qFormat/>
     <w:rsid w:val="00906F43"/>
@@ -7123,10 +7045,10 @@
       <w:spacing w:val="5"/>
     </w:rPr>
   </w:style>
-  <w:style w:type="paragraph" w:styleId="En-tte">
+  <w:style w:type="paragraph" w:styleId="Header">
     <w:name w:val="header"/>
     <w:basedOn w:val="Normal"/>
-    <w:link w:val="En-tteCar"/>
+    <w:link w:val="HeaderChar"/>
     <w:uiPriority w:val="99"/>
     <w:unhideWhenUsed/>
     <w:rsid w:val="00906F43"/>
@@ -7138,17 +7060,17 @@
       <w:spacing w:after="0" w:line="240" w:lineRule="auto"/>
     </w:pPr>
   </w:style>
-  <w:style w:type="character" w:customStyle="1" w:styleId="En-tteCar">
-    <w:name w:val="En-tête Car"/>
-    <w:basedOn w:val="Policepardfaut"/>
-    <w:link w:val="En-tte"/>
+  <w:style w:type="character" w:customStyle="1" w:styleId="HeaderChar">
+    <w:name w:val="Header Char"/>
+    <w:basedOn w:val="DefaultParagraphFont"/>
+    <w:link w:val="Header"/>
     <w:uiPriority w:val="99"/>
     <w:rsid w:val="00906F43"/>
   </w:style>
-  <w:style w:type="paragraph" w:styleId="Pieddepage">
+  <w:style w:type="paragraph" w:styleId="Footer">
     <w:name w:val="footer"/>
     <w:basedOn w:val="Normal"/>
-    <w:link w:val="PieddepageCar"/>
+    <w:link w:val="FooterChar"/>
     <w:uiPriority w:val="99"/>
     <w:unhideWhenUsed/>
     <w:rsid w:val="00906F43"/>
@@ -7160,10 +7082,10 @@
       <w:spacing w:after="0" w:line="240" w:lineRule="auto"/>
     </w:pPr>
   </w:style>
-  <w:style w:type="character" w:customStyle="1" w:styleId="PieddepageCar">
-    <w:name w:val="Pied de page Car"/>
-    <w:basedOn w:val="Policepardfaut"/>
-    <w:link w:val="Pieddepage"/>
+  <w:style w:type="character" w:customStyle="1" w:styleId="FooterChar">
+    <w:name w:val="Footer Char"/>
+    <w:basedOn w:val="DefaultParagraphFont"/>
+    <w:link w:val="Footer"/>
     <w:uiPriority w:val="99"/>
     <w:rsid w:val="00906F43"/>
   </w:style>
